--- a/docs/mockups/MOCKUPS.docx
+++ b/docs/mockups/MOCKUPS.docx
@@ -3191,7 +3191,7 @@
             <w:r>
               <w:drawing>
                 <wp:inline distT="0" distB="0" distL="0" distR="0">
-                  <wp:extent cx="6276975" cy="3209925"/>
+                  <wp:extent cx="6276975" cy="2638425"/>
                   <wp:effectExtent t="0" r="0" b="0" l="0"/>
                   <wp:docPr id="1" name="" descr="" title=""/>
                   <wp:cNvGraphicFramePr>
@@ -3216,7 +3216,7 @@
                         <pic:spPr bwMode="auto">
                           <a:xfrm>
                             <a:off x="0" y="0"/>
-                            <a:ext cx="6276975" cy="3209925"/>
+                            <a:ext cx="6276975" cy="2638425"/>
                           </a:xfrm>
                           <a:prstGeom prst="rect">
                             <a:avLst/>

--- a/docs/mockups/MOCKUPS.docx
+++ b/docs/mockups/MOCKUPS.docx
@@ -102,7 +102,7 @@
         <w:spacing w:after="120"/>
       </w:pPr>
       <w:r>
-        <w:t xml:space="preserve">Wireframes de fidelidad media: labels, navegación y textos de UI reales; los datos mostrados (nombres, DNI, montos) son ilustrativos. El detalle de interacción concreta con cada pantalla se desarrolla en el entregable "Casos de Uso Reales".</w:t>
+        <w:t xml:space="preserve">Capturas reales del frontend implementado (React + Tailwind), no wireframes de diseño: se generaron levantando el backend y el frontend de este mismo repositorio contra una base de datos con datos de prueba, y navegando cada pantalla autenticado con un token real por rol. El detalle de interacción de cada pantalla (campos, botones, pasos) se desarrolla en el entregable "Casos de Uso Reales", que reutiliza estas mismas capturas anotadas con letras.</w:t>
       </w:r>
     </w:p>
     <w:p>
@@ -115,7 +115,7 @@
         <w:spacing w:after="60"/>
       </w:pPr>
       <w:r>
-        <w:t xml:space="preserve">Navegación lateral (Operador/Administrador): refleja los módulos del backend uno a uno. El Administrador ve además "Indicadores" y "Usuarios".</w:t>
+        <w:t xml:space="preserve">Los datos mostrados (nombres, DNI, montos, fechas) son de prueba, sembrados directamente en la base para cubrir estados variados; los textos de UI (labels, botones, mensajes) son los reales del código.</w:t>
       </w:r>
     </w:p>
     <w:p>
@@ -128,7 +128,7 @@
         <w:spacing w:after="60"/>
       </w:pPr>
       <w:r>
-        <w:t xml:space="preserve">Portal de autogestión (Beneficiario): navegación superior simplificada, sin acceso a datos de otros beneficiarios.</w:t>
+        <w:t xml:space="preserve">Los tres paneles de inicio (Operador, Administrador, Beneficiario) navegan a los mismos módulos que sus respectivas barras de navegación superior — el Administrador ve además la gestión completa del catálogo.</w:t>
       </w:r>
     </w:p>
     <w:p>
@@ -141,7 +141,7 @@
         <w:spacing w:after="60"/>
       </w:pPr>
       <w:r>
-        <w:t xml:space="preserve">Catálogo público: sin barra lateral ni sesión iniciada; accesible para cualquier visitante.</w:t>
+        <w:t xml:space="preserve">El backend expone rutas planas de compatibilidad (`/applicants`, `/donors`, etc.) que apuntan a las mismas pantallas que sus equivalentes bajo `/operador/...` y `/admin/...`; no se documentan aparte.</w:t>
       </w:r>
     </w:p>
     <w:p>
@@ -154,20 +154,7 @@
         <w:spacing w:after="60"/>
       </w:pPr>
       <w:r>
-        <w:t xml:space="preserve">Badges de estado: verde = OK/vigente/completo, amarillo = atención/vencido/en curso, rojo = pendiente/bloqueante, azul = informativo.</w:t>
-      </w:r>
-    </w:p>
-    <w:p>
-      <w:pPr>
-        <w:pStyle w:val="ListParagraph"/>
-        <w:numPr>
-          <w:ilvl w:val="0"/>
-          <w:numId w:val="1"/>
-        </w:numPr>
-        <w:spacing w:after="60"/>
-      </w:pPr>
-      <w:r>
-        <w:t xml:space="preserve">Las áreas con textura rayada representan imágenes o gráficos (fotos de marcos, gráficos del panel de impacto, previsualización del probador virtual).</w:t>
+        <w:t xml:space="preserve">La validación de identidad (RENAPER/manual) no tiene pantalla propia: el frontend actual no expone ningún control para eso (ver nota en la pantalla "Solicitante — Editar datos personales").</w:t>
       </w:r>
     </w:p>
     <w:p>
@@ -193,8 +180,8 @@
       </w:tblPr>
       <w:tblGrid>
         <w:gridCol w:w="500"/>
-        <w:gridCol w:w="3600"/>
-        <w:gridCol w:w="2200"/>
+        <w:gridCol w:w="3200"/>
+        <w:gridCol w:w="2600"/>
         <w:gridCol w:w="3780"/>
       </w:tblGrid>
       <w:tr>
@@ -227,7 +214,7 @@
         </w:tc>
         <w:tc>
           <w:tcPr>
-            <w:tcW w:type="dxa" w:w="3600"/>
+            <w:tcW w:type="dxa" w:w="3200"/>
             <w:shd w:fill="D9D9D9" w:color="auto" w:val="clear"/>
             <w:tcMar>
               <w:top w:type="dxa" w:w="60"/>
@@ -251,7 +238,7 @@
         </w:tc>
         <w:tc>
           <w:tcPr>
-            <w:tcW w:type="dxa" w:w="2200"/>
+            <w:tcW w:type="dxa" w:w="2600"/>
             <w:shd w:fill="D9D9D9" w:color="auto" w:val="clear"/>
             <w:tcMar>
               <w:top w:type="dxa" w:w="60"/>
@@ -293,7 +280,7 @@
                 <w:sz w:val="18"/>
                 <w:szCs w:val="18"/>
               </w:rPr>
-              <w:t xml:space="preserve">Casos de uso</w:t>
+              <w:t xml:space="preserve">Ruta real</w:t>
             </w:r>
           </w:p>
         </w:tc>
@@ -324,7 +311,7 @@
         </w:tc>
         <w:tc>
           <w:tcPr>
-            <w:tcW w:type="dxa" w:w="3600"/>
+            <w:tcW w:type="dxa" w:w="3200"/>
             <w:tcMar>
               <w:top w:type="dxa" w:w="60"/>
               <w:left w:type="dxa" w:w="80"/>
@@ -347,7 +334,7 @@
         </w:tc>
         <w:tc>
           <w:tcPr>
-            <w:tcW w:type="dxa" w:w="2200"/>
+            <w:tcW w:type="dxa" w:w="2600"/>
             <w:tcMar>
               <w:top w:type="dxa" w:w="60"/>
               <w:left w:type="dxa" w:w="80"/>
@@ -387,7 +374,7 @@
                 <w:sz w:val="17"/>
                 <w:szCs w:val="17"/>
               </w:rPr>
-              <w:t xml:space="preserve">RNF-01</w:t>
+              <w:t xml:space="preserve">/login</w:t>
             </w:r>
           </w:p>
         </w:tc>
@@ -418,47 +405,47 @@
         </w:tc>
         <w:tc>
           <w:tcPr>
-            <w:tcW w:type="dxa" w:w="3600"/>
-            <w:tcMar>
-              <w:top w:type="dxa" w:w="60"/>
-              <w:left w:type="dxa" w:w="80"/>
-              <w:bottom w:type="dxa" w:w="60"/>
-              <w:right w:type="dxa" w:w="80"/>
-            </w:tcMar>
-            <w:vAlign w:val="center"/>
-          </w:tcPr>
-          <w:p>
-            <w:r>
-              <w:rPr>
-                <w:b w:val="false"/>
-                <w:bCs w:val="false"/>
-                <w:sz w:val="17"/>
-                <w:szCs w:val="17"/>
-              </w:rPr>
-              <w:t xml:space="preserve">Inicio (panel del Operador)</w:t>
-            </w:r>
-          </w:p>
-        </w:tc>
-        <w:tc>
-          <w:tcPr>
-            <w:tcW w:type="dxa" w:w="2200"/>
-            <w:tcMar>
-              <w:top w:type="dxa" w:w="60"/>
-              <w:left w:type="dxa" w:w="80"/>
-              <w:bottom w:type="dxa" w:w="60"/>
-              <w:right w:type="dxa" w:w="80"/>
-            </w:tcMar>
-            <w:vAlign w:val="center"/>
-          </w:tcPr>
-          <w:p>
-            <w:r>
-              <w:rPr>
-                <w:b w:val="false"/>
-                <w:bCs w:val="false"/>
-                <w:sz w:val="17"/>
-                <w:szCs w:val="17"/>
-              </w:rPr>
-              <w:t xml:space="preserve">Operador</w:t>
+            <w:tcW w:type="dxa" w:w="3200"/>
+            <w:tcMar>
+              <w:top w:type="dxa" w:w="60"/>
+              <w:left w:type="dxa" w:w="80"/>
+              <w:bottom w:type="dxa" w:w="60"/>
+              <w:right w:type="dxa" w:w="80"/>
+            </w:tcMar>
+            <w:vAlign w:val="center"/>
+          </w:tcPr>
+          <w:p>
+            <w:r>
+              <w:rPr>
+                <w:b w:val="false"/>
+                <w:bCs w:val="false"/>
+                <w:sz w:val="17"/>
+                <w:szCs w:val="17"/>
+              </w:rPr>
+              <w:t xml:space="preserve">Registro de beneficiario (autogestión)</w:t>
+            </w:r>
+          </w:p>
+        </w:tc>
+        <w:tc>
+          <w:tcPr>
+            <w:tcW w:type="dxa" w:w="2600"/>
+            <w:tcMar>
+              <w:top w:type="dxa" w:w="60"/>
+              <w:left w:type="dxa" w:w="80"/>
+              <w:bottom w:type="dxa" w:w="60"/>
+              <w:right w:type="dxa" w:w="80"/>
+            </w:tcMar>
+            <w:vAlign w:val="center"/>
+          </w:tcPr>
+          <w:p>
+            <w:r>
+              <w:rPr>
+                <w:b w:val="false"/>
+                <w:bCs w:val="false"/>
+                <w:sz w:val="17"/>
+                <w:szCs w:val="17"/>
+              </w:rPr>
+              <w:t xml:space="preserve">Beneficiario</w:t>
             </w:r>
           </w:p>
         </w:tc>
@@ -481,7 +468,7 @@
                 <w:sz w:val="17"/>
                 <w:szCs w:val="17"/>
               </w:rPr>
-              <w:t xml:space="preserve">—</w:t>
+              <w:t xml:space="preserve">/register</w:t>
             </w:r>
           </w:p>
         </w:tc>
@@ -512,47 +499,47 @@
         </w:tc>
         <w:tc>
           <w:tcPr>
-            <w:tcW w:type="dxa" w:w="3600"/>
-            <w:tcMar>
-              <w:top w:type="dxa" w:w="60"/>
-              <w:left w:type="dxa" w:w="80"/>
-              <w:bottom w:type="dxa" w:w="60"/>
-              <w:right w:type="dxa" w:w="80"/>
-            </w:tcMar>
-            <w:vAlign w:val="center"/>
-          </w:tcPr>
-          <w:p>
-            <w:r>
-              <w:rPr>
-                <w:b w:val="false"/>
-                <w:bCs w:val="false"/>
-                <w:sz w:val="17"/>
-                <w:szCs w:val="17"/>
-              </w:rPr>
-              <w:t xml:space="preserve">Solicitantes — Listado</w:t>
-            </w:r>
-          </w:p>
-        </w:tc>
-        <w:tc>
-          <w:tcPr>
-            <w:tcW w:type="dxa" w:w="2200"/>
-            <w:tcMar>
-              <w:top w:type="dxa" w:w="60"/>
-              <w:left w:type="dxa" w:w="80"/>
-              <w:bottom w:type="dxa" w:w="60"/>
-              <w:right w:type="dxa" w:w="80"/>
-            </w:tcMar>
-            <w:vAlign w:val="center"/>
-          </w:tcPr>
-          <w:p>
-            <w:r>
-              <w:rPr>
-                <w:b w:val="false"/>
-                <w:bCs w:val="false"/>
-                <w:sz w:val="17"/>
-                <w:szCs w:val="17"/>
-              </w:rPr>
-              <w:t xml:space="preserve">Operador</w:t>
+            <w:tcW w:type="dxa" w:w="3200"/>
+            <w:tcMar>
+              <w:top w:type="dxa" w:w="60"/>
+              <w:left w:type="dxa" w:w="80"/>
+              <w:bottom w:type="dxa" w:w="60"/>
+              <w:right w:type="dxa" w:w="80"/>
+            </w:tcMar>
+            <w:vAlign w:val="center"/>
+          </w:tcPr>
+          <w:p>
+            <w:r>
+              <w:rPr>
+                <w:b w:val="false"/>
+                <w:bCs w:val="false"/>
+                <w:sz w:val="17"/>
+                <w:szCs w:val="17"/>
+              </w:rPr>
+              <w:t xml:space="preserve">Landing institucional pública</w:t>
+            </w:r>
+          </w:p>
+        </w:tc>
+        <w:tc>
+          <w:tcPr>
+            <w:tcW w:type="dxa" w:w="2600"/>
+            <w:tcMar>
+              <w:top w:type="dxa" w:w="60"/>
+              <w:left w:type="dxa" w:w="80"/>
+              <w:bottom w:type="dxa" w:w="60"/>
+              <w:right w:type="dxa" w:w="80"/>
+            </w:tcMar>
+            <w:vAlign w:val="center"/>
+          </w:tcPr>
+          <w:p>
+            <w:r>
+              <w:rPr>
+                <w:b w:val="false"/>
+                <w:bCs w:val="false"/>
+                <w:sz w:val="17"/>
+                <w:szCs w:val="17"/>
+              </w:rPr>
+              <w:t xml:space="preserve">Público</w:t>
             </w:r>
           </w:p>
         </w:tc>
@@ -575,7 +562,7 @@
                 <w:sz w:val="17"/>
                 <w:szCs w:val="17"/>
               </w:rPr>
-              <w:t xml:space="preserve">UC-08</w:t>
+              <w:t xml:space="preserve">/</w:t>
             </w:r>
           </w:p>
         </w:tc>
@@ -606,30 +593,30 @@
         </w:tc>
         <w:tc>
           <w:tcPr>
-            <w:tcW w:type="dxa" w:w="3600"/>
-            <w:tcMar>
-              <w:top w:type="dxa" w:w="60"/>
-              <w:left w:type="dxa" w:w="80"/>
-              <w:bottom w:type="dxa" w:w="60"/>
-              <w:right w:type="dxa" w:w="80"/>
-            </w:tcMar>
-            <w:vAlign w:val="center"/>
-          </w:tcPr>
-          <w:p>
-            <w:r>
-              <w:rPr>
-                <w:b w:val="false"/>
-                <w:bCs w:val="false"/>
-                <w:sz w:val="17"/>
-                <w:szCs w:val="17"/>
-              </w:rPr>
-              <w:t xml:space="preserve">Solicitantes — Alta / Detalle y validación</w:t>
-            </w:r>
-          </w:p>
-        </w:tc>
-        <w:tc>
-          <w:tcPr>
-            <w:tcW w:type="dxa" w:w="2200"/>
+            <w:tcW w:type="dxa" w:w="3200"/>
+            <w:tcMar>
+              <w:top w:type="dxa" w:w="60"/>
+              <w:left w:type="dxa" w:w="80"/>
+              <w:bottom w:type="dxa" w:w="60"/>
+              <w:right w:type="dxa" w:w="80"/>
+            </w:tcMar>
+            <w:vAlign w:val="center"/>
+          </w:tcPr>
+          <w:p>
+            <w:r>
+              <w:rPr>
+                <w:b w:val="false"/>
+                <w:bCs w:val="false"/>
+                <w:sz w:val="17"/>
+                <w:szCs w:val="17"/>
+              </w:rPr>
+              <w:t xml:space="preserve">Inicio — panel del Operador</w:t>
+            </w:r>
+          </w:p>
+        </w:tc>
+        <w:tc>
+          <w:tcPr>
+            <w:tcW w:type="dxa" w:w="2600"/>
             <w:tcMar>
               <w:top w:type="dxa" w:w="60"/>
               <w:left w:type="dxa" w:w="80"/>
@@ -669,7 +656,7 @@
                 <w:sz w:val="17"/>
                 <w:szCs w:val="17"/>
               </w:rPr>
-              <w:t xml:space="preserve">UC-01, UC-02, UC-06, UC-03, UC-04, UC-05, UC-07</w:t>
+              <w:t xml:space="preserve">/operador</w:t>
             </w:r>
           </w:p>
         </w:tc>
@@ -700,47 +687,47 @@
         </w:tc>
         <w:tc>
           <w:tcPr>
-            <w:tcW w:type="dxa" w:w="3600"/>
-            <w:tcMar>
-              <w:top w:type="dxa" w:w="60"/>
-              <w:left w:type="dxa" w:w="80"/>
-              <w:bottom w:type="dxa" w:w="60"/>
-              <w:right w:type="dxa" w:w="80"/>
-            </w:tcMar>
-            <w:vAlign w:val="center"/>
-          </w:tcPr>
-          <w:p>
-            <w:r>
-              <w:rPr>
-                <w:b w:val="false"/>
-                <w:bCs w:val="false"/>
-                <w:sz w:val="17"/>
-                <w:szCs w:val="17"/>
-              </w:rPr>
-              <w:t xml:space="preserve">Donantes — Listado</w:t>
-            </w:r>
-          </w:p>
-        </w:tc>
-        <w:tc>
-          <w:tcPr>
-            <w:tcW w:type="dxa" w:w="2200"/>
-            <w:tcMar>
-              <w:top w:type="dxa" w:w="60"/>
-              <w:left w:type="dxa" w:w="80"/>
-              <w:bottom w:type="dxa" w:w="60"/>
-              <w:right w:type="dxa" w:w="80"/>
-            </w:tcMar>
-            <w:vAlign w:val="center"/>
-          </w:tcPr>
-          <w:p>
-            <w:r>
-              <w:rPr>
-                <w:b w:val="false"/>
-                <w:bCs w:val="false"/>
-                <w:sz w:val="17"/>
-                <w:szCs w:val="17"/>
-              </w:rPr>
-              <w:t xml:space="preserve">Operador</w:t>
+            <w:tcW w:type="dxa" w:w="3200"/>
+            <w:tcMar>
+              <w:top w:type="dxa" w:w="60"/>
+              <w:left w:type="dxa" w:w="80"/>
+              <w:bottom w:type="dxa" w:w="60"/>
+              <w:right w:type="dxa" w:w="80"/>
+            </w:tcMar>
+            <w:vAlign w:val="center"/>
+          </w:tcPr>
+          <w:p>
+            <w:r>
+              <w:rPr>
+                <w:b w:val="false"/>
+                <w:bCs w:val="false"/>
+                <w:sz w:val="17"/>
+                <w:szCs w:val="17"/>
+              </w:rPr>
+              <w:t xml:space="preserve">Inicio — panel del Administrador</w:t>
+            </w:r>
+          </w:p>
+        </w:tc>
+        <w:tc>
+          <w:tcPr>
+            <w:tcW w:type="dxa" w:w="2600"/>
+            <w:tcMar>
+              <w:top w:type="dxa" w:w="60"/>
+              <w:left w:type="dxa" w:w="80"/>
+              <w:bottom w:type="dxa" w:w="60"/>
+              <w:right w:type="dxa" w:w="80"/>
+            </w:tcMar>
+            <w:vAlign w:val="center"/>
+          </w:tcPr>
+          <w:p>
+            <w:r>
+              <w:rPr>
+                <w:b w:val="false"/>
+                <w:bCs w:val="false"/>
+                <w:sz w:val="17"/>
+                <w:szCs w:val="17"/>
+              </w:rPr>
+              <w:t xml:space="preserve">Administrador</w:t>
             </w:r>
           </w:p>
         </w:tc>
@@ -763,7 +750,7 @@
                 <w:sz w:val="17"/>
                 <w:szCs w:val="17"/>
               </w:rPr>
-              <w:t xml:space="preserve">UC-12</w:t>
+              <w:t xml:space="preserve">/admin</w:t>
             </w:r>
           </w:p>
         </w:tc>
@@ -794,47 +781,47 @@
         </w:tc>
         <w:tc>
           <w:tcPr>
-            <w:tcW w:type="dxa" w:w="3600"/>
-            <w:tcMar>
-              <w:top w:type="dxa" w:w="60"/>
-              <w:left w:type="dxa" w:w="80"/>
-              <w:bottom w:type="dxa" w:w="60"/>
-              <w:right w:type="dxa" w:w="80"/>
-            </w:tcMar>
-            <w:vAlign w:val="center"/>
-          </w:tcPr>
-          <w:p>
-            <w:r>
-              <w:rPr>
-                <w:b w:val="false"/>
-                <w:bCs w:val="false"/>
-                <w:sz w:val="17"/>
-                <w:szCs w:val="17"/>
-              </w:rPr>
-              <w:t xml:space="preserve">Donantes — Registrar recepción de marcos</w:t>
-            </w:r>
-          </w:p>
-        </w:tc>
-        <w:tc>
-          <w:tcPr>
-            <w:tcW w:type="dxa" w:w="2200"/>
-            <w:tcMar>
-              <w:top w:type="dxa" w:w="60"/>
-              <w:left w:type="dxa" w:w="80"/>
-              <w:bottom w:type="dxa" w:w="60"/>
-              <w:right w:type="dxa" w:w="80"/>
-            </w:tcMar>
-            <w:vAlign w:val="center"/>
-          </w:tcPr>
-          <w:p>
-            <w:r>
-              <w:rPr>
-                <w:b w:val="false"/>
-                <w:bCs w:val="false"/>
-                <w:sz w:val="17"/>
-                <w:szCs w:val="17"/>
-              </w:rPr>
-              <w:t xml:space="preserve">Operador</w:t>
+            <w:tcW w:type="dxa" w:w="3200"/>
+            <w:tcMar>
+              <w:top w:type="dxa" w:w="60"/>
+              <w:left w:type="dxa" w:w="80"/>
+              <w:bottom w:type="dxa" w:w="60"/>
+              <w:right w:type="dxa" w:w="80"/>
+            </w:tcMar>
+            <w:vAlign w:val="center"/>
+          </w:tcPr>
+          <w:p>
+            <w:r>
+              <w:rPr>
+                <w:b w:val="false"/>
+                <w:bCs w:val="false"/>
+                <w:sz w:val="17"/>
+                <w:szCs w:val="17"/>
+              </w:rPr>
+              <w:t xml:space="preserve">Solicitantes — Listado</w:t>
+            </w:r>
+          </w:p>
+        </w:tc>
+        <w:tc>
+          <w:tcPr>
+            <w:tcW w:type="dxa" w:w="2600"/>
+            <w:tcMar>
+              <w:top w:type="dxa" w:w="60"/>
+              <w:left w:type="dxa" w:w="80"/>
+              <w:bottom w:type="dxa" w:w="60"/>
+              <w:right w:type="dxa" w:w="80"/>
+            </w:tcMar>
+            <w:vAlign w:val="center"/>
+          </w:tcPr>
+          <w:p>
+            <w:r>
+              <w:rPr>
+                <w:b w:val="false"/>
+                <w:bCs w:val="false"/>
+                <w:sz w:val="17"/>
+                <w:szCs w:val="17"/>
+              </w:rPr>
+              <w:t xml:space="preserve">Operador, Administrador</w:t>
             </w:r>
           </w:p>
         </w:tc>
@@ -857,7 +844,7 @@
                 <w:sz w:val="17"/>
                 <w:szCs w:val="17"/>
               </w:rPr>
-              <w:t xml:space="preserve">UC-09, UC-10, UC-11</w:t>
+              <w:t xml:space="preserve">/operador/solicitantes</w:t>
             </w:r>
           </w:p>
         </w:tc>
@@ -888,47 +875,47 @@
         </w:tc>
         <w:tc>
           <w:tcPr>
-            <w:tcW w:type="dxa" w:w="3600"/>
-            <w:tcMar>
-              <w:top w:type="dxa" w:w="60"/>
-              <w:left w:type="dxa" w:w="80"/>
-              <w:bottom w:type="dxa" w:w="60"/>
-              <w:right w:type="dxa" w:w="80"/>
-            </w:tcMar>
-            <w:vAlign w:val="center"/>
-          </w:tcPr>
-          <w:p>
-            <w:r>
-              <w:rPr>
-                <w:b w:val="false"/>
-                <w:bCs w:val="false"/>
-                <w:sz w:val="17"/>
-                <w:szCs w:val="17"/>
-              </w:rPr>
-              <w:t xml:space="preserve">Inventario de marcos</w:t>
-            </w:r>
-          </w:p>
-        </w:tc>
-        <w:tc>
-          <w:tcPr>
-            <w:tcW w:type="dxa" w:w="2200"/>
-            <w:tcMar>
-              <w:top w:type="dxa" w:w="60"/>
-              <w:left w:type="dxa" w:w="80"/>
-              <w:bottom w:type="dxa" w:w="60"/>
-              <w:right w:type="dxa" w:w="80"/>
-            </w:tcMar>
-            <w:vAlign w:val="center"/>
-          </w:tcPr>
-          <w:p>
-            <w:r>
-              <w:rPr>
-                <w:b w:val="false"/>
-                <w:bCs w:val="false"/>
-                <w:sz w:val="17"/>
-                <w:szCs w:val="17"/>
-              </w:rPr>
-              <w:t xml:space="preserve">Operador</w:t>
+            <w:tcW w:type="dxa" w:w="3200"/>
+            <w:tcMar>
+              <w:top w:type="dxa" w:w="60"/>
+              <w:left w:type="dxa" w:w="80"/>
+              <w:bottom w:type="dxa" w:w="60"/>
+              <w:right w:type="dxa" w:w="80"/>
+            </w:tcMar>
+            <w:vAlign w:val="center"/>
+          </w:tcPr>
+          <w:p>
+            <w:r>
+              <w:rPr>
+                <w:b w:val="false"/>
+                <w:bCs w:val="false"/>
+                <w:sz w:val="17"/>
+                <w:szCs w:val="17"/>
+              </w:rPr>
+              <w:t xml:space="preserve">Solicitante — Editar datos personales</w:t>
+            </w:r>
+          </w:p>
+        </w:tc>
+        <w:tc>
+          <w:tcPr>
+            <w:tcW w:type="dxa" w:w="2600"/>
+            <w:tcMar>
+              <w:top w:type="dxa" w:w="60"/>
+              <w:left w:type="dxa" w:w="80"/>
+              <w:bottom w:type="dxa" w:w="60"/>
+              <w:right w:type="dxa" w:w="80"/>
+            </w:tcMar>
+            <w:vAlign w:val="center"/>
+          </w:tcPr>
+          <w:p>
+            <w:r>
+              <w:rPr>
+                <w:b w:val="false"/>
+                <w:bCs w:val="false"/>
+                <w:sz w:val="17"/>
+                <w:szCs w:val="17"/>
+              </w:rPr>
+              <w:t xml:space="preserve">Operador, Administrador</w:t>
             </w:r>
           </w:p>
         </w:tc>
@@ -951,7 +938,7 @@
                 <w:sz w:val="17"/>
                 <w:szCs w:val="17"/>
               </w:rPr>
-              <w:t xml:space="preserve">UC-13</w:t>
+              <w:t xml:space="preserve">/operador/solicitantes/:id/edit</w:t>
             </w:r>
           </w:p>
         </w:tc>
@@ -982,47 +969,47 @@
         </w:tc>
         <w:tc>
           <w:tcPr>
-            <w:tcW w:type="dxa" w:w="3600"/>
-            <w:tcMar>
-              <w:top w:type="dxa" w:w="60"/>
-              <w:left w:type="dxa" w:w="80"/>
-              <w:bottom w:type="dxa" w:w="60"/>
-              <w:right w:type="dxa" w:w="80"/>
-            </w:tcMar>
-            <w:vAlign w:val="center"/>
-          </w:tcPr>
-          <w:p>
-            <w:r>
-              <w:rPr>
-                <w:b w:val="false"/>
-                <w:bCs w:val="false"/>
-                <w:sz w:val="17"/>
-                <w:szCs w:val="17"/>
-              </w:rPr>
-              <w:t xml:space="preserve">Asignación — Match y asignar marco</w:t>
-            </w:r>
-          </w:p>
-        </w:tc>
-        <w:tc>
-          <w:tcPr>
-            <w:tcW w:type="dxa" w:w="2200"/>
-            <w:tcMar>
-              <w:top w:type="dxa" w:w="60"/>
-              <w:left w:type="dxa" w:w="80"/>
-              <w:bottom w:type="dxa" w:w="60"/>
-              <w:right w:type="dxa" w:w="80"/>
-            </w:tcMar>
-            <w:vAlign w:val="center"/>
-          </w:tcPr>
-          <w:p>
-            <w:r>
-              <w:rPr>
-                <w:b w:val="false"/>
-                <w:bCs w:val="false"/>
-                <w:sz w:val="17"/>
-                <w:szCs w:val="17"/>
-              </w:rPr>
-              <w:t xml:space="preserve">Operador</w:t>
+            <w:tcW w:type="dxa" w:w="3200"/>
+            <w:tcMar>
+              <w:top w:type="dxa" w:w="60"/>
+              <w:left w:type="dxa" w:w="80"/>
+              <w:bottom w:type="dxa" w:w="60"/>
+              <w:right w:type="dxa" w:w="80"/>
+            </w:tcMar>
+            <w:vAlign w:val="center"/>
+          </w:tcPr>
+          <w:p>
+            <w:r>
+              <w:rPr>
+                <w:b w:val="false"/>
+                <w:bCs w:val="false"/>
+                <w:sz w:val="17"/>
+                <w:szCs w:val="17"/>
+              </w:rPr>
+              <w:t xml:space="preserve">Solicitante — Recetas</w:t>
+            </w:r>
+          </w:p>
+        </w:tc>
+        <w:tc>
+          <w:tcPr>
+            <w:tcW w:type="dxa" w:w="2600"/>
+            <w:tcMar>
+              <w:top w:type="dxa" w:w="60"/>
+              <w:left w:type="dxa" w:w="80"/>
+              <w:bottom w:type="dxa" w:w="60"/>
+              <w:right w:type="dxa" w:w="80"/>
+            </w:tcMar>
+            <w:vAlign w:val="center"/>
+          </w:tcPr>
+          <w:p>
+            <w:r>
+              <w:rPr>
+                <w:b w:val="false"/>
+                <w:bCs w:val="false"/>
+                <w:sz w:val="17"/>
+                <w:szCs w:val="17"/>
+              </w:rPr>
+              <w:t xml:space="preserve">Operador, Administrador</w:t>
             </w:r>
           </w:p>
         </w:tc>
@@ -1045,7 +1032,7 @@
                 <w:sz w:val="17"/>
                 <w:szCs w:val="17"/>
               </w:rPr>
-              <w:t xml:space="preserve">UC-14, UC-15</w:t>
+              <w:t xml:space="preserve">/operador/solicitantes/:id/prescriptions</w:t>
             </w:r>
           </w:p>
         </w:tc>
@@ -1076,47 +1063,47 @@
         </w:tc>
         <w:tc>
           <w:tcPr>
-            <w:tcW w:type="dxa" w:w="3600"/>
-            <w:tcMar>
-              <w:top w:type="dxa" w:w="60"/>
-              <w:left w:type="dxa" w:w="80"/>
-              <w:bottom w:type="dxa" w:w="60"/>
-              <w:right w:type="dxa" w:w="80"/>
-            </w:tcMar>
-            <w:vAlign w:val="center"/>
-          </w:tcPr>
-          <w:p>
-            <w:r>
-              <w:rPr>
-                <w:b w:val="false"/>
-                <w:bCs w:val="false"/>
-                <w:sz w:val="17"/>
-                <w:szCs w:val="17"/>
-              </w:rPr>
-              <w:t xml:space="preserve">Trazabilidad de la asignación</w:t>
-            </w:r>
-          </w:p>
-        </w:tc>
-        <w:tc>
-          <w:tcPr>
-            <w:tcW w:type="dxa" w:w="2200"/>
-            <w:tcMar>
-              <w:top w:type="dxa" w:w="60"/>
-              <w:left w:type="dxa" w:w="80"/>
-              <w:bottom w:type="dxa" w:w="60"/>
-              <w:right w:type="dxa" w:w="80"/>
-            </w:tcMar>
-            <w:vAlign w:val="center"/>
-          </w:tcPr>
-          <w:p>
-            <w:r>
-              <w:rPr>
-                <w:b w:val="false"/>
-                <w:bCs w:val="false"/>
-                <w:sz w:val="17"/>
-                <w:szCs w:val="17"/>
-              </w:rPr>
-              <w:t xml:space="preserve">Operador</w:t>
+            <w:tcW w:type="dxa" w:w="3200"/>
+            <w:tcMar>
+              <w:top w:type="dxa" w:w="60"/>
+              <w:left w:type="dxa" w:w="80"/>
+              <w:bottom w:type="dxa" w:w="60"/>
+              <w:right w:type="dxa" w:w="80"/>
+            </w:tcMar>
+            <w:vAlign w:val="center"/>
+          </w:tcPr>
+          <w:p>
+            <w:r>
+              <w:rPr>
+                <w:b w:val="false"/>
+                <w:bCs w:val="false"/>
+                <w:sz w:val="17"/>
+                <w:szCs w:val="17"/>
+              </w:rPr>
+              <w:t xml:space="preserve">Solicitante — Certificación ANSES</w:t>
+            </w:r>
+          </w:p>
+        </w:tc>
+        <w:tc>
+          <w:tcPr>
+            <w:tcW w:type="dxa" w:w="2600"/>
+            <w:tcMar>
+              <w:top w:type="dxa" w:w="60"/>
+              <w:left w:type="dxa" w:w="80"/>
+              <w:bottom w:type="dxa" w:w="60"/>
+              <w:right w:type="dxa" w:w="80"/>
+            </w:tcMar>
+            <w:vAlign w:val="center"/>
+          </w:tcPr>
+          <w:p>
+            <w:r>
+              <w:rPr>
+                <w:b w:val="false"/>
+                <w:bCs w:val="false"/>
+                <w:sz w:val="17"/>
+                <w:szCs w:val="17"/>
+              </w:rPr>
+              <w:t xml:space="preserve">Operador, Administrador</w:t>
             </w:r>
           </w:p>
         </w:tc>
@@ -1139,7 +1126,7 @@
                 <w:sz w:val="17"/>
                 <w:szCs w:val="17"/>
               </w:rPr>
-              <w:t xml:space="preserve">UC-16</w:t>
+              <w:t xml:space="preserve">/operador/solicitantes/:id/anses-certificate</w:t>
             </w:r>
           </w:p>
         </w:tc>
@@ -1170,47 +1157,47 @@
         </w:tc>
         <w:tc>
           <w:tcPr>
-            <w:tcW w:type="dxa" w:w="3600"/>
-            <w:tcMar>
-              <w:top w:type="dxa" w:w="60"/>
-              <w:left w:type="dxa" w:w="80"/>
-              <w:bottom w:type="dxa" w:w="60"/>
-              <w:right w:type="dxa" w:w="80"/>
-            </w:tcMar>
-            <w:vAlign w:val="center"/>
-          </w:tcPr>
-          <w:p>
-            <w:r>
-              <w:rPr>
-                <w:b w:val="false"/>
-                <w:bCs w:val="false"/>
-                <w:sz w:val="17"/>
-                <w:szCs w:val="17"/>
-              </w:rPr>
-              <w:t xml:space="preserve">Probador virtual</w:t>
-            </w:r>
-          </w:p>
-        </w:tc>
-        <w:tc>
-          <w:tcPr>
-            <w:tcW w:type="dxa" w:w="2200"/>
-            <w:tcMar>
-              <w:top w:type="dxa" w:w="60"/>
-              <w:left w:type="dxa" w:w="80"/>
-              <w:bottom w:type="dxa" w:w="60"/>
-              <w:right w:type="dxa" w:w="80"/>
-            </w:tcMar>
-            <w:vAlign w:val="center"/>
-          </w:tcPr>
-          <w:p>
-            <w:r>
-              <w:rPr>
-                <w:b w:val="false"/>
-                <w:bCs w:val="false"/>
-                <w:sz w:val="17"/>
-                <w:szCs w:val="17"/>
-              </w:rPr>
-              <w:t xml:space="preserve">Beneficiario / Operador</w:t>
+            <w:tcW w:type="dxa" w:w="3200"/>
+            <w:tcMar>
+              <w:top w:type="dxa" w:w="60"/>
+              <w:left w:type="dxa" w:w="80"/>
+              <w:bottom w:type="dxa" w:w="60"/>
+              <w:right w:type="dxa" w:w="80"/>
+            </w:tcMar>
+            <w:vAlign w:val="center"/>
+          </w:tcPr>
+          <w:p>
+            <w:r>
+              <w:rPr>
+                <w:b w:val="false"/>
+                <w:bCs w:val="false"/>
+                <w:sz w:val="17"/>
+                <w:szCs w:val="17"/>
+              </w:rPr>
+              <w:t xml:space="preserve">Solicitante — Certificación ANSES (vencida)</w:t>
+            </w:r>
+          </w:p>
+        </w:tc>
+        <w:tc>
+          <w:tcPr>
+            <w:tcW w:type="dxa" w:w="2600"/>
+            <w:tcMar>
+              <w:top w:type="dxa" w:w="60"/>
+              <w:left w:type="dxa" w:w="80"/>
+              <w:bottom w:type="dxa" w:w="60"/>
+              <w:right w:type="dxa" w:w="80"/>
+            </w:tcMar>
+            <w:vAlign w:val="center"/>
+          </w:tcPr>
+          <w:p>
+            <w:r>
+              <w:rPr>
+                <w:b w:val="false"/>
+                <w:bCs w:val="false"/>
+                <w:sz w:val="17"/>
+                <w:szCs w:val="17"/>
+              </w:rPr>
+              <w:t xml:space="preserve">Operador, Administrador</w:t>
             </w:r>
           </w:p>
         </w:tc>
@@ -1233,7 +1220,7 @@
                 <w:sz w:val="17"/>
                 <w:szCs w:val="17"/>
               </w:rPr>
-              <w:t xml:space="preserve">UC-17, UC-18, UC-19</w:t>
+              <w:t xml:space="preserve">ídem</w:t>
             </w:r>
           </w:p>
         </w:tc>
@@ -1264,47 +1251,47 @@
         </w:tc>
         <w:tc>
           <w:tcPr>
-            <w:tcW w:type="dxa" w:w="3600"/>
-            <w:tcMar>
-              <w:top w:type="dxa" w:w="60"/>
-              <w:left w:type="dxa" w:w="80"/>
-              <w:bottom w:type="dxa" w:w="60"/>
-              <w:right w:type="dxa" w:w="80"/>
-            </w:tcMar>
-            <w:vAlign w:val="center"/>
-          </w:tcPr>
-          <w:p>
-            <w:r>
-              <w:rPr>
-                <w:b w:val="false"/>
-                <w:bCs w:val="false"/>
-                <w:sz w:val="17"/>
-                <w:szCs w:val="17"/>
-              </w:rPr>
-              <w:t xml:space="preserve">Turnos — Agenda del staff</w:t>
-            </w:r>
-          </w:p>
-        </w:tc>
-        <w:tc>
-          <w:tcPr>
-            <w:tcW w:type="dxa" w:w="2200"/>
-            <w:tcMar>
-              <w:top w:type="dxa" w:w="60"/>
-              <w:left w:type="dxa" w:w="80"/>
-              <w:bottom w:type="dxa" w:w="60"/>
-              <w:right w:type="dxa" w:w="80"/>
-            </w:tcMar>
-            <w:vAlign w:val="center"/>
-          </w:tcPr>
-          <w:p>
-            <w:r>
-              <w:rPr>
-                <w:b w:val="false"/>
-                <w:bCs w:val="false"/>
-                <w:sz w:val="17"/>
-                <w:szCs w:val="17"/>
-              </w:rPr>
-              <w:t xml:space="preserve">Operador</w:t>
+            <w:tcW w:type="dxa" w:w="3200"/>
+            <w:tcMar>
+              <w:top w:type="dxa" w:w="60"/>
+              <w:left w:type="dxa" w:w="80"/>
+              <w:bottom w:type="dxa" w:w="60"/>
+              <w:right w:type="dxa" w:w="80"/>
+            </w:tcMar>
+            <w:vAlign w:val="center"/>
+          </w:tcPr>
+          <w:p>
+            <w:r>
+              <w:rPr>
+                <w:b w:val="false"/>
+                <w:bCs w:val="false"/>
+                <w:sz w:val="17"/>
+                <w:szCs w:val="17"/>
+              </w:rPr>
+              <w:t xml:space="preserve">Donantes — Listado</w:t>
+            </w:r>
+          </w:p>
+        </w:tc>
+        <w:tc>
+          <w:tcPr>
+            <w:tcW w:type="dxa" w:w="2600"/>
+            <w:tcMar>
+              <w:top w:type="dxa" w:w="60"/>
+              <w:left w:type="dxa" w:w="80"/>
+              <w:bottom w:type="dxa" w:w="60"/>
+              <w:right w:type="dxa" w:w="80"/>
+            </w:tcMar>
+            <w:vAlign w:val="center"/>
+          </w:tcPr>
+          <w:p>
+            <w:r>
+              <w:rPr>
+                <w:b w:val="false"/>
+                <w:bCs w:val="false"/>
+                <w:sz w:val="17"/>
+                <w:szCs w:val="17"/>
+              </w:rPr>
+              <w:t xml:space="preserve">Operador, Administrador</w:t>
             </w:r>
           </w:p>
         </w:tc>
@@ -1327,7 +1314,7 @@
                 <w:sz w:val="17"/>
                 <w:szCs w:val="17"/>
               </w:rPr>
-              <w:t xml:space="preserve">UC-20, UC-21, UC-22</w:t>
+              <w:t xml:space="preserve">/operador/donantes</w:t>
             </w:r>
           </w:p>
         </w:tc>
@@ -1358,47 +1345,47 @@
         </w:tc>
         <w:tc>
           <w:tcPr>
-            <w:tcW w:type="dxa" w:w="3600"/>
-            <w:tcMar>
-              <w:top w:type="dxa" w:w="60"/>
-              <w:left w:type="dxa" w:w="80"/>
-              <w:bottom w:type="dxa" w:w="60"/>
-              <w:right w:type="dxa" w:w="80"/>
-            </w:tcMar>
-            <w:vAlign w:val="center"/>
-          </w:tcPr>
-          <w:p>
-            <w:r>
-              <w:rPr>
-                <w:b w:val="false"/>
-                <w:bCs w:val="false"/>
-                <w:sz w:val="17"/>
-                <w:szCs w:val="17"/>
-              </w:rPr>
-              <w:t xml:space="preserve">Autogestión — Mis turnos</w:t>
-            </w:r>
-          </w:p>
-        </w:tc>
-        <w:tc>
-          <w:tcPr>
-            <w:tcW w:type="dxa" w:w="2200"/>
-            <w:tcMar>
-              <w:top w:type="dxa" w:w="60"/>
-              <w:left w:type="dxa" w:w="80"/>
-              <w:bottom w:type="dxa" w:w="60"/>
-              <w:right w:type="dxa" w:w="80"/>
-            </w:tcMar>
-            <w:vAlign w:val="center"/>
-          </w:tcPr>
-          <w:p>
-            <w:r>
-              <w:rPr>
-                <w:b w:val="false"/>
-                <w:bCs w:val="false"/>
-                <w:sz w:val="17"/>
-                <w:szCs w:val="17"/>
-              </w:rPr>
-              <w:t xml:space="preserve">Beneficiario</w:t>
+            <w:tcW w:type="dxa" w:w="3200"/>
+            <w:tcMar>
+              <w:top w:type="dxa" w:w="60"/>
+              <w:left w:type="dxa" w:w="80"/>
+              <w:bottom w:type="dxa" w:w="60"/>
+              <w:right w:type="dxa" w:w="80"/>
+            </w:tcMar>
+            <w:vAlign w:val="center"/>
+          </w:tcPr>
+          <w:p>
+            <w:r>
+              <w:rPr>
+                <w:b w:val="false"/>
+                <w:bCs w:val="false"/>
+                <w:sz w:val="17"/>
+                <w:szCs w:val="17"/>
+              </w:rPr>
+              <w:t xml:space="preserve">Donante — Marcos donados</w:t>
+            </w:r>
+          </w:p>
+        </w:tc>
+        <w:tc>
+          <w:tcPr>
+            <w:tcW w:type="dxa" w:w="2600"/>
+            <w:tcMar>
+              <w:top w:type="dxa" w:w="60"/>
+              <w:left w:type="dxa" w:w="80"/>
+              <w:bottom w:type="dxa" w:w="60"/>
+              <w:right w:type="dxa" w:w="80"/>
+            </w:tcMar>
+            <w:vAlign w:val="center"/>
+          </w:tcPr>
+          <w:p>
+            <w:r>
+              <w:rPr>
+                <w:b w:val="false"/>
+                <w:bCs w:val="false"/>
+                <w:sz w:val="17"/>
+                <w:szCs w:val="17"/>
+              </w:rPr>
+              <w:t xml:space="preserve">Operador, Administrador</w:t>
             </w:r>
           </w:p>
         </w:tc>
@@ -1421,7 +1408,7 @@
                 <w:sz w:val="17"/>
                 <w:szCs w:val="17"/>
               </w:rPr>
-              <w:t xml:space="preserve">UC-20, UC-20b, UC-21</w:t>
+              <w:t xml:space="preserve">/operador/donantes/:id/frames</w:t>
             </w:r>
           </w:p>
         </w:tc>
@@ -1452,47 +1439,47 @@
         </w:tc>
         <w:tc>
           <w:tcPr>
-            <w:tcW w:type="dxa" w:w="3600"/>
-            <w:tcMar>
-              <w:top w:type="dxa" w:w="60"/>
-              <w:left w:type="dxa" w:w="80"/>
-              <w:bottom w:type="dxa" w:w="60"/>
-              <w:right w:type="dxa" w:w="80"/>
-            </w:tcMar>
-            <w:vAlign w:val="center"/>
-          </w:tcPr>
-          <w:p>
-            <w:r>
-              <w:rPr>
-                <w:b w:val="false"/>
-                <w:bCs w:val="false"/>
-                <w:sz w:val="17"/>
-                <w:szCs w:val="17"/>
-              </w:rPr>
-              <w:t xml:space="preserve">Logística — Envíos entre sucursales</w:t>
-            </w:r>
-          </w:p>
-        </w:tc>
-        <w:tc>
-          <w:tcPr>
-            <w:tcW w:type="dxa" w:w="2200"/>
-            <w:tcMar>
-              <w:top w:type="dxa" w:w="60"/>
-              <w:left w:type="dxa" w:w="80"/>
-              <w:bottom w:type="dxa" w:w="60"/>
-              <w:right w:type="dxa" w:w="80"/>
-            </w:tcMar>
-            <w:vAlign w:val="center"/>
-          </w:tcPr>
-          <w:p>
-            <w:r>
-              <w:rPr>
-                <w:b w:val="false"/>
-                <w:bCs w:val="false"/>
-                <w:sz w:val="17"/>
-                <w:szCs w:val="17"/>
-              </w:rPr>
-              <w:t xml:space="preserve">Operador</w:t>
+            <w:tcW w:type="dxa" w:w="3200"/>
+            <w:tcMar>
+              <w:top w:type="dxa" w:w="60"/>
+              <w:left w:type="dxa" w:w="80"/>
+              <w:bottom w:type="dxa" w:w="60"/>
+              <w:right w:type="dxa" w:w="80"/>
+            </w:tcMar>
+            <w:vAlign w:val="center"/>
+          </w:tcPr>
+          <w:p>
+            <w:r>
+              <w:rPr>
+                <w:b w:val="false"/>
+                <w:bCs w:val="false"/>
+                <w:sz w:val="17"/>
+                <w:szCs w:val="17"/>
+              </w:rPr>
+              <w:t xml:space="preserve">Inventario de marcos</w:t>
+            </w:r>
+          </w:p>
+        </w:tc>
+        <w:tc>
+          <w:tcPr>
+            <w:tcW w:type="dxa" w:w="2600"/>
+            <w:tcMar>
+              <w:top w:type="dxa" w:w="60"/>
+              <w:left w:type="dxa" w:w="80"/>
+              <w:bottom w:type="dxa" w:w="60"/>
+              <w:right w:type="dxa" w:w="80"/>
+            </w:tcMar>
+            <w:vAlign w:val="center"/>
+          </w:tcPr>
+          <w:p>
+            <w:r>
+              <w:rPr>
+                <w:b w:val="false"/>
+                <w:bCs w:val="false"/>
+                <w:sz w:val="17"/>
+                <w:szCs w:val="17"/>
+              </w:rPr>
+              <w:t xml:space="preserve">Operador, Administrador</w:t>
             </w:r>
           </w:p>
         </w:tc>
@@ -1515,7 +1502,7 @@
                 <w:sz w:val="17"/>
                 <w:szCs w:val="17"/>
               </w:rPr>
-              <w:t xml:space="preserve">UC-23, UC-24, UC-25</w:t>
+              <w:t xml:space="preserve">/operador/marcos</w:t>
             </w:r>
           </w:p>
         </w:tc>
@@ -1546,47 +1533,47 @@
         </w:tc>
         <w:tc>
           <w:tcPr>
-            <w:tcW w:type="dxa" w:w="3600"/>
-            <w:tcMar>
-              <w:top w:type="dxa" w:w="60"/>
-              <w:left w:type="dxa" w:w="80"/>
-              <w:bottom w:type="dxa" w:w="60"/>
-              <w:right w:type="dxa" w:w="80"/>
-            </w:tcMar>
-            <w:vAlign w:val="center"/>
-          </w:tcPr>
-          <w:p>
-            <w:r>
-              <w:rPr>
-                <w:b w:val="false"/>
-                <w:bCs w:val="false"/>
-                <w:sz w:val="17"/>
-                <w:szCs w:val="17"/>
-              </w:rPr>
-              <w:t xml:space="preserve">Panel de indicadores de impacto</w:t>
-            </w:r>
-          </w:p>
-        </w:tc>
-        <w:tc>
-          <w:tcPr>
-            <w:tcW w:type="dxa" w:w="2200"/>
-            <w:tcMar>
-              <w:top w:type="dxa" w:w="60"/>
-              <w:left w:type="dxa" w:w="80"/>
-              <w:bottom w:type="dxa" w:w="60"/>
-              <w:right w:type="dxa" w:w="80"/>
-            </w:tcMar>
-            <w:vAlign w:val="center"/>
-          </w:tcPr>
-          <w:p>
-            <w:r>
-              <w:rPr>
-                <w:b w:val="false"/>
-                <w:bCs w:val="false"/>
-                <w:sz w:val="17"/>
-                <w:szCs w:val="17"/>
-              </w:rPr>
-              <w:t xml:space="preserve">Administrador</w:t>
+            <w:tcW w:type="dxa" w:w="3200"/>
+            <w:tcMar>
+              <w:top w:type="dxa" w:w="60"/>
+              <w:left w:type="dxa" w:w="80"/>
+              <w:bottom w:type="dxa" w:w="60"/>
+              <w:right w:type="dxa" w:w="80"/>
+            </w:tcMar>
+            <w:vAlign w:val="center"/>
+          </w:tcPr>
+          <w:p>
+            <w:r>
+              <w:rPr>
+                <w:b w:val="false"/>
+                <w:bCs w:val="false"/>
+                <w:sz w:val="17"/>
+                <w:szCs w:val="17"/>
+              </w:rPr>
+              <w:t xml:space="preserve">Asignaciones — Cola</w:t>
+            </w:r>
+          </w:p>
+        </w:tc>
+        <w:tc>
+          <w:tcPr>
+            <w:tcW w:type="dxa" w:w="2600"/>
+            <w:tcMar>
+              <w:top w:type="dxa" w:w="60"/>
+              <w:left w:type="dxa" w:w="80"/>
+              <w:bottom w:type="dxa" w:w="60"/>
+              <w:right w:type="dxa" w:w="80"/>
+            </w:tcMar>
+            <w:vAlign w:val="center"/>
+          </w:tcPr>
+          <w:p>
+            <w:r>
+              <w:rPr>
+                <w:b w:val="false"/>
+                <w:bCs w:val="false"/>
+                <w:sz w:val="17"/>
+                <w:szCs w:val="17"/>
+              </w:rPr>
+              <w:t xml:space="preserve">Operador, Administrador</w:t>
             </w:r>
           </w:p>
         </w:tc>
@@ -1609,7 +1596,7 @@
                 <w:sz w:val="17"/>
                 <w:szCs w:val="17"/>
               </w:rPr>
-              <w:t xml:space="preserve">UC-26, UC-27</w:t>
+              <w:t xml:space="preserve">/operador/asignaciones</w:t>
             </w:r>
           </w:p>
         </w:tc>
@@ -1640,47 +1627,47 @@
         </w:tc>
         <w:tc>
           <w:tcPr>
-            <w:tcW w:type="dxa" w:w="3600"/>
-            <w:tcMar>
-              <w:top w:type="dxa" w:w="60"/>
-              <w:left w:type="dxa" w:w="80"/>
-              <w:bottom w:type="dxa" w:w="60"/>
-              <w:right w:type="dxa" w:w="80"/>
-            </w:tcMar>
-            <w:vAlign w:val="center"/>
-          </w:tcPr>
-          <w:p>
-            <w:r>
-              <w:rPr>
-                <w:b w:val="false"/>
-                <w:bCs w:val="false"/>
-                <w:sz w:val="17"/>
-                <w:szCs w:val="17"/>
-              </w:rPr>
-              <w:t xml:space="preserve">Catálogo público de anteojos de sol</w:t>
-            </w:r>
-          </w:p>
-        </w:tc>
-        <w:tc>
-          <w:tcPr>
-            <w:tcW w:type="dxa" w:w="2200"/>
-            <w:tcMar>
-              <w:top w:type="dxa" w:w="60"/>
-              <w:left w:type="dxa" w:w="80"/>
-              <w:bottom w:type="dxa" w:w="60"/>
-              <w:right w:type="dxa" w:w="80"/>
-            </w:tcMar>
-            <w:vAlign w:val="center"/>
-          </w:tcPr>
-          <w:p>
-            <w:r>
-              <w:rPr>
-                <w:b w:val="false"/>
-                <w:bCs w:val="false"/>
-                <w:sz w:val="17"/>
-                <w:szCs w:val="17"/>
-              </w:rPr>
-              <w:t xml:space="preserve">Comprador</w:t>
+            <w:tcW w:type="dxa" w:w="3200"/>
+            <w:tcMar>
+              <w:top w:type="dxa" w:w="60"/>
+              <w:left w:type="dxa" w:w="80"/>
+              <w:bottom w:type="dxa" w:w="60"/>
+              <w:right w:type="dxa" w:w="80"/>
+            </w:tcMar>
+            <w:vAlign w:val="center"/>
+          </w:tcPr>
+          <w:p>
+            <w:r>
+              <w:rPr>
+                <w:b w:val="false"/>
+                <w:bCs w:val="false"/>
+                <w:sz w:val="17"/>
+                <w:szCs w:val="17"/>
+              </w:rPr>
+              <w:t xml:space="preserve">Asignar un marco (nueva asignación)</w:t>
+            </w:r>
+          </w:p>
+        </w:tc>
+        <w:tc>
+          <w:tcPr>
+            <w:tcW w:type="dxa" w:w="2600"/>
+            <w:tcMar>
+              <w:top w:type="dxa" w:w="60"/>
+              <w:left w:type="dxa" w:w="80"/>
+              <w:bottom w:type="dxa" w:w="60"/>
+              <w:right w:type="dxa" w:w="80"/>
+            </w:tcMar>
+            <w:vAlign w:val="center"/>
+          </w:tcPr>
+          <w:p>
+            <w:r>
+              <w:rPr>
+                <w:b w:val="false"/>
+                <w:bCs w:val="false"/>
+                <w:sz w:val="17"/>
+                <w:szCs w:val="17"/>
+              </w:rPr>
+              <w:t xml:space="preserve">Operador, Administrador</w:t>
             </w:r>
           </w:p>
         </w:tc>
@@ -1703,7 +1690,7 @@
                 <w:sz w:val="17"/>
                 <w:szCs w:val="17"/>
               </w:rPr>
-              <w:t xml:space="preserve">UC-28</w:t>
+              <w:t xml:space="preserve">/operador/solicitantes/:id/assignments/new</w:t>
             </w:r>
           </w:p>
         </w:tc>
@@ -1734,30 +1721,876 @@
         </w:tc>
         <w:tc>
           <w:tcPr>
-            <w:tcW w:type="dxa" w:w="3600"/>
-            <w:tcMar>
-              <w:top w:type="dxa" w:w="60"/>
-              <w:left w:type="dxa" w:w="80"/>
-              <w:bottom w:type="dxa" w:w="60"/>
-              <w:right w:type="dxa" w:w="80"/>
-            </w:tcMar>
-            <w:vAlign w:val="center"/>
-          </w:tcPr>
-          <w:p>
-            <w:r>
-              <w:rPr>
-                <w:b w:val="false"/>
-                <w:bCs w:val="false"/>
-                <w:sz w:val="17"/>
-                <w:szCs w:val="17"/>
-              </w:rPr>
-              <w:t xml:space="preserve">Catálogo — Gestión de stock y ventas</w:t>
-            </w:r>
-          </w:p>
-        </w:tc>
-        <w:tc>
-          <w:tcPr>
-            <w:tcW w:type="dxa" w:w="2200"/>
+            <w:tcW w:type="dxa" w:w="3200"/>
+            <w:tcMar>
+              <w:top w:type="dxa" w:w="60"/>
+              <w:left w:type="dxa" w:w="80"/>
+              <w:bottom w:type="dxa" w:w="60"/>
+              <w:right w:type="dxa" w:w="80"/>
+            </w:tcMar>
+            <w:vAlign w:val="center"/>
+          </w:tcPr>
+          <w:p>
+            <w:r>
+              <w:rPr>
+                <w:b w:val="false"/>
+                <w:bCs w:val="false"/>
+                <w:sz w:val="17"/>
+                <w:szCs w:val="17"/>
+              </w:rPr>
+              <w:t xml:space="preserve">Asignación — Detalle y trazabilidad</w:t>
+            </w:r>
+          </w:p>
+        </w:tc>
+        <w:tc>
+          <w:tcPr>
+            <w:tcW w:type="dxa" w:w="2600"/>
+            <w:tcMar>
+              <w:top w:type="dxa" w:w="60"/>
+              <w:left w:type="dxa" w:w="80"/>
+              <w:bottom w:type="dxa" w:w="60"/>
+              <w:right w:type="dxa" w:w="80"/>
+            </w:tcMar>
+            <w:vAlign w:val="center"/>
+          </w:tcPr>
+          <w:p>
+            <w:r>
+              <w:rPr>
+                <w:b w:val="false"/>
+                <w:bCs w:val="false"/>
+                <w:sz w:val="17"/>
+                <w:szCs w:val="17"/>
+              </w:rPr>
+              <w:t xml:space="preserve">Operador, Administrador</w:t>
+            </w:r>
+          </w:p>
+        </w:tc>
+        <w:tc>
+          <w:tcPr>
+            <w:tcW w:type="dxa" w:w="3780"/>
+            <w:tcMar>
+              <w:top w:type="dxa" w:w="60"/>
+              <w:left w:type="dxa" w:w="80"/>
+              <w:bottom w:type="dxa" w:w="60"/>
+              <w:right w:type="dxa" w:w="80"/>
+            </w:tcMar>
+            <w:vAlign w:val="center"/>
+          </w:tcPr>
+          <w:p>
+            <w:r>
+              <w:rPr>
+                <w:b w:val="false"/>
+                <w:bCs w:val="false"/>
+                <w:sz w:val="17"/>
+                <w:szCs w:val="17"/>
+              </w:rPr>
+              <w:t xml:space="preserve">/operador/asignaciones/:id</w:t>
+            </w:r>
+          </w:p>
+        </w:tc>
+      </w:tr>
+      <w:tr>
+        <w:tc>
+          <w:tcPr>
+            <w:tcW w:type="dxa" w:w="500"/>
+            <w:tcMar>
+              <w:top w:type="dxa" w:w="60"/>
+              <w:left w:type="dxa" w:w="80"/>
+              <w:bottom w:type="dxa" w:w="60"/>
+              <w:right w:type="dxa" w:w="80"/>
+            </w:tcMar>
+            <w:vAlign w:val="center"/>
+          </w:tcPr>
+          <w:p>
+            <w:r>
+              <w:rPr>
+                <w:b w:val="false"/>
+                <w:bCs w:val="false"/>
+                <w:sz w:val="17"/>
+                <w:szCs w:val="17"/>
+              </w:rPr>
+              <w:t xml:space="preserve">17</w:t>
+            </w:r>
+          </w:p>
+        </w:tc>
+        <w:tc>
+          <w:tcPr>
+            <w:tcW w:type="dxa" w:w="3200"/>
+            <w:tcMar>
+              <w:top w:type="dxa" w:w="60"/>
+              <w:left w:type="dxa" w:w="80"/>
+              <w:bottom w:type="dxa" w:w="60"/>
+              <w:right w:type="dxa" w:w="80"/>
+            </w:tcMar>
+            <w:vAlign w:val="center"/>
+          </w:tcPr>
+          <w:p>
+            <w:r>
+              <w:rPr>
+                <w:b w:val="false"/>
+                <w:bCs w:val="false"/>
+                <w:sz w:val="17"/>
+                <w:szCs w:val="17"/>
+              </w:rPr>
+              <w:t xml:space="preserve">Turnos — Agenda del staff</w:t>
+            </w:r>
+          </w:p>
+        </w:tc>
+        <w:tc>
+          <w:tcPr>
+            <w:tcW w:type="dxa" w:w="2600"/>
+            <w:tcMar>
+              <w:top w:type="dxa" w:w="60"/>
+              <w:left w:type="dxa" w:w="80"/>
+              <w:bottom w:type="dxa" w:w="60"/>
+              <w:right w:type="dxa" w:w="80"/>
+            </w:tcMar>
+            <w:vAlign w:val="center"/>
+          </w:tcPr>
+          <w:p>
+            <w:r>
+              <w:rPr>
+                <w:b w:val="false"/>
+                <w:bCs w:val="false"/>
+                <w:sz w:val="17"/>
+                <w:szCs w:val="17"/>
+              </w:rPr>
+              <w:t xml:space="preserve">Operador, Administrador</w:t>
+            </w:r>
+          </w:p>
+        </w:tc>
+        <w:tc>
+          <w:tcPr>
+            <w:tcW w:type="dxa" w:w="3780"/>
+            <w:tcMar>
+              <w:top w:type="dxa" w:w="60"/>
+              <w:left w:type="dxa" w:w="80"/>
+              <w:bottom w:type="dxa" w:w="60"/>
+              <w:right w:type="dxa" w:w="80"/>
+            </w:tcMar>
+            <w:vAlign w:val="center"/>
+          </w:tcPr>
+          <w:p>
+            <w:r>
+              <w:rPr>
+                <w:b w:val="false"/>
+                <w:bCs w:val="false"/>
+                <w:sz w:val="17"/>
+                <w:szCs w:val="17"/>
+              </w:rPr>
+              <w:t xml:space="preserve">/operador/turnos</w:t>
+            </w:r>
+          </w:p>
+        </w:tc>
+      </w:tr>
+      <w:tr>
+        <w:tc>
+          <w:tcPr>
+            <w:tcW w:type="dxa" w:w="500"/>
+            <w:tcMar>
+              <w:top w:type="dxa" w:w="60"/>
+              <w:left w:type="dxa" w:w="80"/>
+              <w:bottom w:type="dxa" w:w="60"/>
+              <w:right w:type="dxa" w:w="80"/>
+            </w:tcMar>
+            <w:vAlign w:val="center"/>
+          </w:tcPr>
+          <w:p>
+            <w:r>
+              <w:rPr>
+                <w:b w:val="false"/>
+                <w:bCs w:val="false"/>
+                <w:sz w:val="17"/>
+                <w:szCs w:val="17"/>
+              </w:rPr>
+              <w:t xml:space="preserve">18</w:t>
+            </w:r>
+          </w:p>
+        </w:tc>
+        <w:tc>
+          <w:tcPr>
+            <w:tcW w:type="dxa" w:w="3200"/>
+            <w:tcMar>
+              <w:top w:type="dxa" w:w="60"/>
+              <w:left w:type="dxa" w:w="80"/>
+              <w:bottom w:type="dxa" w:w="60"/>
+              <w:right w:type="dxa" w:w="80"/>
+            </w:tcMar>
+            <w:vAlign w:val="center"/>
+          </w:tcPr>
+          <w:p>
+            <w:r>
+              <w:rPr>
+                <w:b w:val="false"/>
+                <w:bCs w:val="false"/>
+                <w:sz w:val="17"/>
+                <w:szCs w:val="17"/>
+              </w:rPr>
+              <w:t xml:space="preserve">Agendar un turno (staff)</w:t>
+            </w:r>
+          </w:p>
+        </w:tc>
+        <w:tc>
+          <w:tcPr>
+            <w:tcW w:type="dxa" w:w="2600"/>
+            <w:tcMar>
+              <w:top w:type="dxa" w:w="60"/>
+              <w:left w:type="dxa" w:w="80"/>
+              <w:bottom w:type="dxa" w:w="60"/>
+              <w:right w:type="dxa" w:w="80"/>
+            </w:tcMar>
+            <w:vAlign w:val="center"/>
+          </w:tcPr>
+          <w:p>
+            <w:r>
+              <w:rPr>
+                <w:b w:val="false"/>
+                <w:bCs w:val="false"/>
+                <w:sz w:val="17"/>
+                <w:szCs w:val="17"/>
+              </w:rPr>
+              <w:t xml:space="preserve">Operador, Administrador</w:t>
+            </w:r>
+          </w:p>
+        </w:tc>
+        <w:tc>
+          <w:tcPr>
+            <w:tcW w:type="dxa" w:w="3780"/>
+            <w:tcMar>
+              <w:top w:type="dxa" w:w="60"/>
+              <w:left w:type="dxa" w:w="80"/>
+              <w:bottom w:type="dxa" w:w="60"/>
+              <w:right w:type="dxa" w:w="80"/>
+            </w:tcMar>
+            <w:vAlign w:val="center"/>
+          </w:tcPr>
+          <w:p>
+            <w:r>
+              <w:rPr>
+                <w:b w:val="false"/>
+                <w:bCs w:val="false"/>
+                <w:sz w:val="17"/>
+                <w:szCs w:val="17"/>
+              </w:rPr>
+              <w:t xml:space="preserve">/operador/solicitantes/:id/appointments/new</w:t>
+            </w:r>
+          </w:p>
+        </w:tc>
+      </w:tr>
+      <w:tr>
+        <w:tc>
+          <w:tcPr>
+            <w:tcW w:type="dxa" w:w="500"/>
+            <w:tcMar>
+              <w:top w:type="dxa" w:w="60"/>
+              <w:left w:type="dxa" w:w="80"/>
+              <w:bottom w:type="dxa" w:w="60"/>
+              <w:right w:type="dxa" w:w="80"/>
+            </w:tcMar>
+            <w:vAlign w:val="center"/>
+          </w:tcPr>
+          <w:p>
+            <w:r>
+              <w:rPr>
+                <w:b w:val="false"/>
+                <w:bCs w:val="false"/>
+                <w:sz w:val="17"/>
+                <w:szCs w:val="17"/>
+              </w:rPr>
+              <w:t xml:space="preserve">19</w:t>
+            </w:r>
+          </w:p>
+        </w:tc>
+        <w:tc>
+          <w:tcPr>
+            <w:tcW w:type="dxa" w:w="3200"/>
+            <w:tcMar>
+              <w:top w:type="dxa" w:w="60"/>
+              <w:left w:type="dxa" w:w="80"/>
+              <w:bottom w:type="dxa" w:w="60"/>
+              <w:right w:type="dxa" w:w="80"/>
+            </w:tcMar>
+            <w:vAlign w:val="center"/>
+          </w:tcPr>
+          <w:p>
+            <w:r>
+              <w:rPr>
+                <w:b w:val="false"/>
+                <w:bCs w:val="false"/>
+                <w:sz w:val="17"/>
+                <w:szCs w:val="17"/>
+              </w:rPr>
+              <w:t xml:space="preserve">Envíos — Listado</w:t>
+            </w:r>
+          </w:p>
+        </w:tc>
+        <w:tc>
+          <w:tcPr>
+            <w:tcW w:type="dxa" w:w="2600"/>
+            <w:tcMar>
+              <w:top w:type="dxa" w:w="60"/>
+              <w:left w:type="dxa" w:w="80"/>
+              <w:bottom w:type="dxa" w:w="60"/>
+              <w:right w:type="dxa" w:w="80"/>
+            </w:tcMar>
+            <w:vAlign w:val="center"/>
+          </w:tcPr>
+          <w:p>
+            <w:r>
+              <w:rPr>
+                <w:b w:val="false"/>
+                <w:bCs w:val="false"/>
+                <w:sz w:val="17"/>
+                <w:szCs w:val="17"/>
+              </w:rPr>
+              <w:t xml:space="preserve">Operador, Administrador</w:t>
+            </w:r>
+          </w:p>
+        </w:tc>
+        <w:tc>
+          <w:tcPr>
+            <w:tcW w:type="dxa" w:w="3780"/>
+            <w:tcMar>
+              <w:top w:type="dxa" w:w="60"/>
+              <w:left w:type="dxa" w:w="80"/>
+              <w:bottom w:type="dxa" w:w="60"/>
+              <w:right w:type="dxa" w:w="80"/>
+            </w:tcMar>
+            <w:vAlign w:val="center"/>
+          </w:tcPr>
+          <w:p>
+            <w:r>
+              <w:rPr>
+                <w:b w:val="false"/>
+                <w:bCs w:val="false"/>
+                <w:sz w:val="17"/>
+                <w:szCs w:val="17"/>
+              </w:rPr>
+              <w:t xml:space="preserve">/operador/envios</w:t>
+            </w:r>
+          </w:p>
+        </w:tc>
+      </w:tr>
+      <w:tr>
+        <w:tc>
+          <w:tcPr>
+            <w:tcW w:type="dxa" w:w="500"/>
+            <w:tcMar>
+              <w:top w:type="dxa" w:w="60"/>
+              <w:left w:type="dxa" w:w="80"/>
+              <w:bottom w:type="dxa" w:w="60"/>
+              <w:right w:type="dxa" w:w="80"/>
+            </w:tcMar>
+            <w:vAlign w:val="center"/>
+          </w:tcPr>
+          <w:p>
+            <w:r>
+              <w:rPr>
+                <w:b w:val="false"/>
+                <w:bCs w:val="false"/>
+                <w:sz w:val="17"/>
+                <w:szCs w:val="17"/>
+              </w:rPr>
+              <w:t xml:space="preserve">20</w:t>
+            </w:r>
+          </w:p>
+        </w:tc>
+        <w:tc>
+          <w:tcPr>
+            <w:tcW w:type="dxa" w:w="3200"/>
+            <w:tcMar>
+              <w:top w:type="dxa" w:w="60"/>
+              <w:left w:type="dxa" w:w="80"/>
+              <w:bottom w:type="dxa" w:w="60"/>
+              <w:right w:type="dxa" w:w="80"/>
+            </w:tcMar>
+            <w:vAlign w:val="center"/>
+          </w:tcPr>
+          <w:p>
+            <w:r>
+              <w:rPr>
+                <w:b w:val="false"/>
+                <w:bCs w:val="false"/>
+                <w:sz w:val="17"/>
+                <w:szCs w:val="17"/>
+              </w:rPr>
+              <w:t xml:space="preserve">Armar un paquete de envío</w:t>
+            </w:r>
+          </w:p>
+        </w:tc>
+        <w:tc>
+          <w:tcPr>
+            <w:tcW w:type="dxa" w:w="2600"/>
+            <w:tcMar>
+              <w:top w:type="dxa" w:w="60"/>
+              <w:left w:type="dxa" w:w="80"/>
+              <w:bottom w:type="dxa" w:w="60"/>
+              <w:right w:type="dxa" w:w="80"/>
+            </w:tcMar>
+            <w:vAlign w:val="center"/>
+          </w:tcPr>
+          <w:p>
+            <w:r>
+              <w:rPr>
+                <w:b w:val="false"/>
+                <w:bCs w:val="false"/>
+                <w:sz w:val="17"/>
+                <w:szCs w:val="17"/>
+              </w:rPr>
+              <w:t xml:space="preserve">Operador, Administrador</w:t>
+            </w:r>
+          </w:p>
+        </w:tc>
+        <w:tc>
+          <w:tcPr>
+            <w:tcW w:type="dxa" w:w="3780"/>
+            <w:tcMar>
+              <w:top w:type="dxa" w:w="60"/>
+              <w:left w:type="dxa" w:w="80"/>
+              <w:bottom w:type="dxa" w:w="60"/>
+              <w:right w:type="dxa" w:w="80"/>
+            </w:tcMar>
+            <w:vAlign w:val="center"/>
+          </w:tcPr>
+          <w:p>
+            <w:r>
+              <w:rPr>
+                <w:b w:val="false"/>
+                <w:bCs w:val="false"/>
+                <w:sz w:val="17"/>
+                <w:szCs w:val="17"/>
+              </w:rPr>
+              <w:t xml:space="preserve">/operador/envios/new</w:t>
+            </w:r>
+          </w:p>
+        </w:tc>
+      </w:tr>
+      <w:tr>
+        <w:tc>
+          <w:tcPr>
+            <w:tcW w:type="dxa" w:w="500"/>
+            <w:tcMar>
+              <w:top w:type="dxa" w:w="60"/>
+              <w:left w:type="dxa" w:w="80"/>
+              <w:bottom w:type="dxa" w:w="60"/>
+              <w:right w:type="dxa" w:w="80"/>
+            </w:tcMar>
+            <w:vAlign w:val="center"/>
+          </w:tcPr>
+          <w:p>
+            <w:r>
+              <w:rPr>
+                <w:b w:val="false"/>
+                <w:bCs w:val="false"/>
+                <w:sz w:val="17"/>
+                <w:szCs w:val="17"/>
+              </w:rPr>
+              <w:t xml:space="preserve">21</w:t>
+            </w:r>
+          </w:p>
+        </w:tc>
+        <w:tc>
+          <w:tcPr>
+            <w:tcW w:type="dxa" w:w="3200"/>
+            <w:tcMar>
+              <w:top w:type="dxa" w:w="60"/>
+              <w:left w:type="dxa" w:w="80"/>
+              <w:bottom w:type="dxa" w:w="60"/>
+              <w:right w:type="dxa" w:w="80"/>
+            </w:tcMar>
+            <w:vAlign w:val="center"/>
+          </w:tcPr>
+          <w:p>
+            <w:r>
+              <w:rPr>
+                <w:b w:val="false"/>
+                <w:bCs w:val="false"/>
+                <w:sz w:val="17"/>
+                <w:szCs w:val="17"/>
+              </w:rPr>
+              <w:t xml:space="preserve">Envío — Detalle</w:t>
+            </w:r>
+          </w:p>
+        </w:tc>
+        <w:tc>
+          <w:tcPr>
+            <w:tcW w:type="dxa" w:w="2600"/>
+            <w:tcMar>
+              <w:top w:type="dxa" w:w="60"/>
+              <w:left w:type="dxa" w:w="80"/>
+              <w:bottom w:type="dxa" w:w="60"/>
+              <w:right w:type="dxa" w:w="80"/>
+            </w:tcMar>
+            <w:vAlign w:val="center"/>
+          </w:tcPr>
+          <w:p>
+            <w:r>
+              <w:rPr>
+                <w:b w:val="false"/>
+                <w:bCs w:val="false"/>
+                <w:sz w:val="17"/>
+                <w:szCs w:val="17"/>
+              </w:rPr>
+              <w:t xml:space="preserve">Operador, Administrador</w:t>
+            </w:r>
+          </w:p>
+        </w:tc>
+        <w:tc>
+          <w:tcPr>
+            <w:tcW w:type="dxa" w:w="3780"/>
+            <w:tcMar>
+              <w:top w:type="dxa" w:w="60"/>
+              <w:left w:type="dxa" w:w="80"/>
+              <w:bottom w:type="dxa" w:w="60"/>
+              <w:right w:type="dxa" w:w="80"/>
+            </w:tcMar>
+            <w:vAlign w:val="center"/>
+          </w:tcPr>
+          <w:p>
+            <w:r>
+              <w:rPr>
+                <w:b w:val="false"/>
+                <w:bCs w:val="false"/>
+                <w:sz w:val="17"/>
+                <w:szCs w:val="17"/>
+              </w:rPr>
+              <w:t xml:space="preserve">/operador/envios/:id</w:t>
+            </w:r>
+          </w:p>
+        </w:tc>
+      </w:tr>
+      <w:tr>
+        <w:tc>
+          <w:tcPr>
+            <w:tcW w:type="dxa" w:w="500"/>
+            <w:tcMar>
+              <w:top w:type="dxa" w:w="60"/>
+              <w:left w:type="dxa" w:w="80"/>
+              <w:bottom w:type="dxa" w:w="60"/>
+              <w:right w:type="dxa" w:w="80"/>
+            </w:tcMar>
+            <w:vAlign w:val="center"/>
+          </w:tcPr>
+          <w:p>
+            <w:r>
+              <w:rPr>
+                <w:b w:val="false"/>
+                <w:bCs w:val="false"/>
+                <w:sz w:val="17"/>
+                <w:szCs w:val="17"/>
+              </w:rPr>
+              <w:t xml:space="preserve">22</w:t>
+            </w:r>
+          </w:p>
+        </w:tc>
+        <w:tc>
+          <w:tcPr>
+            <w:tcW w:type="dxa" w:w="3200"/>
+            <w:tcMar>
+              <w:top w:type="dxa" w:w="60"/>
+              <w:left w:type="dxa" w:w="80"/>
+              <w:bottom w:type="dxa" w:w="60"/>
+              <w:right w:type="dxa" w:w="80"/>
+            </w:tcMar>
+            <w:vAlign w:val="center"/>
+          </w:tcPr>
+          <w:p>
+            <w:r>
+              <w:rPr>
+                <w:b w:val="false"/>
+                <w:bCs w:val="false"/>
+                <w:sz w:val="17"/>
+                <w:szCs w:val="17"/>
+              </w:rPr>
+              <w:t xml:space="preserve">Panel de indicadores de impacto</w:t>
+            </w:r>
+          </w:p>
+        </w:tc>
+        <w:tc>
+          <w:tcPr>
+            <w:tcW w:type="dxa" w:w="2600"/>
+            <w:tcMar>
+              <w:top w:type="dxa" w:w="60"/>
+              <w:left w:type="dxa" w:w="80"/>
+              <w:bottom w:type="dxa" w:w="60"/>
+              <w:right w:type="dxa" w:w="80"/>
+            </w:tcMar>
+            <w:vAlign w:val="center"/>
+          </w:tcPr>
+          <w:p>
+            <w:r>
+              <w:rPr>
+                <w:b w:val="false"/>
+                <w:bCs w:val="false"/>
+                <w:sz w:val="17"/>
+                <w:szCs w:val="17"/>
+              </w:rPr>
+              <w:t xml:space="preserve">Operador, Administrador</w:t>
+            </w:r>
+          </w:p>
+        </w:tc>
+        <w:tc>
+          <w:tcPr>
+            <w:tcW w:type="dxa" w:w="3780"/>
+            <w:tcMar>
+              <w:top w:type="dxa" w:w="60"/>
+              <w:left w:type="dxa" w:w="80"/>
+              <w:bottom w:type="dxa" w:w="60"/>
+              <w:right w:type="dxa" w:w="80"/>
+            </w:tcMar>
+            <w:vAlign w:val="center"/>
+          </w:tcPr>
+          <w:p>
+            <w:r>
+              <w:rPr>
+                <w:b w:val="false"/>
+                <w:bCs w:val="false"/>
+                <w:sz w:val="17"/>
+                <w:szCs w:val="17"/>
+              </w:rPr>
+              <w:t xml:space="preserve">/operador/indicadores</w:t>
+            </w:r>
+          </w:p>
+        </w:tc>
+      </w:tr>
+      <w:tr>
+        <w:tc>
+          <w:tcPr>
+            <w:tcW w:type="dxa" w:w="500"/>
+            <w:tcMar>
+              <w:top w:type="dxa" w:w="60"/>
+              <w:left w:type="dxa" w:w="80"/>
+              <w:bottom w:type="dxa" w:w="60"/>
+              <w:right w:type="dxa" w:w="80"/>
+            </w:tcMar>
+            <w:vAlign w:val="center"/>
+          </w:tcPr>
+          <w:p>
+            <w:r>
+              <w:rPr>
+                <w:b w:val="false"/>
+                <w:bCs w:val="false"/>
+                <w:sz w:val="17"/>
+                <w:szCs w:val="17"/>
+              </w:rPr>
+              <w:t xml:space="preserve">23</w:t>
+            </w:r>
+          </w:p>
+        </w:tc>
+        <w:tc>
+          <w:tcPr>
+            <w:tcW w:type="dxa" w:w="3200"/>
+            <w:tcMar>
+              <w:top w:type="dxa" w:w="60"/>
+              <w:left w:type="dxa" w:w="80"/>
+              <w:bottom w:type="dxa" w:w="60"/>
+              <w:right w:type="dxa" w:w="80"/>
+            </w:tcMar>
+            <w:vAlign w:val="center"/>
+          </w:tcPr>
+          <w:p>
+            <w:r>
+              <w:rPr>
+                <w:b w:val="false"/>
+                <w:bCs w:val="false"/>
+                <w:sz w:val="17"/>
+                <w:szCs w:val="17"/>
+              </w:rPr>
+              <w:t xml:space="preserve">Catálogo de venta (staff)</w:t>
+            </w:r>
+          </w:p>
+        </w:tc>
+        <w:tc>
+          <w:tcPr>
+            <w:tcW w:type="dxa" w:w="2600"/>
+            <w:tcMar>
+              <w:top w:type="dxa" w:w="60"/>
+              <w:left w:type="dxa" w:w="80"/>
+              <w:bottom w:type="dxa" w:w="60"/>
+              <w:right w:type="dxa" w:w="80"/>
+            </w:tcMar>
+            <w:vAlign w:val="center"/>
+          </w:tcPr>
+          <w:p>
+            <w:r>
+              <w:rPr>
+                <w:b w:val="false"/>
+                <w:bCs w:val="false"/>
+                <w:sz w:val="17"/>
+                <w:szCs w:val="17"/>
+              </w:rPr>
+              <w:t xml:space="preserve">Operador</w:t>
+            </w:r>
+          </w:p>
+        </w:tc>
+        <w:tc>
+          <w:tcPr>
+            <w:tcW w:type="dxa" w:w="3780"/>
+            <w:tcMar>
+              <w:top w:type="dxa" w:w="60"/>
+              <w:left w:type="dxa" w:w="80"/>
+              <w:bottom w:type="dxa" w:w="60"/>
+              <w:right w:type="dxa" w:w="80"/>
+            </w:tcMar>
+            <w:vAlign w:val="center"/>
+          </w:tcPr>
+          <w:p>
+            <w:r>
+              <w:rPr>
+                <w:b w:val="false"/>
+                <w:bCs w:val="false"/>
+                <w:sz w:val="17"/>
+                <w:szCs w:val="17"/>
+              </w:rPr>
+              <w:t xml:space="preserve">/operador/catalogo</w:t>
+            </w:r>
+          </w:p>
+        </w:tc>
+      </w:tr>
+      <w:tr>
+        <w:tc>
+          <w:tcPr>
+            <w:tcW w:type="dxa" w:w="500"/>
+            <w:tcMar>
+              <w:top w:type="dxa" w:w="60"/>
+              <w:left w:type="dxa" w:w="80"/>
+              <w:bottom w:type="dxa" w:w="60"/>
+              <w:right w:type="dxa" w:w="80"/>
+            </w:tcMar>
+            <w:vAlign w:val="center"/>
+          </w:tcPr>
+          <w:p>
+            <w:r>
+              <w:rPr>
+                <w:b w:val="false"/>
+                <w:bCs w:val="false"/>
+                <w:sz w:val="17"/>
+                <w:szCs w:val="17"/>
+              </w:rPr>
+              <w:t xml:space="preserve">24</w:t>
+            </w:r>
+          </w:p>
+        </w:tc>
+        <w:tc>
+          <w:tcPr>
+            <w:tcW w:type="dxa" w:w="3200"/>
+            <w:tcMar>
+              <w:top w:type="dxa" w:w="60"/>
+              <w:left w:type="dxa" w:w="80"/>
+              <w:bottom w:type="dxa" w:w="60"/>
+              <w:right w:type="dxa" w:w="80"/>
+            </w:tcMar>
+            <w:vAlign w:val="center"/>
+          </w:tcPr>
+          <w:p>
+            <w:r>
+              <w:rPr>
+                <w:b w:val="false"/>
+                <w:bCs w:val="false"/>
+                <w:sz w:val="17"/>
+                <w:szCs w:val="17"/>
+              </w:rPr>
+              <w:t xml:space="preserve">Probador virtual</w:t>
+            </w:r>
+          </w:p>
+        </w:tc>
+        <w:tc>
+          <w:tcPr>
+            <w:tcW w:type="dxa" w:w="2600"/>
+            <w:tcMar>
+              <w:top w:type="dxa" w:w="60"/>
+              <w:left w:type="dxa" w:w="80"/>
+              <w:bottom w:type="dxa" w:w="60"/>
+              <w:right w:type="dxa" w:w="80"/>
+            </w:tcMar>
+            <w:vAlign w:val="center"/>
+          </w:tcPr>
+          <w:p>
+            <w:r>
+              <w:rPr>
+                <w:b w:val="false"/>
+                <w:bCs w:val="false"/>
+                <w:sz w:val="17"/>
+                <w:szCs w:val="17"/>
+              </w:rPr>
+              <w:t xml:space="preserve">Operador, Beneficiario</w:t>
+            </w:r>
+          </w:p>
+        </w:tc>
+        <w:tc>
+          <w:tcPr>
+            <w:tcW w:type="dxa" w:w="3780"/>
+            <w:tcMar>
+              <w:top w:type="dxa" w:w="60"/>
+              <w:left w:type="dxa" w:w="80"/>
+              <w:bottom w:type="dxa" w:w="60"/>
+              <w:right w:type="dxa" w:w="80"/>
+            </w:tcMar>
+            <w:vAlign w:val="center"/>
+          </w:tcPr>
+          <w:p>
+            <w:r>
+              <w:rPr>
+                <w:b w:val="false"/>
+                <w:bCs w:val="false"/>
+                <w:sz w:val="17"/>
+                <w:szCs w:val="17"/>
+              </w:rPr>
+              <w:t xml:space="preserve">/operador/probador, /solicitante/probador</w:t>
+            </w:r>
+          </w:p>
+        </w:tc>
+      </w:tr>
+      <w:tr>
+        <w:tc>
+          <w:tcPr>
+            <w:tcW w:type="dxa" w:w="500"/>
+            <w:tcMar>
+              <w:top w:type="dxa" w:w="60"/>
+              <w:left w:type="dxa" w:w="80"/>
+              <w:bottom w:type="dxa" w:w="60"/>
+              <w:right w:type="dxa" w:w="80"/>
+            </w:tcMar>
+            <w:vAlign w:val="center"/>
+          </w:tcPr>
+          <w:p>
+            <w:r>
+              <w:rPr>
+                <w:b w:val="false"/>
+                <w:bCs w:val="false"/>
+                <w:sz w:val="17"/>
+                <w:szCs w:val="17"/>
+              </w:rPr>
+              <w:t xml:space="preserve">25</w:t>
+            </w:r>
+          </w:p>
+        </w:tc>
+        <w:tc>
+          <w:tcPr>
+            <w:tcW w:type="dxa" w:w="3200"/>
+            <w:tcMar>
+              <w:top w:type="dxa" w:w="60"/>
+              <w:left w:type="dxa" w:w="80"/>
+              <w:bottom w:type="dxa" w:w="60"/>
+              <w:right w:type="dxa" w:w="80"/>
+            </w:tcMar>
+            <w:vAlign w:val="center"/>
+          </w:tcPr>
+          <w:p>
+            <w:r>
+              <w:rPr>
+                <w:b w:val="false"/>
+                <w:bCs w:val="false"/>
+                <w:sz w:val="17"/>
+                <w:szCs w:val="17"/>
+              </w:rPr>
+              <w:t xml:space="preserve">Catálogo — Gestión (admin)</w:t>
+            </w:r>
+          </w:p>
+        </w:tc>
+        <w:tc>
+          <w:tcPr>
+            <w:tcW w:type="dxa" w:w="2600"/>
             <w:tcMar>
               <w:top w:type="dxa" w:w="60"/>
               <w:left w:type="dxa" w:w="80"/>
@@ -1797,7 +2630,571 @@
                 <w:sz w:val="17"/>
                 <w:szCs w:val="17"/>
               </w:rPr>
-              <w:t xml:space="preserve">UC-29, UC-30</w:t>
+              <w:t xml:space="preserve">/admin/catalogo</w:t>
+            </w:r>
+          </w:p>
+        </w:tc>
+      </w:tr>
+      <w:tr>
+        <w:tc>
+          <w:tcPr>
+            <w:tcW w:type="dxa" w:w="500"/>
+            <w:tcMar>
+              <w:top w:type="dxa" w:w="60"/>
+              <w:left w:type="dxa" w:w="80"/>
+              <w:bottom w:type="dxa" w:w="60"/>
+              <w:right w:type="dxa" w:w="80"/>
+            </w:tcMar>
+            <w:vAlign w:val="center"/>
+          </w:tcPr>
+          <w:p>
+            <w:r>
+              <w:rPr>
+                <w:b w:val="false"/>
+                <w:bCs w:val="false"/>
+                <w:sz w:val="17"/>
+                <w:szCs w:val="17"/>
+              </w:rPr>
+              <w:t xml:space="preserve">26</w:t>
+            </w:r>
+          </w:p>
+        </w:tc>
+        <w:tc>
+          <w:tcPr>
+            <w:tcW w:type="dxa" w:w="3200"/>
+            <w:tcMar>
+              <w:top w:type="dxa" w:w="60"/>
+              <w:left w:type="dxa" w:w="80"/>
+              <w:bottom w:type="dxa" w:w="60"/>
+              <w:right w:type="dxa" w:w="80"/>
+            </w:tcMar>
+            <w:vAlign w:val="center"/>
+          </w:tcPr>
+          <w:p>
+            <w:r>
+              <w:rPr>
+                <w:b w:val="false"/>
+                <w:bCs w:val="false"/>
+                <w:sz w:val="17"/>
+                <w:szCs w:val="17"/>
+              </w:rPr>
+              <w:t xml:space="preserve">Catálogo — Nuevo producto</w:t>
+            </w:r>
+          </w:p>
+        </w:tc>
+        <w:tc>
+          <w:tcPr>
+            <w:tcW w:type="dxa" w:w="2600"/>
+            <w:tcMar>
+              <w:top w:type="dxa" w:w="60"/>
+              <w:left w:type="dxa" w:w="80"/>
+              <w:bottom w:type="dxa" w:w="60"/>
+              <w:right w:type="dxa" w:w="80"/>
+            </w:tcMar>
+            <w:vAlign w:val="center"/>
+          </w:tcPr>
+          <w:p>
+            <w:r>
+              <w:rPr>
+                <w:b w:val="false"/>
+                <w:bCs w:val="false"/>
+                <w:sz w:val="17"/>
+                <w:szCs w:val="17"/>
+              </w:rPr>
+              <w:t xml:space="preserve">Administrador</w:t>
+            </w:r>
+          </w:p>
+        </w:tc>
+        <w:tc>
+          <w:tcPr>
+            <w:tcW w:type="dxa" w:w="3780"/>
+            <w:tcMar>
+              <w:top w:type="dxa" w:w="60"/>
+              <w:left w:type="dxa" w:w="80"/>
+              <w:bottom w:type="dxa" w:w="60"/>
+              <w:right w:type="dxa" w:w="80"/>
+            </w:tcMar>
+            <w:vAlign w:val="center"/>
+          </w:tcPr>
+          <w:p>
+            <w:r>
+              <w:rPr>
+                <w:b w:val="false"/>
+                <w:bCs w:val="false"/>
+                <w:sz w:val="17"/>
+                <w:szCs w:val="17"/>
+              </w:rPr>
+              <w:t xml:space="preserve">/admin/catalogo/new</w:t>
+            </w:r>
+          </w:p>
+        </w:tc>
+      </w:tr>
+      <w:tr>
+        <w:tc>
+          <w:tcPr>
+            <w:tcW w:type="dxa" w:w="500"/>
+            <w:tcMar>
+              <w:top w:type="dxa" w:w="60"/>
+              <w:left w:type="dxa" w:w="80"/>
+              <w:bottom w:type="dxa" w:w="60"/>
+              <w:right w:type="dxa" w:w="80"/>
+            </w:tcMar>
+            <w:vAlign w:val="center"/>
+          </w:tcPr>
+          <w:p>
+            <w:r>
+              <w:rPr>
+                <w:b w:val="false"/>
+                <w:bCs w:val="false"/>
+                <w:sz w:val="17"/>
+                <w:szCs w:val="17"/>
+              </w:rPr>
+              <w:t xml:space="preserve">27</w:t>
+            </w:r>
+          </w:p>
+        </w:tc>
+        <w:tc>
+          <w:tcPr>
+            <w:tcW w:type="dxa" w:w="3200"/>
+            <w:tcMar>
+              <w:top w:type="dxa" w:w="60"/>
+              <w:left w:type="dxa" w:w="80"/>
+              <w:bottom w:type="dxa" w:w="60"/>
+              <w:right w:type="dxa" w:w="80"/>
+            </w:tcMar>
+            <w:vAlign w:val="center"/>
+          </w:tcPr>
+          <w:p>
+            <w:r>
+              <w:rPr>
+                <w:b w:val="false"/>
+                <w:bCs w:val="false"/>
+                <w:sz w:val="17"/>
+                <w:szCs w:val="17"/>
+              </w:rPr>
+              <w:t xml:space="preserve">Catálogo — Editar producto</w:t>
+            </w:r>
+          </w:p>
+        </w:tc>
+        <w:tc>
+          <w:tcPr>
+            <w:tcW w:type="dxa" w:w="2600"/>
+            <w:tcMar>
+              <w:top w:type="dxa" w:w="60"/>
+              <w:left w:type="dxa" w:w="80"/>
+              <w:bottom w:type="dxa" w:w="60"/>
+              <w:right w:type="dxa" w:w="80"/>
+            </w:tcMar>
+            <w:vAlign w:val="center"/>
+          </w:tcPr>
+          <w:p>
+            <w:r>
+              <w:rPr>
+                <w:b w:val="false"/>
+                <w:bCs w:val="false"/>
+                <w:sz w:val="17"/>
+                <w:szCs w:val="17"/>
+              </w:rPr>
+              <w:t xml:space="preserve">Administrador</w:t>
+            </w:r>
+          </w:p>
+        </w:tc>
+        <w:tc>
+          <w:tcPr>
+            <w:tcW w:type="dxa" w:w="3780"/>
+            <w:tcMar>
+              <w:top w:type="dxa" w:w="60"/>
+              <w:left w:type="dxa" w:w="80"/>
+              <w:bottom w:type="dxa" w:w="60"/>
+              <w:right w:type="dxa" w:w="80"/>
+            </w:tcMar>
+            <w:vAlign w:val="center"/>
+          </w:tcPr>
+          <w:p>
+            <w:r>
+              <w:rPr>
+                <w:b w:val="false"/>
+                <w:bCs w:val="false"/>
+                <w:sz w:val="17"/>
+                <w:szCs w:val="17"/>
+              </w:rPr>
+              <w:t xml:space="preserve">/admin/catalogo/:id/edit</w:t>
+            </w:r>
+          </w:p>
+        </w:tc>
+      </w:tr>
+      <w:tr>
+        <w:tc>
+          <w:tcPr>
+            <w:tcW w:type="dxa" w:w="500"/>
+            <w:tcMar>
+              <w:top w:type="dxa" w:w="60"/>
+              <w:left w:type="dxa" w:w="80"/>
+              <w:bottom w:type="dxa" w:w="60"/>
+              <w:right w:type="dxa" w:w="80"/>
+            </w:tcMar>
+            <w:vAlign w:val="center"/>
+          </w:tcPr>
+          <w:p>
+            <w:r>
+              <w:rPr>
+                <w:b w:val="false"/>
+                <w:bCs w:val="false"/>
+                <w:sz w:val="17"/>
+                <w:szCs w:val="17"/>
+              </w:rPr>
+              <w:t xml:space="preserve">28</w:t>
+            </w:r>
+          </w:p>
+        </w:tc>
+        <w:tc>
+          <w:tcPr>
+            <w:tcW w:type="dxa" w:w="3200"/>
+            <w:tcMar>
+              <w:top w:type="dxa" w:w="60"/>
+              <w:left w:type="dxa" w:w="80"/>
+              <w:bottom w:type="dxa" w:w="60"/>
+              <w:right w:type="dxa" w:w="80"/>
+            </w:tcMar>
+            <w:vAlign w:val="center"/>
+          </w:tcPr>
+          <w:p>
+            <w:r>
+              <w:rPr>
+                <w:b w:val="false"/>
+                <w:bCs w:val="false"/>
+                <w:sz w:val="17"/>
+                <w:szCs w:val="17"/>
+              </w:rPr>
+              <w:t xml:space="preserve">Autogestión — Inicio del beneficiario</w:t>
+            </w:r>
+          </w:p>
+        </w:tc>
+        <w:tc>
+          <w:tcPr>
+            <w:tcW w:type="dxa" w:w="2600"/>
+            <w:tcMar>
+              <w:top w:type="dxa" w:w="60"/>
+              <w:left w:type="dxa" w:w="80"/>
+              <w:bottom w:type="dxa" w:w="60"/>
+              <w:right w:type="dxa" w:w="80"/>
+            </w:tcMar>
+            <w:vAlign w:val="center"/>
+          </w:tcPr>
+          <w:p>
+            <w:r>
+              <w:rPr>
+                <w:b w:val="false"/>
+                <w:bCs w:val="false"/>
+                <w:sz w:val="17"/>
+                <w:szCs w:val="17"/>
+              </w:rPr>
+              <w:t xml:space="preserve">Beneficiario</w:t>
+            </w:r>
+          </w:p>
+        </w:tc>
+        <w:tc>
+          <w:tcPr>
+            <w:tcW w:type="dxa" w:w="3780"/>
+            <w:tcMar>
+              <w:top w:type="dxa" w:w="60"/>
+              <w:left w:type="dxa" w:w="80"/>
+              <w:bottom w:type="dxa" w:w="60"/>
+              <w:right w:type="dxa" w:w="80"/>
+            </w:tcMar>
+            <w:vAlign w:val="center"/>
+          </w:tcPr>
+          <w:p>
+            <w:r>
+              <w:rPr>
+                <w:b w:val="false"/>
+                <w:bCs w:val="false"/>
+                <w:sz w:val="17"/>
+                <w:szCs w:val="17"/>
+              </w:rPr>
+              <w:t xml:space="preserve">/solicitante</w:t>
+            </w:r>
+          </w:p>
+        </w:tc>
+      </w:tr>
+      <w:tr>
+        <w:tc>
+          <w:tcPr>
+            <w:tcW w:type="dxa" w:w="500"/>
+            <w:tcMar>
+              <w:top w:type="dxa" w:w="60"/>
+              <w:left w:type="dxa" w:w="80"/>
+              <w:bottom w:type="dxa" w:w="60"/>
+              <w:right w:type="dxa" w:w="80"/>
+            </w:tcMar>
+            <w:vAlign w:val="center"/>
+          </w:tcPr>
+          <w:p>
+            <w:r>
+              <w:rPr>
+                <w:b w:val="false"/>
+                <w:bCs w:val="false"/>
+                <w:sz w:val="17"/>
+                <w:szCs w:val="17"/>
+              </w:rPr>
+              <w:t xml:space="preserve">29</w:t>
+            </w:r>
+          </w:p>
+        </w:tc>
+        <w:tc>
+          <w:tcPr>
+            <w:tcW w:type="dxa" w:w="3200"/>
+            <w:tcMar>
+              <w:top w:type="dxa" w:w="60"/>
+              <w:left w:type="dxa" w:w="80"/>
+              <w:bottom w:type="dxa" w:w="60"/>
+              <w:right w:type="dxa" w:w="80"/>
+            </w:tcMar>
+            <w:vAlign w:val="center"/>
+          </w:tcPr>
+          <w:p>
+            <w:r>
+              <w:rPr>
+                <w:b w:val="false"/>
+                <w:bCs w:val="false"/>
+                <w:sz w:val="17"/>
+                <w:szCs w:val="17"/>
+              </w:rPr>
+              <w:t xml:space="preserve">Autogestión — Mis turnos</w:t>
+            </w:r>
+          </w:p>
+        </w:tc>
+        <w:tc>
+          <w:tcPr>
+            <w:tcW w:type="dxa" w:w="2600"/>
+            <w:tcMar>
+              <w:top w:type="dxa" w:w="60"/>
+              <w:left w:type="dxa" w:w="80"/>
+              <w:bottom w:type="dxa" w:w="60"/>
+              <w:right w:type="dxa" w:w="80"/>
+            </w:tcMar>
+            <w:vAlign w:val="center"/>
+          </w:tcPr>
+          <w:p>
+            <w:r>
+              <w:rPr>
+                <w:b w:val="false"/>
+                <w:bCs w:val="false"/>
+                <w:sz w:val="17"/>
+                <w:szCs w:val="17"/>
+              </w:rPr>
+              <w:t xml:space="preserve">Beneficiario</w:t>
+            </w:r>
+          </w:p>
+        </w:tc>
+        <w:tc>
+          <w:tcPr>
+            <w:tcW w:type="dxa" w:w="3780"/>
+            <w:tcMar>
+              <w:top w:type="dxa" w:w="60"/>
+              <w:left w:type="dxa" w:w="80"/>
+              <w:bottom w:type="dxa" w:w="60"/>
+              <w:right w:type="dxa" w:w="80"/>
+            </w:tcMar>
+            <w:vAlign w:val="center"/>
+          </w:tcPr>
+          <w:p>
+            <w:r>
+              <w:rPr>
+                <w:b w:val="false"/>
+                <w:bCs w:val="false"/>
+                <w:sz w:val="17"/>
+                <w:szCs w:val="17"/>
+              </w:rPr>
+              <w:t xml:space="preserve">/solicitante/mis-turnos</w:t>
+            </w:r>
+          </w:p>
+        </w:tc>
+      </w:tr>
+      <w:tr>
+        <w:tc>
+          <w:tcPr>
+            <w:tcW w:type="dxa" w:w="500"/>
+            <w:tcMar>
+              <w:top w:type="dxa" w:w="60"/>
+              <w:left w:type="dxa" w:w="80"/>
+              <w:bottom w:type="dxa" w:w="60"/>
+              <w:right w:type="dxa" w:w="80"/>
+            </w:tcMar>
+            <w:vAlign w:val="center"/>
+          </w:tcPr>
+          <w:p>
+            <w:r>
+              <w:rPr>
+                <w:b w:val="false"/>
+                <w:bCs w:val="false"/>
+                <w:sz w:val="17"/>
+                <w:szCs w:val="17"/>
+              </w:rPr>
+              <w:t xml:space="preserve">30</w:t>
+            </w:r>
+          </w:p>
+        </w:tc>
+        <w:tc>
+          <w:tcPr>
+            <w:tcW w:type="dxa" w:w="3200"/>
+            <w:tcMar>
+              <w:top w:type="dxa" w:w="60"/>
+              <w:left w:type="dxa" w:w="80"/>
+              <w:bottom w:type="dxa" w:w="60"/>
+              <w:right w:type="dxa" w:w="80"/>
+            </w:tcMar>
+            <w:vAlign w:val="center"/>
+          </w:tcPr>
+          <w:p>
+            <w:r>
+              <w:rPr>
+                <w:b w:val="false"/>
+                <w:bCs w:val="false"/>
+                <w:sz w:val="17"/>
+                <w:szCs w:val="17"/>
+              </w:rPr>
+              <w:t xml:space="preserve">Autogestión — Estado de mi marco</w:t>
+            </w:r>
+          </w:p>
+        </w:tc>
+        <w:tc>
+          <w:tcPr>
+            <w:tcW w:type="dxa" w:w="2600"/>
+            <w:tcMar>
+              <w:top w:type="dxa" w:w="60"/>
+              <w:left w:type="dxa" w:w="80"/>
+              <w:bottom w:type="dxa" w:w="60"/>
+              <w:right w:type="dxa" w:w="80"/>
+            </w:tcMar>
+            <w:vAlign w:val="center"/>
+          </w:tcPr>
+          <w:p>
+            <w:r>
+              <w:rPr>
+                <w:b w:val="false"/>
+                <w:bCs w:val="false"/>
+                <w:sz w:val="17"/>
+                <w:szCs w:val="17"/>
+              </w:rPr>
+              <w:t xml:space="preserve">Beneficiario</w:t>
+            </w:r>
+          </w:p>
+        </w:tc>
+        <w:tc>
+          <w:tcPr>
+            <w:tcW w:type="dxa" w:w="3780"/>
+            <w:tcMar>
+              <w:top w:type="dxa" w:w="60"/>
+              <w:left w:type="dxa" w:w="80"/>
+              <w:bottom w:type="dxa" w:w="60"/>
+              <w:right w:type="dxa" w:w="80"/>
+            </w:tcMar>
+            <w:vAlign w:val="center"/>
+          </w:tcPr>
+          <w:p>
+            <w:r>
+              <w:rPr>
+                <w:b w:val="false"/>
+                <w:bCs w:val="false"/>
+                <w:sz w:val="17"/>
+                <w:szCs w:val="17"/>
+              </w:rPr>
+              <w:t xml:space="preserve">/solicitante/mi-marco</w:t>
+            </w:r>
+          </w:p>
+        </w:tc>
+      </w:tr>
+      <w:tr>
+        <w:tc>
+          <w:tcPr>
+            <w:tcW w:type="dxa" w:w="500"/>
+            <w:tcMar>
+              <w:top w:type="dxa" w:w="60"/>
+              <w:left w:type="dxa" w:w="80"/>
+              <w:bottom w:type="dxa" w:w="60"/>
+              <w:right w:type="dxa" w:w="80"/>
+            </w:tcMar>
+            <w:vAlign w:val="center"/>
+          </w:tcPr>
+          <w:p>
+            <w:r>
+              <w:rPr>
+                <w:b w:val="false"/>
+                <w:bCs w:val="false"/>
+                <w:sz w:val="17"/>
+                <w:szCs w:val="17"/>
+              </w:rPr>
+              <w:t xml:space="preserve">31</w:t>
+            </w:r>
+          </w:p>
+        </w:tc>
+        <w:tc>
+          <w:tcPr>
+            <w:tcW w:type="dxa" w:w="3200"/>
+            <w:tcMar>
+              <w:top w:type="dxa" w:w="60"/>
+              <w:left w:type="dxa" w:w="80"/>
+              <w:bottom w:type="dxa" w:w="60"/>
+              <w:right w:type="dxa" w:w="80"/>
+            </w:tcMar>
+            <w:vAlign w:val="center"/>
+          </w:tcPr>
+          <w:p>
+            <w:r>
+              <w:rPr>
+                <w:b w:val="false"/>
+                <w:bCs w:val="false"/>
+                <w:sz w:val="17"/>
+                <w:szCs w:val="17"/>
+              </w:rPr>
+              <w:t xml:space="preserve">Autogestión — Catálogo de sol</w:t>
+            </w:r>
+          </w:p>
+        </w:tc>
+        <w:tc>
+          <w:tcPr>
+            <w:tcW w:type="dxa" w:w="2600"/>
+            <w:tcMar>
+              <w:top w:type="dxa" w:w="60"/>
+              <w:left w:type="dxa" w:w="80"/>
+              <w:bottom w:type="dxa" w:w="60"/>
+              <w:right w:type="dxa" w:w="80"/>
+            </w:tcMar>
+            <w:vAlign w:val="center"/>
+          </w:tcPr>
+          <w:p>
+            <w:r>
+              <w:rPr>
+                <w:b w:val="false"/>
+                <w:bCs w:val="false"/>
+                <w:sz w:val="17"/>
+                <w:szCs w:val="17"/>
+              </w:rPr>
+              <w:t xml:space="preserve">Beneficiario</w:t>
+            </w:r>
+          </w:p>
+        </w:tc>
+        <w:tc>
+          <w:tcPr>
+            <w:tcW w:type="dxa" w:w="3780"/>
+            <w:tcMar>
+              <w:top w:type="dxa" w:w="60"/>
+              <w:left w:type="dxa" w:w="80"/>
+              <w:bottom w:type="dxa" w:w="60"/>
+              <w:right w:type="dxa" w:w="80"/>
+            </w:tcMar>
+            <w:vAlign w:val="center"/>
+          </w:tcPr>
+          <w:p>
+            <w:r>
+              <w:rPr>
+                <w:b w:val="false"/>
+                <w:bCs w:val="false"/>
+                <w:sz w:val="17"/>
+                <w:szCs w:val="17"/>
+              </w:rPr>
+              <w:t xml:space="preserve">/solicitante/catalogo</w:t>
             </w:r>
           </w:p>
         </w:tc>
@@ -1829,7 +3226,7 @@
           <w:sz w:val="20"/>
           <w:szCs w:val="20"/>
         </w:rPr>
-        <w:t xml:space="preserve">Rol: Todos  ·  Casos de uso: RNF-01</w:t>
+        <w:t xml:space="preserve">Rol: Todos  ·  Ruta: /login</w:t>
       </w:r>
     </w:p>
     <w:tbl>
@@ -1934,7 +3331,7 @@
         <w:spacing w:after="200" w:before="400"/>
       </w:pPr>
       <w:r>
-        <w:t xml:space="preserve">2. Inicio (panel del Operador)</w:t>
+        <w:t xml:space="preserve">2. Registro de beneficiario (autogestión)</w:t>
       </w:r>
     </w:p>
     <w:p>
@@ -1949,7 +3346,7 @@
           <w:sz w:val="20"/>
           <w:szCs w:val="20"/>
         </w:rPr>
-        <w:t xml:space="preserve">Rol: Operador  ·  Casos de uso: —</w:t>
+        <w:t xml:space="preserve">Rol: Beneficiario  ·  Ruta: /register</w:t>
       </w:r>
     </w:p>
     <w:tbl>
@@ -1991,7 +3388,7 @@
             <w:r>
               <w:drawing>
                 <wp:inline distT="0" distB="0" distL="0" distR="0">
-                  <wp:extent cx="6276975" cy="3924300"/>
+                  <wp:extent cx="6276975" cy="4686300"/>
                   <wp:effectExtent t="0" r="0" b="0" l="0"/>
                   <wp:docPr id="1" name="" descr="" title=""/>
                   <wp:cNvGraphicFramePr>
@@ -2016,7 +3413,7 @@
                         <pic:spPr bwMode="auto">
                           <a:xfrm>
                             <a:off x="0" y="0"/>
-                            <a:ext cx="6276975" cy="3924300"/>
+                            <a:ext cx="6276975" cy="4686300"/>
                           </a:xfrm>
                           <a:prstGeom prst="rect">
                             <a:avLst/>
@@ -2045,7 +3442,7 @@
           <w:sz w:val="18"/>
           <w:szCs w:val="18"/>
         </w:rPr>
-        <w:t xml:space="preserve">Figura 2 — Inicio (panel del Operador)</w:t>
+        <w:t xml:space="preserve">Figura 2 — Registro de beneficiario (autogestión)</w:t>
       </w:r>
     </w:p>
     <w:p>
@@ -2054,7 +3451,7 @@
         <w:spacing w:after="200" w:before="400"/>
       </w:pPr>
       <w:r>
-        <w:t xml:space="preserve">3. Solicitantes — Listado</w:t>
+        <w:t xml:space="preserve">3. Landing institucional pública</w:t>
       </w:r>
     </w:p>
     <w:p>
@@ -2069,7 +3466,7 @@
           <w:sz w:val="20"/>
           <w:szCs w:val="20"/>
         </w:rPr>
-        <w:t xml:space="preserve">Rol: Operador  ·  Casos de uso: UC-08</w:t>
+        <w:t xml:space="preserve">Rol: Público  ·  Ruta: /</w:t>
       </w:r>
     </w:p>
     <w:tbl>
@@ -2111,7 +3508,7 @@
             <w:r>
               <w:drawing>
                 <wp:inline distT="0" distB="0" distL="0" distR="0">
-                  <wp:extent cx="6276975" cy="3924300"/>
+                  <wp:extent cx="6276975" cy="39281100"/>
                   <wp:effectExtent t="0" r="0" b="0" l="0"/>
                   <wp:docPr id="1" name="" descr="" title=""/>
                   <wp:cNvGraphicFramePr>
@@ -2136,7 +3533,7 @@
                         <pic:spPr bwMode="auto">
                           <a:xfrm>
                             <a:off x="0" y="0"/>
-                            <a:ext cx="6276975" cy="3924300"/>
+                            <a:ext cx="6276975" cy="39281100"/>
                           </a:xfrm>
                           <a:prstGeom prst="rect">
                             <a:avLst/>
@@ -2165,7 +3562,7 @@
           <w:sz w:val="18"/>
           <w:szCs w:val="18"/>
         </w:rPr>
-        <w:t xml:space="preserve">Figura 3 — Solicitantes — Listado</w:t>
+        <w:t xml:space="preserve">Figura 3 — Landing institucional pública</w:t>
       </w:r>
     </w:p>
     <w:p>
@@ -2174,7 +3571,7 @@
         <w:spacing w:after="200" w:before="400"/>
       </w:pPr>
       <w:r>
-        <w:t xml:space="preserve">4. Solicitantes — Alta / Detalle y validación</w:t>
+        <w:t xml:space="preserve">4. Inicio — panel del Operador</w:t>
       </w:r>
     </w:p>
     <w:p>
@@ -2189,7 +3586,7 @@
           <w:sz w:val="20"/>
           <w:szCs w:val="20"/>
         </w:rPr>
-        <w:t xml:space="preserve">Rol: Operador  ·  Casos de uso: UC-01, UC-02, UC-06, UC-03, UC-04, UC-05, UC-07</w:t>
+        <w:t xml:space="preserve">Rol: Operador  ·  Ruta: /operador</w:t>
       </w:r>
     </w:p>
     <w:tbl>
@@ -2231,7 +3628,7 @@
             <w:r>
               <w:drawing>
                 <wp:inline distT="0" distB="0" distL="0" distR="0">
-                  <wp:extent cx="6276975" cy="3933825"/>
+                  <wp:extent cx="6276975" cy="6162675"/>
                   <wp:effectExtent t="0" r="0" b="0" l="0"/>
                   <wp:docPr id="1" name="" descr="" title=""/>
                   <wp:cNvGraphicFramePr>
@@ -2256,7 +3653,7 @@
                         <pic:spPr bwMode="auto">
                           <a:xfrm>
                             <a:off x="0" y="0"/>
-                            <a:ext cx="6276975" cy="3933825"/>
+                            <a:ext cx="6276975" cy="6162675"/>
                           </a:xfrm>
                           <a:prstGeom prst="rect">
                             <a:avLst/>
@@ -2285,7 +3682,7 @@
           <w:sz w:val="18"/>
           <w:szCs w:val="18"/>
         </w:rPr>
-        <w:t xml:space="preserve">Figura 4 — Solicitantes — Alta / Detalle y validación</w:t>
+        <w:t xml:space="preserve">Figura 4 — Inicio — panel del Operador</w:t>
       </w:r>
     </w:p>
     <w:p>
@@ -2294,7 +3691,7 @@
         <w:spacing w:after="200" w:before="400"/>
       </w:pPr>
       <w:r>
-        <w:t xml:space="preserve">5. Donantes — Listado</w:t>
+        <w:t xml:space="preserve">5. Inicio — panel del Administrador</w:t>
       </w:r>
     </w:p>
     <w:p>
@@ -2309,7 +3706,7 @@
           <w:sz w:val="20"/>
           <w:szCs w:val="20"/>
         </w:rPr>
-        <w:t xml:space="preserve">Rol: Operador  ·  Casos de uso: UC-12</w:t>
+        <w:t xml:space="preserve">Rol: Administrador  ·  Ruta: /admin</w:t>
       </w:r>
     </w:p>
     <w:tbl>
@@ -2351,7 +3748,7 @@
             <w:r>
               <w:drawing>
                 <wp:inline distT="0" distB="0" distL="0" distR="0">
-                  <wp:extent cx="6276975" cy="3933825"/>
+                  <wp:extent cx="6276975" cy="5562600"/>
                   <wp:effectExtent t="0" r="0" b="0" l="0"/>
                   <wp:docPr id="1" name="" descr="" title=""/>
                   <wp:cNvGraphicFramePr>
@@ -2376,7 +3773,7 @@
                         <pic:spPr bwMode="auto">
                           <a:xfrm>
                             <a:off x="0" y="0"/>
-                            <a:ext cx="6276975" cy="3933825"/>
+                            <a:ext cx="6276975" cy="5562600"/>
                           </a:xfrm>
                           <a:prstGeom prst="rect">
                             <a:avLst/>
@@ -2405,7 +3802,7 @@
           <w:sz w:val="18"/>
           <w:szCs w:val="18"/>
         </w:rPr>
-        <w:t xml:space="preserve">Figura 5 — Donantes — Listado</w:t>
+        <w:t xml:space="preserve">Figura 5 — Inicio — panel del Administrador</w:t>
       </w:r>
     </w:p>
     <w:p>
@@ -2414,7 +3811,7 @@
         <w:spacing w:after="200" w:before="400"/>
       </w:pPr>
       <w:r>
-        <w:t xml:space="preserve">6. Donantes — Registrar recepción de marcos</w:t>
+        <w:t xml:space="preserve">6. Solicitantes — Listado</w:t>
       </w:r>
     </w:p>
     <w:p>
@@ -2429,7 +3826,7 @@
           <w:sz w:val="20"/>
           <w:szCs w:val="20"/>
         </w:rPr>
-        <w:t xml:space="preserve">Rol: Operador  ·  Casos de uso: UC-09, UC-10, UC-11</w:t>
+        <w:t xml:space="preserve">Rol: Operador, Administrador  ·  Ruta: /operador/solicitantes</w:t>
       </w:r>
     </w:p>
     <w:tbl>
@@ -2471,7 +3868,7 @@
             <w:r>
               <w:drawing>
                 <wp:inline distT="0" distB="0" distL="0" distR="0">
-                  <wp:extent cx="6276975" cy="3933825"/>
+                  <wp:extent cx="6276975" cy="3924300"/>
                   <wp:effectExtent t="0" r="0" b="0" l="0"/>
                   <wp:docPr id="1" name="" descr="" title=""/>
                   <wp:cNvGraphicFramePr>
@@ -2496,7 +3893,7 @@
                         <pic:spPr bwMode="auto">
                           <a:xfrm>
                             <a:off x="0" y="0"/>
-                            <a:ext cx="6276975" cy="3933825"/>
+                            <a:ext cx="6276975" cy="3924300"/>
                           </a:xfrm>
                           <a:prstGeom prst="rect">
                             <a:avLst/>
@@ -2525,7 +3922,7 @@
           <w:sz w:val="18"/>
           <w:szCs w:val="18"/>
         </w:rPr>
-        <w:t xml:space="preserve">Figura 6 — Donantes — Registrar recepción de marcos</w:t>
+        <w:t xml:space="preserve">Figura 6 — Solicitantes — Listado</w:t>
       </w:r>
     </w:p>
     <w:p>
@@ -2534,7 +3931,7 @@
         <w:spacing w:after="200" w:before="400"/>
       </w:pPr>
       <w:r>
-        <w:t xml:space="preserve">7. Inventario de marcos</w:t>
+        <w:t xml:space="preserve">7. Solicitante — Editar datos personales</w:t>
       </w:r>
     </w:p>
     <w:p>
@@ -2549,7 +3946,7 @@
           <w:sz w:val="20"/>
           <w:szCs w:val="20"/>
         </w:rPr>
-        <w:t xml:space="preserve">Rol: Operador  ·  Casos de uso: UC-13</w:t>
+        <w:t xml:space="preserve">Rol: Operador, Administrador  ·  Ruta: /operador/solicitantes/:id/edit</w:t>
       </w:r>
     </w:p>
     <w:tbl>
@@ -2591,7 +3988,7 @@
             <w:r>
               <w:drawing>
                 <wp:inline distT="0" distB="0" distL="0" distR="0">
-                  <wp:extent cx="6276975" cy="3933825"/>
+                  <wp:extent cx="6276975" cy="3924300"/>
                   <wp:effectExtent t="0" r="0" b="0" l="0"/>
                   <wp:docPr id="1" name="" descr="" title=""/>
                   <wp:cNvGraphicFramePr>
@@ -2616,7 +4013,7 @@
                         <pic:spPr bwMode="auto">
                           <a:xfrm>
                             <a:off x="0" y="0"/>
-                            <a:ext cx="6276975" cy="3933825"/>
+                            <a:ext cx="6276975" cy="3924300"/>
                           </a:xfrm>
                           <a:prstGeom prst="rect">
                             <a:avLst/>
@@ -2645,7 +4042,7 @@
           <w:sz w:val="18"/>
           <w:szCs w:val="18"/>
         </w:rPr>
-        <w:t xml:space="preserve">Figura 7 — Inventario de marcos</w:t>
+        <w:t xml:space="preserve">Figura 7 — Solicitante — Editar datos personales</w:t>
       </w:r>
     </w:p>
     <w:p>
@@ -2654,7 +4051,7 @@
         <w:spacing w:after="200" w:before="400"/>
       </w:pPr>
       <w:r>
-        <w:t xml:space="preserve">8. Asignación — Match y asignar marco</w:t>
+        <w:t xml:space="preserve">8. Solicitante — Recetas</w:t>
       </w:r>
     </w:p>
     <w:p>
@@ -2669,7 +4066,7 @@
           <w:sz w:val="20"/>
           <w:szCs w:val="20"/>
         </w:rPr>
-        <w:t xml:space="preserve">Rol: Operador  ·  Casos de uso: UC-14, UC-15</w:t>
+        <w:t xml:space="preserve">Rol: Operador, Administrador  ·  Ruta: /operador/solicitantes/:id/prescriptions</w:t>
       </w:r>
     </w:p>
     <w:tbl>
@@ -2711,7 +4108,7 @@
             <w:r>
               <w:drawing>
                 <wp:inline distT="0" distB="0" distL="0" distR="0">
-                  <wp:extent cx="6276975" cy="3933825"/>
+                  <wp:extent cx="6276975" cy="4286250"/>
                   <wp:effectExtent t="0" r="0" b="0" l="0"/>
                   <wp:docPr id="1" name="" descr="" title=""/>
                   <wp:cNvGraphicFramePr>
@@ -2736,7 +4133,7 @@
                         <pic:spPr bwMode="auto">
                           <a:xfrm>
                             <a:off x="0" y="0"/>
-                            <a:ext cx="6276975" cy="3933825"/>
+                            <a:ext cx="6276975" cy="4286250"/>
                           </a:xfrm>
                           <a:prstGeom prst="rect">
                             <a:avLst/>
@@ -2765,7 +4162,7 @@
           <w:sz w:val="18"/>
           <w:szCs w:val="18"/>
         </w:rPr>
-        <w:t xml:space="preserve">Figura 8 — Asignación — Match y asignar marco</w:t>
+        <w:t xml:space="preserve">Figura 8 — Solicitante — Recetas</w:t>
       </w:r>
     </w:p>
     <w:p>
@@ -2774,7 +4171,7 @@
         <w:spacing w:after="200" w:before="400"/>
       </w:pPr>
       <w:r>
-        <w:t xml:space="preserve">9. Trazabilidad de la asignación</w:t>
+        <w:t xml:space="preserve">9. Solicitante — Certificación ANSES</w:t>
       </w:r>
     </w:p>
     <w:p>
@@ -2789,7 +4186,7 @@
           <w:sz w:val="20"/>
           <w:szCs w:val="20"/>
         </w:rPr>
-        <w:t xml:space="preserve">Rol: Operador  ·  Casos de uso: UC-16</w:t>
+        <w:t xml:space="preserve">Rol: Operador, Administrador  ·  Ruta: /operador/solicitantes/:id/anses-certificate</w:t>
       </w:r>
     </w:p>
     <w:tbl>
@@ -2831,7 +4228,7 @@
             <w:r>
               <w:drawing>
                 <wp:inline distT="0" distB="0" distL="0" distR="0">
-                  <wp:extent cx="6276975" cy="3933825"/>
+                  <wp:extent cx="6276975" cy="4057650"/>
                   <wp:effectExtent t="0" r="0" b="0" l="0"/>
                   <wp:docPr id="1" name="" descr="" title=""/>
                   <wp:cNvGraphicFramePr>
@@ -2856,7 +4253,7 @@
                         <pic:spPr bwMode="auto">
                           <a:xfrm>
                             <a:off x="0" y="0"/>
-                            <a:ext cx="6276975" cy="3933825"/>
+                            <a:ext cx="6276975" cy="4057650"/>
                           </a:xfrm>
                           <a:prstGeom prst="rect">
                             <a:avLst/>
@@ -2885,7 +4282,7 @@
           <w:sz w:val="18"/>
           <w:szCs w:val="18"/>
         </w:rPr>
-        <w:t xml:space="preserve">Figura 9 — Trazabilidad de la asignación</w:t>
+        <w:t xml:space="preserve">Figura 9 — Solicitante — Certificación ANSES</w:t>
       </w:r>
     </w:p>
     <w:p>
@@ -2894,7 +4291,7 @@
         <w:spacing w:after="200" w:before="400"/>
       </w:pPr>
       <w:r>
-        <w:t xml:space="preserve">10. Probador virtual</w:t>
+        <w:t xml:space="preserve">10. Solicitante — Certificación ANSES (vencida)</w:t>
       </w:r>
     </w:p>
     <w:p>
@@ -2909,7 +4306,7 @@
           <w:sz w:val="20"/>
           <w:szCs w:val="20"/>
         </w:rPr>
-        <w:t xml:space="preserve">Rol: Beneficiario / Operador  ·  Casos de uso: UC-17, UC-18, UC-19</w:t>
+        <w:t xml:space="preserve">Rol: Operador, Administrador  ·  Ruta: ídem</w:t>
       </w:r>
     </w:p>
     <w:tbl>
@@ -2951,7 +4348,7 @@
             <w:r>
               <w:drawing>
                 <wp:inline distT="0" distB="0" distL="0" distR="0">
-                  <wp:extent cx="6276975" cy="3933825"/>
+                  <wp:extent cx="6276975" cy="4057650"/>
                   <wp:effectExtent t="0" r="0" b="0" l="0"/>
                   <wp:docPr id="1" name="" descr="" title=""/>
                   <wp:cNvGraphicFramePr>
@@ -2976,7 +4373,7 @@
                         <pic:spPr bwMode="auto">
                           <a:xfrm>
                             <a:off x="0" y="0"/>
-                            <a:ext cx="6276975" cy="3933825"/>
+                            <a:ext cx="6276975" cy="4057650"/>
                           </a:xfrm>
                           <a:prstGeom prst="rect">
                             <a:avLst/>
@@ -3005,7 +4402,7 @@
           <w:sz w:val="18"/>
           <w:szCs w:val="18"/>
         </w:rPr>
-        <w:t xml:space="preserve">Figura 10 — Probador virtual</w:t>
+        <w:t xml:space="preserve">Figura 10 — Solicitante — Certificación ANSES (vencida)</w:t>
       </w:r>
     </w:p>
     <w:p>
@@ -3014,7 +4411,7 @@
         <w:spacing w:after="200" w:before="400"/>
       </w:pPr>
       <w:r>
-        <w:t xml:space="preserve">11. Turnos — Agenda del staff</w:t>
+        <w:t xml:space="preserve">11. Donantes — Listado</w:t>
       </w:r>
     </w:p>
     <w:p>
@@ -3029,7 +4426,7 @@
           <w:sz w:val="20"/>
           <w:szCs w:val="20"/>
         </w:rPr>
-        <w:t xml:space="preserve">Rol: Operador  ·  Casos de uso: UC-20, UC-21, UC-22</w:t>
+        <w:t xml:space="preserve">Rol: Operador, Administrador  ·  Ruta: /operador/donantes</w:t>
       </w:r>
     </w:p>
     <w:tbl>
@@ -3071,7 +4468,7 @@
             <w:r>
               <w:drawing>
                 <wp:inline distT="0" distB="0" distL="0" distR="0">
-                  <wp:extent cx="6276975" cy="3933825"/>
+                  <wp:extent cx="6276975" cy="3924300"/>
                   <wp:effectExtent t="0" r="0" b="0" l="0"/>
                   <wp:docPr id="1" name="" descr="" title=""/>
                   <wp:cNvGraphicFramePr>
@@ -3096,7 +4493,7 @@
                         <pic:spPr bwMode="auto">
                           <a:xfrm>
                             <a:off x="0" y="0"/>
-                            <a:ext cx="6276975" cy="3933825"/>
+                            <a:ext cx="6276975" cy="3924300"/>
                           </a:xfrm>
                           <a:prstGeom prst="rect">
                             <a:avLst/>
@@ -3125,7 +4522,7 @@
           <w:sz w:val="18"/>
           <w:szCs w:val="18"/>
         </w:rPr>
-        <w:t xml:space="preserve">Figura 11 — Turnos — Agenda del staff</w:t>
+        <w:t xml:space="preserve">Figura 11 — Donantes — Listado</w:t>
       </w:r>
     </w:p>
     <w:p>
@@ -3134,7 +4531,7 @@
         <w:spacing w:after="200" w:before="400"/>
       </w:pPr>
       <w:r>
-        <w:t xml:space="preserve">12. Autogestión — Mis turnos</w:t>
+        <w:t xml:space="preserve">12. Donante — Marcos donados</w:t>
       </w:r>
     </w:p>
     <w:p>
@@ -3149,7 +4546,7 @@
           <w:sz w:val="20"/>
           <w:szCs w:val="20"/>
         </w:rPr>
-        <w:t xml:space="preserve">Rol: Beneficiario  ·  Casos de uso: UC-20, UC-20b, UC-21</w:t>
+        <w:t xml:space="preserve">Rol: Operador, Administrador  ·  Ruta: /operador/donantes/:id/frames</w:t>
       </w:r>
     </w:p>
     <w:tbl>
@@ -3191,7 +4588,7 @@
             <w:r>
               <w:drawing>
                 <wp:inline distT="0" distB="0" distL="0" distR="0">
-                  <wp:extent cx="6276975" cy="2638425"/>
+                  <wp:extent cx="6276975" cy="4914900"/>
                   <wp:effectExtent t="0" r="0" b="0" l="0"/>
                   <wp:docPr id="1" name="" descr="" title=""/>
                   <wp:cNvGraphicFramePr>
@@ -3216,7 +4613,7 @@
                         <pic:spPr bwMode="auto">
                           <a:xfrm>
                             <a:off x="0" y="0"/>
-                            <a:ext cx="6276975" cy="2638425"/>
+                            <a:ext cx="6276975" cy="4914900"/>
                           </a:xfrm>
                           <a:prstGeom prst="rect">
                             <a:avLst/>
@@ -3245,7 +4642,7 @@
           <w:sz w:val="18"/>
           <w:szCs w:val="18"/>
         </w:rPr>
-        <w:t xml:space="preserve">Figura 12 — Autogestión — Mis turnos</w:t>
+        <w:t xml:space="preserve">Figura 12 — Donante — Marcos donados</w:t>
       </w:r>
     </w:p>
     <w:p>
@@ -3254,7 +4651,7 @@
         <w:spacing w:after="200" w:before="400"/>
       </w:pPr>
       <w:r>
-        <w:t xml:space="preserve">13. Logística — Envíos entre sucursales</w:t>
+        <w:t xml:space="preserve">13. Inventario de marcos</w:t>
       </w:r>
     </w:p>
     <w:p>
@@ -3269,7 +4666,7 @@
           <w:sz w:val="20"/>
           <w:szCs w:val="20"/>
         </w:rPr>
-        <w:t xml:space="preserve">Rol: Operador  ·  Casos de uso: UC-23, UC-24, UC-25</w:t>
+        <w:t xml:space="preserve">Rol: Operador, Administrador  ·  Ruta: /operador/marcos</w:t>
       </w:r>
     </w:p>
     <w:tbl>
@@ -3311,7 +4708,7 @@
             <w:r>
               <w:drawing>
                 <wp:inline distT="0" distB="0" distL="0" distR="0">
-                  <wp:extent cx="6276975" cy="3209925"/>
+                  <wp:extent cx="6276975" cy="4000500"/>
                   <wp:effectExtent t="0" r="0" b="0" l="0"/>
                   <wp:docPr id="1" name="" descr="" title=""/>
                   <wp:cNvGraphicFramePr>
@@ -3336,7 +4733,7 @@
                         <pic:spPr bwMode="auto">
                           <a:xfrm>
                             <a:off x="0" y="0"/>
-                            <a:ext cx="6276975" cy="3209925"/>
+                            <a:ext cx="6276975" cy="4000500"/>
                           </a:xfrm>
                           <a:prstGeom prst="rect">
                             <a:avLst/>
@@ -3365,7 +4762,7 @@
           <w:sz w:val="18"/>
           <w:szCs w:val="18"/>
         </w:rPr>
-        <w:t xml:space="preserve">Figura 13 — Logística — Envíos entre sucursales</w:t>
+        <w:t xml:space="preserve">Figura 13 — Inventario de marcos</w:t>
       </w:r>
     </w:p>
     <w:p>
@@ -3374,7 +4771,7 @@
         <w:spacing w:after="200" w:before="400"/>
       </w:pPr>
       <w:r>
-        <w:t xml:space="preserve">14. Panel de indicadores de impacto</w:t>
+        <w:t xml:space="preserve">14. Asignaciones — Cola</w:t>
       </w:r>
     </w:p>
     <w:p>
@@ -3389,7 +4786,7 @@
           <w:sz w:val="20"/>
           <w:szCs w:val="20"/>
         </w:rPr>
-        <w:t xml:space="preserve">Rol: Administrador  ·  Casos de uso: UC-26, UC-27</w:t>
+        <w:t xml:space="preserve">Rol: Operador, Administrador  ·  Ruta: /operador/asignaciones</w:t>
       </w:r>
     </w:p>
     <w:tbl>
@@ -3431,7 +4828,7 @@
             <w:r>
               <w:drawing>
                 <wp:inline distT="0" distB="0" distL="0" distR="0">
-                  <wp:extent cx="6276975" cy="3209925"/>
+                  <wp:extent cx="6276975" cy="3924300"/>
                   <wp:effectExtent t="0" r="0" b="0" l="0"/>
                   <wp:docPr id="1" name="" descr="" title=""/>
                   <wp:cNvGraphicFramePr>
@@ -3456,7 +4853,7 @@
                         <pic:spPr bwMode="auto">
                           <a:xfrm>
                             <a:off x="0" y="0"/>
-                            <a:ext cx="6276975" cy="3209925"/>
+                            <a:ext cx="6276975" cy="3924300"/>
                           </a:xfrm>
                           <a:prstGeom prst="rect">
                             <a:avLst/>
@@ -3485,7 +4882,7 @@
           <w:sz w:val="18"/>
           <w:szCs w:val="18"/>
         </w:rPr>
-        <w:t xml:space="preserve">Figura 14 — Panel de indicadores de impacto</w:t>
+        <w:t xml:space="preserve">Figura 14 — Asignaciones — Cola</w:t>
       </w:r>
     </w:p>
     <w:p>
@@ -3494,7 +4891,7 @@
         <w:spacing w:after="200" w:before="400"/>
       </w:pPr>
       <w:r>
-        <w:t xml:space="preserve">15. Catálogo público de anteojos de sol</w:t>
+        <w:t xml:space="preserve">15. Asignar un marco (nueva asignación)</w:t>
       </w:r>
     </w:p>
     <w:p>
@@ -3509,7 +4906,7 @@
           <w:sz w:val="20"/>
           <w:szCs w:val="20"/>
         </w:rPr>
-        <w:t xml:space="preserve">Rol: Comprador  ·  Casos de uso: UC-28</w:t>
+        <w:t xml:space="preserve">Rol: Operador, Administrador  ·  Ruta: /operador/solicitantes/:id/assignments/new</w:t>
       </w:r>
     </w:p>
     <w:tbl>
@@ -3551,7 +4948,7 @@
             <w:r>
               <w:drawing>
                 <wp:inline distT="0" distB="0" distL="0" distR="0">
-                  <wp:extent cx="6276975" cy="1581150"/>
+                  <wp:extent cx="6276975" cy="4257675"/>
                   <wp:effectExtent t="0" r="0" b="0" l="0"/>
                   <wp:docPr id="1" name="" descr="" title=""/>
                   <wp:cNvGraphicFramePr>
@@ -3576,7 +4973,7 @@
                         <pic:spPr bwMode="auto">
                           <a:xfrm>
                             <a:off x="0" y="0"/>
-                            <a:ext cx="6276975" cy="1581150"/>
+                            <a:ext cx="6276975" cy="4257675"/>
                           </a:xfrm>
                           <a:prstGeom prst="rect">
                             <a:avLst/>
@@ -3605,7 +5002,7 @@
           <w:sz w:val="18"/>
           <w:szCs w:val="18"/>
         </w:rPr>
-        <w:t xml:space="preserve">Figura 15 — Catálogo público de anteojos de sol</w:t>
+        <w:t xml:space="preserve">Figura 15 — Asignar un marco (nueva asignación)</w:t>
       </w:r>
     </w:p>
     <w:p>
@@ -3614,7 +5011,7 @@
         <w:spacing w:after="200" w:before="400"/>
       </w:pPr>
       <w:r>
-        <w:t xml:space="preserve">16. Catálogo — Gestión de stock y ventas</w:t>
+        <w:t xml:space="preserve">16. Asignación — Detalle y trazabilidad</w:t>
       </w:r>
     </w:p>
     <w:p>
@@ -3629,7 +5026,7 @@
           <w:sz w:val="20"/>
           <w:szCs w:val="20"/>
         </w:rPr>
-        <w:t xml:space="preserve">Rol: Administrador  ·  Casos de uso: UC-29, UC-30</w:t>
+        <w:t xml:space="preserve">Rol: Operador, Administrador  ·  Ruta: /operador/asignaciones/:id</w:t>
       </w:r>
     </w:p>
     <w:tbl>
@@ -3671,7 +5068,7 @@
             <w:r>
               <w:drawing>
                 <wp:inline distT="0" distB="0" distL="0" distR="0">
-                  <wp:extent cx="6276975" cy="2305050"/>
+                  <wp:extent cx="6276975" cy="4600575"/>
                   <wp:effectExtent t="0" r="0" b="0" l="0"/>
                   <wp:docPr id="1" name="" descr="" title=""/>
                   <wp:cNvGraphicFramePr>
@@ -3696,7 +5093,7 @@
                         <pic:spPr bwMode="auto">
                           <a:xfrm>
                             <a:off x="0" y="0"/>
-                            <a:ext cx="6276975" cy="2305050"/>
+                            <a:ext cx="6276975" cy="4600575"/>
                           </a:xfrm>
                           <a:prstGeom prst="rect">
                             <a:avLst/>
@@ -3725,7 +5122,1807 @@
           <w:sz w:val="18"/>
           <w:szCs w:val="18"/>
         </w:rPr>
-        <w:t xml:space="preserve">Figura 16 — Catálogo — Gestión de stock y ventas</w:t>
+        <w:t xml:space="preserve">Figura 16 — Asignación — Detalle y trazabilidad</w:t>
+      </w:r>
+    </w:p>
+    <w:p>
+      <w:pPr>
+        <w:pStyle w:val="Heading1"/>
+        <w:spacing w:after="200" w:before="400"/>
+      </w:pPr>
+      <w:r>
+        <w:t xml:space="preserve">17. Turnos — Agenda del staff</w:t>
+      </w:r>
+    </w:p>
+    <w:p>
+      <w:pPr>
+        <w:spacing w:after="120"/>
+      </w:pPr>
+      <w:r>
+        <w:rPr>
+          <w:i/>
+          <w:iCs/>
+          <w:color w:val="555555"/>
+          <w:sz w:val="20"/>
+          <w:szCs w:val="20"/>
+        </w:rPr>
+        <w:t xml:space="preserve">Rol: Operador, Administrador  ·  Ruta: /operador/turnos</w:t>
+      </w:r>
+    </w:p>
+    <w:tbl>
+      <w:tblPr>
+        <w:tblW w:type="dxa" w:w="10080"/>
+        <w:tblBorders>
+          <w:top w:val="single" w:color="auto" w:sz="4"/>
+          <w:left w:val="single" w:color="auto" w:sz="4"/>
+          <w:bottom w:val="single" w:color="auto" w:sz="4"/>
+          <w:right w:val="single" w:color="auto" w:sz="4"/>
+          <w:insideH w:val="single" w:color="auto" w:sz="4"/>
+          <w:insideV w:val="single" w:color="auto" w:sz="4"/>
+        </w:tblBorders>
+      </w:tblPr>
+      <w:tblGrid>
+        <w:gridCol w:w="10080"/>
+      </w:tblGrid>
+      <w:tr>
+        <w:tc>
+          <w:tcPr>
+            <w:tcW w:type="dxa" w:w="10080"/>
+            <w:tcBorders>
+              <w:top w:val="single" w:color="999999" w:sz="4"/>
+              <w:left w:val="single" w:color="999999" w:sz="4"/>
+              <w:bottom w:val="single" w:color="999999" w:sz="4"/>
+              <w:right w:val="single" w:color="999999" w:sz="4"/>
+            </w:tcBorders>
+            <w:tcMar>
+              <w:top w:type="dxa" w:w="100"/>
+              <w:left w:type="dxa" w:w="100"/>
+              <w:bottom w:type="dxa" w:w="100"/>
+              <w:right w:type="dxa" w:w="100"/>
+            </w:tcMar>
+          </w:tcPr>
+          <w:p>
+            <w:pPr>
+              <w:jc w:val="center"/>
+            </w:pPr>
+            <w:r>
+              <w:drawing>
+                <wp:inline distT="0" distB="0" distL="0" distR="0">
+                  <wp:extent cx="6276975" cy="3924300"/>
+                  <wp:effectExtent t="0" r="0" b="0" l="0"/>
+                  <wp:docPr id="1" name="" descr="" title=""/>
+                  <wp:cNvGraphicFramePr>
+                    <a:graphicFrameLocks xmlns:a="http://schemas.openxmlformats.org/drawingml/2006/main" noChangeAspect="1"/>
+                  </wp:cNvGraphicFramePr>
+                  <a:graphic xmlns:a="http://schemas.openxmlformats.org/drawingml/2006/main">
+                    <a:graphicData uri="http://schemas.openxmlformats.org/drawingml/2006/picture">
+                      <pic:pic xmlns:pic="http://schemas.openxmlformats.org/drawingml/2006/picture">
+                        <pic:nvPicPr>
+                          <pic:cNvPr id="0" name="" descr=""/>
+                          <pic:cNvPicPr>
+                            <a:picLocks noChangeAspect="1" noChangeArrowheads="1"/>
+                          </pic:cNvPicPr>
+                        </pic:nvPicPr>
+                        <pic:blipFill>
+                          <a:blip r:embed="rId25" cstate="none"/>
+                          <a:srcRect/>
+                          <a:stretch>
+                            <a:fillRect/>
+                          </a:stretch>
+                        </pic:blipFill>
+                        <pic:spPr bwMode="auto">
+                          <a:xfrm>
+                            <a:off x="0" y="0"/>
+                            <a:ext cx="6276975" cy="3924300"/>
+                          </a:xfrm>
+                          <a:prstGeom prst="rect">
+                            <a:avLst/>
+                          </a:prstGeom>
+                        </pic:spPr>
+                      </pic:pic>
+                    </a:graphicData>
+                  </a:graphic>
+                </wp:inline>
+              </w:drawing>
+            </w:r>
+          </w:p>
+        </w:tc>
+      </w:tr>
+    </w:tbl>
+    <w:p>
+      <w:pPr>
+        <w:spacing w:after="260" w:before="100"/>
+        <w:jc w:val="center"/>
+      </w:pPr>
+      <w:r>
+        <w:rPr>
+          <w:i/>
+          <w:iCs/>
+          <w:color w:val="555555"/>
+          <w:sz w:val="18"/>
+          <w:szCs w:val="18"/>
+        </w:rPr>
+        <w:t xml:space="preserve">Figura 17 — Turnos — Agenda del staff</w:t>
+      </w:r>
+    </w:p>
+    <w:p>
+      <w:pPr>
+        <w:pStyle w:val="Heading1"/>
+        <w:spacing w:after="200" w:before="400"/>
+      </w:pPr>
+      <w:r>
+        <w:t xml:space="preserve">18. Agendar un turno (staff)</w:t>
+      </w:r>
+    </w:p>
+    <w:p>
+      <w:pPr>
+        <w:spacing w:after="120"/>
+      </w:pPr>
+      <w:r>
+        <w:rPr>
+          <w:i/>
+          <w:iCs/>
+          <w:color w:val="555555"/>
+          <w:sz w:val="20"/>
+          <w:szCs w:val="20"/>
+        </w:rPr>
+        <w:t xml:space="preserve">Rol: Operador, Administrador  ·  Ruta: /operador/solicitantes/:id/appointments/new</w:t>
+      </w:r>
+    </w:p>
+    <w:tbl>
+      <w:tblPr>
+        <w:tblW w:type="dxa" w:w="10080"/>
+        <w:tblBorders>
+          <w:top w:val="single" w:color="auto" w:sz="4"/>
+          <w:left w:val="single" w:color="auto" w:sz="4"/>
+          <w:bottom w:val="single" w:color="auto" w:sz="4"/>
+          <w:right w:val="single" w:color="auto" w:sz="4"/>
+          <w:insideH w:val="single" w:color="auto" w:sz="4"/>
+          <w:insideV w:val="single" w:color="auto" w:sz="4"/>
+        </w:tblBorders>
+      </w:tblPr>
+      <w:tblGrid>
+        <w:gridCol w:w="10080"/>
+      </w:tblGrid>
+      <w:tr>
+        <w:tc>
+          <w:tcPr>
+            <w:tcW w:type="dxa" w:w="10080"/>
+            <w:tcBorders>
+              <w:top w:val="single" w:color="999999" w:sz="4"/>
+              <w:left w:val="single" w:color="999999" w:sz="4"/>
+              <w:bottom w:val="single" w:color="999999" w:sz="4"/>
+              <w:right w:val="single" w:color="999999" w:sz="4"/>
+            </w:tcBorders>
+            <w:tcMar>
+              <w:top w:type="dxa" w:w="100"/>
+              <w:left w:type="dxa" w:w="100"/>
+              <w:bottom w:type="dxa" w:w="100"/>
+              <w:right w:type="dxa" w:w="100"/>
+            </w:tcMar>
+          </w:tcPr>
+          <w:p>
+            <w:pPr>
+              <w:jc w:val="center"/>
+            </w:pPr>
+            <w:r>
+              <w:drawing>
+                <wp:inline distT="0" distB="0" distL="0" distR="0">
+                  <wp:extent cx="6276975" cy="4305300"/>
+                  <wp:effectExtent t="0" r="0" b="0" l="0"/>
+                  <wp:docPr id="1" name="" descr="" title=""/>
+                  <wp:cNvGraphicFramePr>
+                    <a:graphicFrameLocks xmlns:a="http://schemas.openxmlformats.org/drawingml/2006/main" noChangeAspect="1"/>
+                  </wp:cNvGraphicFramePr>
+                  <a:graphic xmlns:a="http://schemas.openxmlformats.org/drawingml/2006/main">
+                    <a:graphicData uri="http://schemas.openxmlformats.org/drawingml/2006/picture">
+                      <pic:pic xmlns:pic="http://schemas.openxmlformats.org/drawingml/2006/picture">
+                        <pic:nvPicPr>
+                          <pic:cNvPr id="0" name="" descr=""/>
+                          <pic:cNvPicPr>
+                            <a:picLocks noChangeAspect="1" noChangeArrowheads="1"/>
+                          </pic:cNvPicPr>
+                        </pic:nvPicPr>
+                        <pic:blipFill>
+                          <a:blip r:embed="rId26" cstate="none"/>
+                          <a:srcRect/>
+                          <a:stretch>
+                            <a:fillRect/>
+                          </a:stretch>
+                        </pic:blipFill>
+                        <pic:spPr bwMode="auto">
+                          <a:xfrm>
+                            <a:off x="0" y="0"/>
+                            <a:ext cx="6276975" cy="4305300"/>
+                          </a:xfrm>
+                          <a:prstGeom prst="rect">
+                            <a:avLst/>
+                          </a:prstGeom>
+                        </pic:spPr>
+                      </pic:pic>
+                    </a:graphicData>
+                  </a:graphic>
+                </wp:inline>
+              </w:drawing>
+            </w:r>
+          </w:p>
+        </w:tc>
+      </w:tr>
+    </w:tbl>
+    <w:p>
+      <w:pPr>
+        <w:spacing w:after="260" w:before="100"/>
+        <w:jc w:val="center"/>
+      </w:pPr>
+      <w:r>
+        <w:rPr>
+          <w:i/>
+          <w:iCs/>
+          <w:color w:val="555555"/>
+          <w:sz w:val="18"/>
+          <w:szCs w:val="18"/>
+        </w:rPr>
+        <w:t xml:space="preserve">Figura 18 — Agendar un turno (staff)</w:t>
+      </w:r>
+    </w:p>
+    <w:p>
+      <w:pPr>
+        <w:pStyle w:val="Heading1"/>
+        <w:spacing w:after="200" w:before="400"/>
+      </w:pPr>
+      <w:r>
+        <w:t xml:space="preserve">19. Envíos — Listado</w:t>
+      </w:r>
+    </w:p>
+    <w:p>
+      <w:pPr>
+        <w:spacing w:after="120"/>
+      </w:pPr>
+      <w:r>
+        <w:rPr>
+          <w:i/>
+          <w:iCs/>
+          <w:color w:val="555555"/>
+          <w:sz w:val="20"/>
+          <w:szCs w:val="20"/>
+        </w:rPr>
+        <w:t xml:space="preserve">Rol: Operador, Administrador  ·  Ruta: /operador/envios</w:t>
+      </w:r>
+    </w:p>
+    <w:tbl>
+      <w:tblPr>
+        <w:tblW w:type="dxa" w:w="10080"/>
+        <w:tblBorders>
+          <w:top w:val="single" w:color="auto" w:sz="4"/>
+          <w:left w:val="single" w:color="auto" w:sz="4"/>
+          <w:bottom w:val="single" w:color="auto" w:sz="4"/>
+          <w:right w:val="single" w:color="auto" w:sz="4"/>
+          <w:insideH w:val="single" w:color="auto" w:sz="4"/>
+          <w:insideV w:val="single" w:color="auto" w:sz="4"/>
+        </w:tblBorders>
+      </w:tblPr>
+      <w:tblGrid>
+        <w:gridCol w:w="10080"/>
+      </w:tblGrid>
+      <w:tr>
+        <w:tc>
+          <w:tcPr>
+            <w:tcW w:type="dxa" w:w="10080"/>
+            <w:tcBorders>
+              <w:top w:val="single" w:color="999999" w:sz="4"/>
+              <w:left w:val="single" w:color="999999" w:sz="4"/>
+              <w:bottom w:val="single" w:color="999999" w:sz="4"/>
+              <w:right w:val="single" w:color="999999" w:sz="4"/>
+            </w:tcBorders>
+            <w:tcMar>
+              <w:top w:type="dxa" w:w="100"/>
+              <w:left w:type="dxa" w:w="100"/>
+              <w:bottom w:type="dxa" w:w="100"/>
+              <w:right w:type="dxa" w:w="100"/>
+            </w:tcMar>
+          </w:tcPr>
+          <w:p>
+            <w:pPr>
+              <w:jc w:val="center"/>
+            </w:pPr>
+            <w:r>
+              <w:drawing>
+                <wp:inline distT="0" distB="0" distL="0" distR="0">
+                  <wp:extent cx="6276975" cy="3924300"/>
+                  <wp:effectExtent t="0" r="0" b="0" l="0"/>
+                  <wp:docPr id="1" name="" descr="" title=""/>
+                  <wp:cNvGraphicFramePr>
+                    <a:graphicFrameLocks xmlns:a="http://schemas.openxmlformats.org/drawingml/2006/main" noChangeAspect="1"/>
+                  </wp:cNvGraphicFramePr>
+                  <a:graphic xmlns:a="http://schemas.openxmlformats.org/drawingml/2006/main">
+                    <a:graphicData uri="http://schemas.openxmlformats.org/drawingml/2006/picture">
+                      <pic:pic xmlns:pic="http://schemas.openxmlformats.org/drawingml/2006/picture">
+                        <pic:nvPicPr>
+                          <pic:cNvPr id="0" name="" descr=""/>
+                          <pic:cNvPicPr>
+                            <a:picLocks noChangeAspect="1" noChangeArrowheads="1"/>
+                          </pic:cNvPicPr>
+                        </pic:nvPicPr>
+                        <pic:blipFill>
+                          <a:blip r:embed="rId27" cstate="none"/>
+                          <a:srcRect/>
+                          <a:stretch>
+                            <a:fillRect/>
+                          </a:stretch>
+                        </pic:blipFill>
+                        <pic:spPr bwMode="auto">
+                          <a:xfrm>
+                            <a:off x="0" y="0"/>
+                            <a:ext cx="6276975" cy="3924300"/>
+                          </a:xfrm>
+                          <a:prstGeom prst="rect">
+                            <a:avLst/>
+                          </a:prstGeom>
+                        </pic:spPr>
+                      </pic:pic>
+                    </a:graphicData>
+                  </a:graphic>
+                </wp:inline>
+              </w:drawing>
+            </w:r>
+          </w:p>
+        </w:tc>
+      </w:tr>
+    </w:tbl>
+    <w:p>
+      <w:pPr>
+        <w:spacing w:after="260" w:before="100"/>
+        <w:jc w:val="center"/>
+      </w:pPr>
+      <w:r>
+        <w:rPr>
+          <w:i/>
+          <w:iCs/>
+          <w:color w:val="555555"/>
+          <w:sz w:val="18"/>
+          <w:szCs w:val="18"/>
+        </w:rPr>
+        <w:t xml:space="preserve">Figura 19 — Envíos — Listado</w:t>
+      </w:r>
+    </w:p>
+    <w:p>
+      <w:pPr>
+        <w:pStyle w:val="Heading1"/>
+        <w:spacing w:after="200" w:before="400"/>
+      </w:pPr>
+      <w:r>
+        <w:t xml:space="preserve">20. Armar un paquete de envío</w:t>
+      </w:r>
+    </w:p>
+    <w:p>
+      <w:pPr>
+        <w:spacing w:after="120"/>
+      </w:pPr>
+      <w:r>
+        <w:rPr>
+          <w:i/>
+          <w:iCs/>
+          <w:color w:val="555555"/>
+          <w:sz w:val="20"/>
+          <w:szCs w:val="20"/>
+        </w:rPr>
+        <w:t xml:space="preserve">Rol: Operador, Administrador  ·  Ruta: /operador/envios/new</w:t>
+      </w:r>
+    </w:p>
+    <w:tbl>
+      <w:tblPr>
+        <w:tblW w:type="dxa" w:w="10080"/>
+        <w:tblBorders>
+          <w:top w:val="single" w:color="auto" w:sz="4"/>
+          <w:left w:val="single" w:color="auto" w:sz="4"/>
+          <w:bottom w:val="single" w:color="auto" w:sz="4"/>
+          <w:right w:val="single" w:color="auto" w:sz="4"/>
+          <w:insideH w:val="single" w:color="auto" w:sz="4"/>
+          <w:insideV w:val="single" w:color="auto" w:sz="4"/>
+        </w:tblBorders>
+      </w:tblPr>
+      <w:tblGrid>
+        <w:gridCol w:w="10080"/>
+      </w:tblGrid>
+      <w:tr>
+        <w:tc>
+          <w:tcPr>
+            <w:tcW w:type="dxa" w:w="10080"/>
+            <w:tcBorders>
+              <w:top w:val="single" w:color="999999" w:sz="4"/>
+              <w:left w:val="single" w:color="999999" w:sz="4"/>
+              <w:bottom w:val="single" w:color="999999" w:sz="4"/>
+              <w:right w:val="single" w:color="999999" w:sz="4"/>
+            </w:tcBorders>
+            <w:tcMar>
+              <w:top w:type="dxa" w:w="100"/>
+              <w:left w:type="dxa" w:w="100"/>
+              <w:bottom w:type="dxa" w:w="100"/>
+              <w:right w:type="dxa" w:w="100"/>
+            </w:tcMar>
+          </w:tcPr>
+          <w:p>
+            <w:pPr>
+              <w:jc w:val="center"/>
+            </w:pPr>
+            <w:r>
+              <w:drawing>
+                <wp:inline distT="0" distB="0" distL="0" distR="0">
+                  <wp:extent cx="6276975" cy="4695825"/>
+                  <wp:effectExtent t="0" r="0" b="0" l="0"/>
+                  <wp:docPr id="1" name="" descr="" title=""/>
+                  <wp:cNvGraphicFramePr>
+                    <a:graphicFrameLocks xmlns:a="http://schemas.openxmlformats.org/drawingml/2006/main" noChangeAspect="1"/>
+                  </wp:cNvGraphicFramePr>
+                  <a:graphic xmlns:a="http://schemas.openxmlformats.org/drawingml/2006/main">
+                    <a:graphicData uri="http://schemas.openxmlformats.org/drawingml/2006/picture">
+                      <pic:pic xmlns:pic="http://schemas.openxmlformats.org/drawingml/2006/picture">
+                        <pic:nvPicPr>
+                          <pic:cNvPr id="0" name="" descr=""/>
+                          <pic:cNvPicPr>
+                            <a:picLocks noChangeAspect="1" noChangeArrowheads="1"/>
+                          </pic:cNvPicPr>
+                        </pic:nvPicPr>
+                        <pic:blipFill>
+                          <a:blip r:embed="rId28" cstate="none"/>
+                          <a:srcRect/>
+                          <a:stretch>
+                            <a:fillRect/>
+                          </a:stretch>
+                        </pic:blipFill>
+                        <pic:spPr bwMode="auto">
+                          <a:xfrm>
+                            <a:off x="0" y="0"/>
+                            <a:ext cx="6276975" cy="4695825"/>
+                          </a:xfrm>
+                          <a:prstGeom prst="rect">
+                            <a:avLst/>
+                          </a:prstGeom>
+                        </pic:spPr>
+                      </pic:pic>
+                    </a:graphicData>
+                  </a:graphic>
+                </wp:inline>
+              </w:drawing>
+            </w:r>
+          </w:p>
+        </w:tc>
+      </w:tr>
+    </w:tbl>
+    <w:p>
+      <w:pPr>
+        <w:spacing w:after="260" w:before="100"/>
+        <w:jc w:val="center"/>
+      </w:pPr>
+      <w:r>
+        <w:rPr>
+          <w:i/>
+          <w:iCs/>
+          <w:color w:val="555555"/>
+          <w:sz w:val="18"/>
+          <w:szCs w:val="18"/>
+        </w:rPr>
+        <w:t xml:space="preserve">Figura 20 — Armar un paquete de envío</w:t>
+      </w:r>
+    </w:p>
+    <w:p>
+      <w:pPr>
+        <w:pStyle w:val="Heading1"/>
+        <w:spacing w:after="200" w:before="400"/>
+      </w:pPr>
+      <w:r>
+        <w:t xml:space="preserve">21. Envío — Detalle</w:t>
+      </w:r>
+    </w:p>
+    <w:p>
+      <w:pPr>
+        <w:spacing w:after="120"/>
+      </w:pPr>
+      <w:r>
+        <w:rPr>
+          <w:i/>
+          <w:iCs/>
+          <w:color w:val="555555"/>
+          <w:sz w:val="20"/>
+          <w:szCs w:val="20"/>
+        </w:rPr>
+        <w:t xml:space="preserve">Rol: Operador, Administrador  ·  Ruta: /operador/envios/:id</w:t>
+      </w:r>
+    </w:p>
+    <w:tbl>
+      <w:tblPr>
+        <w:tblW w:type="dxa" w:w="10080"/>
+        <w:tblBorders>
+          <w:top w:val="single" w:color="auto" w:sz="4"/>
+          <w:left w:val="single" w:color="auto" w:sz="4"/>
+          <w:bottom w:val="single" w:color="auto" w:sz="4"/>
+          <w:right w:val="single" w:color="auto" w:sz="4"/>
+          <w:insideH w:val="single" w:color="auto" w:sz="4"/>
+          <w:insideV w:val="single" w:color="auto" w:sz="4"/>
+        </w:tblBorders>
+      </w:tblPr>
+      <w:tblGrid>
+        <w:gridCol w:w="10080"/>
+      </w:tblGrid>
+      <w:tr>
+        <w:tc>
+          <w:tcPr>
+            <w:tcW w:type="dxa" w:w="10080"/>
+            <w:tcBorders>
+              <w:top w:val="single" w:color="999999" w:sz="4"/>
+              <w:left w:val="single" w:color="999999" w:sz="4"/>
+              <w:bottom w:val="single" w:color="999999" w:sz="4"/>
+              <w:right w:val="single" w:color="999999" w:sz="4"/>
+            </w:tcBorders>
+            <w:tcMar>
+              <w:top w:type="dxa" w:w="100"/>
+              <w:left w:type="dxa" w:w="100"/>
+              <w:bottom w:type="dxa" w:w="100"/>
+              <w:right w:type="dxa" w:w="100"/>
+            </w:tcMar>
+          </w:tcPr>
+          <w:p>
+            <w:pPr>
+              <w:jc w:val="center"/>
+            </w:pPr>
+            <w:r>
+              <w:drawing>
+                <wp:inline distT="0" distB="0" distL="0" distR="0">
+                  <wp:extent cx="6276975" cy="4133850"/>
+                  <wp:effectExtent t="0" r="0" b="0" l="0"/>
+                  <wp:docPr id="1" name="" descr="" title=""/>
+                  <wp:cNvGraphicFramePr>
+                    <a:graphicFrameLocks xmlns:a="http://schemas.openxmlformats.org/drawingml/2006/main" noChangeAspect="1"/>
+                  </wp:cNvGraphicFramePr>
+                  <a:graphic xmlns:a="http://schemas.openxmlformats.org/drawingml/2006/main">
+                    <a:graphicData uri="http://schemas.openxmlformats.org/drawingml/2006/picture">
+                      <pic:pic xmlns:pic="http://schemas.openxmlformats.org/drawingml/2006/picture">
+                        <pic:nvPicPr>
+                          <pic:cNvPr id="0" name="" descr=""/>
+                          <pic:cNvPicPr>
+                            <a:picLocks noChangeAspect="1" noChangeArrowheads="1"/>
+                          </pic:cNvPicPr>
+                        </pic:nvPicPr>
+                        <pic:blipFill>
+                          <a:blip r:embed="rId29" cstate="none"/>
+                          <a:srcRect/>
+                          <a:stretch>
+                            <a:fillRect/>
+                          </a:stretch>
+                        </pic:blipFill>
+                        <pic:spPr bwMode="auto">
+                          <a:xfrm>
+                            <a:off x="0" y="0"/>
+                            <a:ext cx="6276975" cy="4133850"/>
+                          </a:xfrm>
+                          <a:prstGeom prst="rect">
+                            <a:avLst/>
+                          </a:prstGeom>
+                        </pic:spPr>
+                      </pic:pic>
+                    </a:graphicData>
+                  </a:graphic>
+                </wp:inline>
+              </w:drawing>
+            </w:r>
+          </w:p>
+        </w:tc>
+      </w:tr>
+    </w:tbl>
+    <w:p>
+      <w:pPr>
+        <w:spacing w:after="260" w:before="100"/>
+        <w:jc w:val="center"/>
+      </w:pPr>
+      <w:r>
+        <w:rPr>
+          <w:i/>
+          <w:iCs/>
+          <w:color w:val="555555"/>
+          <w:sz w:val="18"/>
+          <w:szCs w:val="18"/>
+        </w:rPr>
+        <w:t xml:space="preserve">Figura 21 — Envío — Detalle</w:t>
+      </w:r>
+    </w:p>
+    <w:p>
+      <w:pPr>
+        <w:pStyle w:val="Heading1"/>
+        <w:spacing w:after="200" w:before="400"/>
+      </w:pPr>
+      <w:r>
+        <w:t xml:space="preserve">22. Panel de indicadores de impacto</w:t>
+      </w:r>
+    </w:p>
+    <w:p>
+      <w:pPr>
+        <w:spacing w:after="120"/>
+      </w:pPr>
+      <w:r>
+        <w:rPr>
+          <w:i/>
+          <w:iCs/>
+          <w:color w:val="555555"/>
+          <w:sz w:val="20"/>
+          <w:szCs w:val="20"/>
+        </w:rPr>
+        <w:t xml:space="preserve">Rol: Operador, Administrador  ·  Ruta: /operador/indicadores</w:t>
+      </w:r>
+    </w:p>
+    <w:tbl>
+      <w:tblPr>
+        <w:tblW w:type="dxa" w:w="10080"/>
+        <w:tblBorders>
+          <w:top w:val="single" w:color="auto" w:sz="4"/>
+          <w:left w:val="single" w:color="auto" w:sz="4"/>
+          <w:bottom w:val="single" w:color="auto" w:sz="4"/>
+          <w:right w:val="single" w:color="auto" w:sz="4"/>
+          <w:insideH w:val="single" w:color="auto" w:sz="4"/>
+          <w:insideV w:val="single" w:color="auto" w:sz="4"/>
+        </w:tblBorders>
+      </w:tblPr>
+      <w:tblGrid>
+        <w:gridCol w:w="10080"/>
+      </w:tblGrid>
+      <w:tr>
+        <w:tc>
+          <w:tcPr>
+            <w:tcW w:type="dxa" w:w="10080"/>
+            <w:tcBorders>
+              <w:top w:val="single" w:color="999999" w:sz="4"/>
+              <w:left w:val="single" w:color="999999" w:sz="4"/>
+              <w:bottom w:val="single" w:color="999999" w:sz="4"/>
+              <w:right w:val="single" w:color="999999" w:sz="4"/>
+            </w:tcBorders>
+            <w:tcMar>
+              <w:top w:type="dxa" w:w="100"/>
+              <w:left w:type="dxa" w:w="100"/>
+              <w:bottom w:type="dxa" w:w="100"/>
+              <w:right w:type="dxa" w:w="100"/>
+            </w:tcMar>
+          </w:tcPr>
+          <w:p>
+            <w:pPr>
+              <w:jc w:val="center"/>
+            </w:pPr>
+            <w:r>
+              <w:drawing>
+                <wp:inline distT="0" distB="0" distL="0" distR="0">
+                  <wp:extent cx="6276975" cy="4038600"/>
+                  <wp:effectExtent t="0" r="0" b="0" l="0"/>
+                  <wp:docPr id="1" name="" descr="" title=""/>
+                  <wp:cNvGraphicFramePr>
+                    <a:graphicFrameLocks xmlns:a="http://schemas.openxmlformats.org/drawingml/2006/main" noChangeAspect="1"/>
+                  </wp:cNvGraphicFramePr>
+                  <a:graphic xmlns:a="http://schemas.openxmlformats.org/drawingml/2006/main">
+                    <a:graphicData uri="http://schemas.openxmlformats.org/drawingml/2006/picture">
+                      <pic:pic xmlns:pic="http://schemas.openxmlformats.org/drawingml/2006/picture">
+                        <pic:nvPicPr>
+                          <pic:cNvPr id="0" name="" descr=""/>
+                          <pic:cNvPicPr>
+                            <a:picLocks noChangeAspect="1" noChangeArrowheads="1"/>
+                          </pic:cNvPicPr>
+                        </pic:nvPicPr>
+                        <pic:blipFill>
+                          <a:blip r:embed="rId30" cstate="none"/>
+                          <a:srcRect/>
+                          <a:stretch>
+                            <a:fillRect/>
+                          </a:stretch>
+                        </pic:blipFill>
+                        <pic:spPr bwMode="auto">
+                          <a:xfrm>
+                            <a:off x="0" y="0"/>
+                            <a:ext cx="6276975" cy="4038600"/>
+                          </a:xfrm>
+                          <a:prstGeom prst="rect">
+                            <a:avLst/>
+                          </a:prstGeom>
+                        </pic:spPr>
+                      </pic:pic>
+                    </a:graphicData>
+                  </a:graphic>
+                </wp:inline>
+              </w:drawing>
+            </w:r>
+          </w:p>
+        </w:tc>
+      </w:tr>
+    </w:tbl>
+    <w:p>
+      <w:pPr>
+        <w:spacing w:after="260" w:before="100"/>
+        <w:jc w:val="center"/>
+      </w:pPr>
+      <w:r>
+        <w:rPr>
+          <w:i/>
+          <w:iCs/>
+          <w:color w:val="555555"/>
+          <w:sz w:val="18"/>
+          <w:szCs w:val="18"/>
+        </w:rPr>
+        <w:t xml:space="preserve">Figura 22 — Panel de indicadores de impacto</w:t>
+      </w:r>
+    </w:p>
+    <w:p>
+      <w:pPr>
+        <w:pStyle w:val="Heading1"/>
+        <w:spacing w:after="200" w:before="400"/>
+      </w:pPr>
+      <w:r>
+        <w:t xml:space="preserve">23. Catálogo de venta (staff)</w:t>
+      </w:r>
+    </w:p>
+    <w:p>
+      <w:pPr>
+        <w:spacing w:after="120"/>
+      </w:pPr>
+      <w:r>
+        <w:rPr>
+          <w:i/>
+          <w:iCs/>
+          <w:color w:val="555555"/>
+          <w:sz w:val="20"/>
+          <w:szCs w:val="20"/>
+        </w:rPr>
+        <w:t xml:space="preserve">Rol: Operador  ·  Ruta: /operador/catalogo</w:t>
+      </w:r>
+    </w:p>
+    <w:tbl>
+      <w:tblPr>
+        <w:tblW w:type="dxa" w:w="10080"/>
+        <w:tblBorders>
+          <w:top w:val="single" w:color="auto" w:sz="4"/>
+          <w:left w:val="single" w:color="auto" w:sz="4"/>
+          <w:bottom w:val="single" w:color="auto" w:sz="4"/>
+          <w:right w:val="single" w:color="auto" w:sz="4"/>
+          <w:insideH w:val="single" w:color="auto" w:sz="4"/>
+          <w:insideV w:val="single" w:color="auto" w:sz="4"/>
+        </w:tblBorders>
+      </w:tblPr>
+      <w:tblGrid>
+        <w:gridCol w:w="10080"/>
+      </w:tblGrid>
+      <w:tr>
+        <w:tc>
+          <w:tcPr>
+            <w:tcW w:type="dxa" w:w="10080"/>
+            <w:tcBorders>
+              <w:top w:val="single" w:color="999999" w:sz="4"/>
+              <w:left w:val="single" w:color="999999" w:sz="4"/>
+              <w:bottom w:val="single" w:color="999999" w:sz="4"/>
+              <w:right w:val="single" w:color="999999" w:sz="4"/>
+            </w:tcBorders>
+            <w:tcMar>
+              <w:top w:type="dxa" w:w="100"/>
+              <w:left w:type="dxa" w:w="100"/>
+              <w:bottom w:type="dxa" w:w="100"/>
+              <w:right w:type="dxa" w:w="100"/>
+            </w:tcMar>
+          </w:tcPr>
+          <w:p>
+            <w:pPr>
+              <w:jc w:val="center"/>
+            </w:pPr>
+            <w:r>
+              <w:drawing>
+                <wp:inline distT="0" distB="0" distL="0" distR="0">
+                  <wp:extent cx="6276975" cy="3924300"/>
+                  <wp:effectExtent t="0" r="0" b="0" l="0"/>
+                  <wp:docPr id="1" name="" descr="" title=""/>
+                  <wp:cNvGraphicFramePr>
+                    <a:graphicFrameLocks xmlns:a="http://schemas.openxmlformats.org/drawingml/2006/main" noChangeAspect="1"/>
+                  </wp:cNvGraphicFramePr>
+                  <a:graphic xmlns:a="http://schemas.openxmlformats.org/drawingml/2006/main">
+                    <a:graphicData uri="http://schemas.openxmlformats.org/drawingml/2006/picture">
+                      <pic:pic xmlns:pic="http://schemas.openxmlformats.org/drawingml/2006/picture">
+                        <pic:nvPicPr>
+                          <pic:cNvPr id="0" name="" descr=""/>
+                          <pic:cNvPicPr>
+                            <a:picLocks noChangeAspect="1" noChangeArrowheads="1"/>
+                          </pic:cNvPicPr>
+                        </pic:nvPicPr>
+                        <pic:blipFill>
+                          <a:blip r:embed="rId31" cstate="none"/>
+                          <a:srcRect/>
+                          <a:stretch>
+                            <a:fillRect/>
+                          </a:stretch>
+                        </pic:blipFill>
+                        <pic:spPr bwMode="auto">
+                          <a:xfrm>
+                            <a:off x="0" y="0"/>
+                            <a:ext cx="6276975" cy="3924300"/>
+                          </a:xfrm>
+                          <a:prstGeom prst="rect">
+                            <a:avLst/>
+                          </a:prstGeom>
+                        </pic:spPr>
+                      </pic:pic>
+                    </a:graphicData>
+                  </a:graphic>
+                </wp:inline>
+              </w:drawing>
+            </w:r>
+          </w:p>
+        </w:tc>
+      </w:tr>
+    </w:tbl>
+    <w:p>
+      <w:pPr>
+        <w:spacing w:after="260" w:before="100"/>
+        <w:jc w:val="center"/>
+      </w:pPr>
+      <w:r>
+        <w:rPr>
+          <w:i/>
+          <w:iCs/>
+          <w:color w:val="555555"/>
+          <w:sz w:val="18"/>
+          <w:szCs w:val="18"/>
+        </w:rPr>
+        <w:t xml:space="preserve">Figura 23 — Catálogo de venta (staff)</w:t>
+      </w:r>
+    </w:p>
+    <w:p>
+      <w:pPr>
+        <w:pStyle w:val="Heading1"/>
+        <w:spacing w:after="200" w:before="400"/>
+      </w:pPr>
+      <w:r>
+        <w:t xml:space="preserve">24. Probador virtual</w:t>
+      </w:r>
+    </w:p>
+    <w:p>
+      <w:pPr>
+        <w:spacing w:after="120"/>
+      </w:pPr>
+      <w:r>
+        <w:rPr>
+          <w:i/>
+          <w:iCs/>
+          <w:color w:val="555555"/>
+          <w:sz w:val="20"/>
+          <w:szCs w:val="20"/>
+        </w:rPr>
+        <w:t xml:space="preserve">Rol: Operador, Beneficiario  ·  Ruta: /operador/probador, /solicitante/probador</w:t>
+      </w:r>
+    </w:p>
+    <w:tbl>
+      <w:tblPr>
+        <w:tblW w:type="dxa" w:w="10080"/>
+        <w:tblBorders>
+          <w:top w:val="single" w:color="auto" w:sz="4"/>
+          <w:left w:val="single" w:color="auto" w:sz="4"/>
+          <w:bottom w:val="single" w:color="auto" w:sz="4"/>
+          <w:right w:val="single" w:color="auto" w:sz="4"/>
+          <w:insideH w:val="single" w:color="auto" w:sz="4"/>
+          <w:insideV w:val="single" w:color="auto" w:sz="4"/>
+        </w:tblBorders>
+      </w:tblPr>
+      <w:tblGrid>
+        <w:gridCol w:w="10080"/>
+      </w:tblGrid>
+      <w:tr>
+        <w:tc>
+          <w:tcPr>
+            <w:tcW w:type="dxa" w:w="10080"/>
+            <w:tcBorders>
+              <w:top w:val="single" w:color="999999" w:sz="4"/>
+              <w:left w:val="single" w:color="999999" w:sz="4"/>
+              <w:bottom w:val="single" w:color="999999" w:sz="4"/>
+              <w:right w:val="single" w:color="999999" w:sz="4"/>
+            </w:tcBorders>
+            <w:tcMar>
+              <w:top w:type="dxa" w:w="100"/>
+              <w:left w:type="dxa" w:w="100"/>
+              <w:bottom w:type="dxa" w:w="100"/>
+              <w:right w:type="dxa" w:w="100"/>
+            </w:tcMar>
+          </w:tcPr>
+          <w:p>
+            <w:pPr>
+              <w:jc w:val="center"/>
+            </w:pPr>
+            <w:r>
+              <w:drawing>
+                <wp:inline distT="0" distB="0" distL="0" distR="0">
+                  <wp:extent cx="6276975" cy="3924300"/>
+                  <wp:effectExtent t="0" r="0" b="0" l="0"/>
+                  <wp:docPr id="1" name="" descr="" title=""/>
+                  <wp:cNvGraphicFramePr>
+                    <a:graphicFrameLocks xmlns:a="http://schemas.openxmlformats.org/drawingml/2006/main" noChangeAspect="1"/>
+                  </wp:cNvGraphicFramePr>
+                  <a:graphic xmlns:a="http://schemas.openxmlformats.org/drawingml/2006/main">
+                    <a:graphicData uri="http://schemas.openxmlformats.org/drawingml/2006/picture">
+                      <pic:pic xmlns:pic="http://schemas.openxmlformats.org/drawingml/2006/picture">
+                        <pic:nvPicPr>
+                          <pic:cNvPr id="0" name="" descr=""/>
+                          <pic:cNvPicPr>
+                            <a:picLocks noChangeAspect="1" noChangeArrowheads="1"/>
+                          </pic:cNvPicPr>
+                        </pic:nvPicPr>
+                        <pic:blipFill>
+                          <a:blip r:embed="rId32" cstate="none"/>
+                          <a:srcRect/>
+                          <a:stretch>
+                            <a:fillRect/>
+                          </a:stretch>
+                        </pic:blipFill>
+                        <pic:spPr bwMode="auto">
+                          <a:xfrm>
+                            <a:off x="0" y="0"/>
+                            <a:ext cx="6276975" cy="3924300"/>
+                          </a:xfrm>
+                          <a:prstGeom prst="rect">
+                            <a:avLst/>
+                          </a:prstGeom>
+                        </pic:spPr>
+                      </pic:pic>
+                    </a:graphicData>
+                  </a:graphic>
+                </wp:inline>
+              </w:drawing>
+            </w:r>
+          </w:p>
+        </w:tc>
+      </w:tr>
+    </w:tbl>
+    <w:p>
+      <w:pPr>
+        <w:spacing w:after="260" w:before="100"/>
+        <w:jc w:val="center"/>
+      </w:pPr>
+      <w:r>
+        <w:rPr>
+          <w:i/>
+          <w:iCs/>
+          <w:color w:val="555555"/>
+          <w:sz w:val="18"/>
+          <w:szCs w:val="18"/>
+        </w:rPr>
+        <w:t xml:space="preserve">Figura 24 — Probador virtual</w:t>
+      </w:r>
+    </w:p>
+    <w:p>
+      <w:pPr>
+        <w:pStyle w:val="Heading1"/>
+        <w:spacing w:after="200" w:before="400"/>
+      </w:pPr>
+      <w:r>
+        <w:t xml:space="preserve">25. Catálogo — Gestión (admin)</w:t>
+      </w:r>
+    </w:p>
+    <w:p>
+      <w:pPr>
+        <w:spacing w:after="120"/>
+      </w:pPr>
+      <w:r>
+        <w:rPr>
+          <w:i/>
+          <w:iCs/>
+          <w:color w:val="555555"/>
+          <w:sz w:val="20"/>
+          <w:szCs w:val="20"/>
+        </w:rPr>
+        <w:t xml:space="preserve">Rol: Administrador  ·  Ruta: /admin/catalogo</w:t>
+      </w:r>
+    </w:p>
+    <w:tbl>
+      <w:tblPr>
+        <w:tblW w:type="dxa" w:w="10080"/>
+        <w:tblBorders>
+          <w:top w:val="single" w:color="auto" w:sz="4"/>
+          <w:left w:val="single" w:color="auto" w:sz="4"/>
+          <w:bottom w:val="single" w:color="auto" w:sz="4"/>
+          <w:right w:val="single" w:color="auto" w:sz="4"/>
+          <w:insideH w:val="single" w:color="auto" w:sz="4"/>
+          <w:insideV w:val="single" w:color="auto" w:sz="4"/>
+        </w:tblBorders>
+      </w:tblPr>
+      <w:tblGrid>
+        <w:gridCol w:w="10080"/>
+      </w:tblGrid>
+      <w:tr>
+        <w:tc>
+          <w:tcPr>
+            <w:tcW w:type="dxa" w:w="10080"/>
+            <w:tcBorders>
+              <w:top w:val="single" w:color="999999" w:sz="4"/>
+              <w:left w:val="single" w:color="999999" w:sz="4"/>
+              <w:bottom w:val="single" w:color="999999" w:sz="4"/>
+              <w:right w:val="single" w:color="999999" w:sz="4"/>
+            </w:tcBorders>
+            <w:tcMar>
+              <w:top w:type="dxa" w:w="100"/>
+              <w:left w:type="dxa" w:w="100"/>
+              <w:bottom w:type="dxa" w:w="100"/>
+              <w:right w:type="dxa" w:w="100"/>
+            </w:tcMar>
+          </w:tcPr>
+          <w:p>
+            <w:pPr>
+              <w:jc w:val="center"/>
+            </w:pPr>
+            <w:r>
+              <w:drawing>
+                <wp:inline distT="0" distB="0" distL="0" distR="0">
+                  <wp:extent cx="6276975" cy="3924300"/>
+                  <wp:effectExtent t="0" r="0" b="0" l="0"/>
+                  <wp:docPr id="1" name="" descr="" title=""/>
+                  <wp:cNvGraphicFramePr>
+                    <a:graphicFrameLocks xmlns:a="http://schemas.openxmlformats.org/drawingml/2006/main" noChangeAspect="1"/>
+                  </wp:cNvGraphicFramePr>
+                  <a:graphic xmlns:a="http://schemas.openxmlformats.org/drawingml/2006/main">
+                    <a:graphicData uri="http://schemas.openxmlformats.org/drawingml/2006/picture">
+                      <pic:pic xmlns:pic="http://schemas.openxmlformats.org/drawingml/2006/picture">
+                        <pic:nvPicPr>
+                          <pic:cNvPr id="0" name="" descr=""/>
+                          <pic:cNvPicPr>
+                            <a:picLocks noChangeAspect="1" noChangeArrowheads="1"/>
+                          </pic:cNvPicPr>
+                        </pic:nvPicPr>
+                        <pic:blipFill>
+                          <a:blip r:embed="rId33" cstate="none"/>
+                          <a:srcRect/>
+                          <a:stretch>
+                            <a:fillRect/>
+                          </a:stretch>
+                        </pic:blipFill>
+                        <pic:spPr bwMode="auto">
+                          <a:xfrm>
+                            <a:off x="0" y="0"/>
+                            <a:ext cx="6276975" cy="3924300"/>
+                          </a:xfrm>
+                          <a:prstGeom prst="rect">
+                            <a:avLst/>
+                          </a:prstGeom>
+                        </pic:spPr>
+                      </pic:pic>
+                    </a:graphicData>
+                  </a:graphic>
+                </wp:inline>
+              </w:drawing>
+            </w:r>
+          </w:p>
+        </w:tc>
+      </w:tr>
+    </w:tbl>
+    <w:p>
+      <w:pPr>
+        <w:spacing w:after="260" w:before="100"/>
+        <w:jc w:val="center"/>
+      </w:pPr>
+      <w:r>
+        <w:rPr>
+          <w:i/>
+          <w:iCs/>
+          <w:color w:val="555555"/>
+          <w:sz w:val="18"/>
+          <w:szCs w:val="18"/>
+        </w:rPr>
+        <w:t xml:space="preserve">Figura 25 — Catálogo — Gestión (admin)</w:t>
+      </w:r>
+    </w:p>
+    <w:p>
+      <w:pPr>
+        <w:pStyle w:val="Heading1"/>
+        <w:spacing w:after="200" w:before="400"/>
+      </w:pPr>
+      <w:r>
+        <w:t xml:space="preserve">26. Catálogo — Nuevo producto</w:t>
+      </w:r>
+    </w:p>
+    <w:p>
+      <w:pPr>
+        <w:spacing w:after="120"/>
+      </w:pPr>
+      <w:r>
+        <w:rPr>
+          <w:i/>
+          <w:iCs/>
+          <w:color w:val="555555"/>
+          <w:sz w:val="20"/>
+          <w:szCs w:val="20"/>
+        </w:rPr>
+        <w:t xml:space="preserve">Rol: Administrador  ·  Ruta: /admin/catalogo/new</w:t>
+      </w:r>
+    </w:p>
+    <w:tbl>
+      <w:tblPr>
+        <w:tblW w:type="dxa" w:w="10080"/>
+        <w:tblBorders>
+          <w:top w:val="single" w:color="auto" w:sz="4"/>
+          <w:left w:val="single" w:color="auto" w:sz="4"/>
+          <w:bottom w:val="single" w:color="auto" w:sz="4"/>
+          <w:right w:val="single" w:color="auto" w:sz="4"/>
+          <w:insideH w:val="single" w:color="auto" w:sz="4"/>
+          <w:insideV w:val="single" w:color="auto" w:sz="4"/>
+        </w:tblBorders>
+      </w:tblPr>
+      <w:tblGrid>
+        <w:gridCol w:w="10080"/>
+      </w:tblGrid>
+      <w:tr>
+        <w:tc>
+          <w:tcPr>
+            <w:tcW w:type="dxa" w:w="10080"/>
+            <w:tcBorders>
+              <w:top w:val="single" w:color="999999" w:sz="4"/>
+              <w:left w:val="single" w:color="999999" w:sz="4"/>
+              <w:bottom w:val="single" w:color="999999" w:sz="4"/>
+              <w:right w:val="single" w:color="999999" w:sz="4"/>
+            </w:tcBorders>
+            <w:tcMar>
+              <w:top w:type="dxa" w:w="100"/>
+              <w:left w:type="dxa" w:w="100"/>
+              <w:bottom w:type="dxa" w:w="100"/>
+              <w:right w:type="dxa" w:w="100"/>
+            </w:tcMar>
+          </w:tcPr>
+          <w:p>
+            <w:pPr>
+              <w:jc w:val="center"/>
+            </w:pPr>
+            <w:r>
+              <w:drawing>
+                <wp:inline distT="0" distB="0" distL="0" distR="0">
+                  <wp:extent cx="6276975" cy="3924300"/>
+                  <wp:effectExtent t="0" r="0" b="0" l="0"/>
+                  <wp:docPr id="1" name="" descr="" title=""/>
+                  <wp:cNvGraphicFramePr>
+                    <a:graphicFrameLocks xmlns:a="http://schemas.openxmlformats.org/drawingml/2006/main" noChangeAspect="1"/>
+                  </wp:cNvGraphicFramePr>
+                  <a:graphic xmlns:a="http://schemas.openxmlformats.org/drawingml/2006/main">
+                    <a:graphicData uri="http://schemas.openxmlformats.org/drawingml/2006/picture">
+                      <pic:pic xmlns:pic="http://schemas.openxmlformats.org/drawingml/2006/picture">
+                        <pic:nvPicPr>
+                          <pic:cNvPr id="0" name="" descr=""/>
+                          <pic:cNvPicPr>
+                            <a:picLocks noChangeAspect="1" noChangeArrowheads="1"/>
+                          </pic:cNvPicPr>
+                        </pic:nvPicPr>
+                        <pic:blipFill>
+                          <a:blip r:embed="rId34" cstate="none"/>
+                          <a:srcRect/>
+                          <a:stretch>
+                            <a:fillRect/>
+                          </a:stretch>
+                        </pic:blipFill>
+                        <pic:spPr bwMode="auto">
+                          <a:xfrm>
+                            <a:off x="0" y="0"/>
+                            <a:ext cx="6276975" cy="3924300"/>
+                          </a:xfrm>
+                          <a:prstGeom prst="rect">
+                            <a:avLst/>
+                          </a:prstGeom>
+                        </pic:spPr>
+                      </pic:pic>
+                    </a:graphicData>
+                  </a:graphic>
+                </wp:inline>
+              </w:drawing>
+            </w:r>
+          </w:p>
+        </w:tc>
+      </w:tr>
+    </w:tbl>
+    <w:p>
+      <w:pPr>
+        <w:spacing w:after="260" w:before="100"/>
+        <w:jc w:val="center"/>
+      </w:pPr>
+      <w:r>
+        <w:rPr>
+          <w:i/>
+          <w:iCs/>
+          <w:color w:val="555555"/>
+          <w:sz w:val="18"/>
+          <w:szCs w:val="18"/>
+        </w:rPr>
+        <w:t xml:space="preserve">Figura 26 — Catálogo — Nuevo producto</w:t>
+      </w:r>
+    </w:p>
+    <w:p>
+      <w:pPr>
+        <w:pStyle w:val="Heading1"/>
+        <w:spacing w:after="200" w:before="400"/>
+      </w:pPr>
+      <w:r>
+        <w:t xml:space="preserve">27. Catálogo — Editar producto</w:t>
+      </w:r>
+    </w:p>
+    <w:p>
+      <w:pPr>
+        <w:spacing w:after="120"/>
+      </w:pPr>
+      <w:r>
+        <w:rPr>
+          <w:i/>
+          <w:iCs/>
+          <w:color w:val="555555"/>
+          <w:sz w:val="20"/>
+          <w:szCs w:val="20"/>
+        </w:rPr>
+        <w:t xml:space="preserve">Rol: Administrador  ·  Ruta: /admin/catalogo/:id/edit</w:t>
+      </w:r>
+    </w:p>
+    <w:tbl>
+      <w:tblPr>
+        <w:tblW w:type="dxa" w:w="10080"/>
+        <w:tblBorders>
+          <w:top w:val="single" w:color="auto" w:sz="4"/>
+          <w:left w:val="single" w:color="auto" w:sz="4"/>
+          <w:bottom w:val="single" w:color="auto" w:sz="4"/>
+          <w:right w:val="single" w:color="auto" w:sz="4"/>
+          <w:insideH w:val="single" w:color="auto" w:sz="4"/>
+          <w:insideV w:val="single" w:color="auto" w:sz="4"/>
+        </w:tblBorders>
+      </w:tblPr>
+      <w:tblGrid>
+        <w:gridCol w:w="10080"/>
+      </w:tblGrid>
+      <w:tr>
+        <w:tc>
+          <w:tcPr>
+            <w:tcW w:type="dxa" w:w="10080"/>
+            <w:tcBorders>
+              <w:top w:val="single" w:color="999999" w:sz="4"/>
+              <w:left w:val="single" w:color="999999" w:sz="4"/>
+              <w:bottom w:val="single" w:color="999999" w:sz="4"/>
+              <w:right w:val="single" w:color="999999" w:sz="4"/>
+            </w:tcBorders>
+            <w:tcMar>
+              <w:top w:type="dxa" w:w="100"/>
+              <w:left w:type="dxa" w:w="100"/>
+              <w:bottom w:type="dxa" w:w="100"/>
+              <w:right w:type="dxa" w:w="100"/>
+            </w:tcMar>
+          </w:tcPr>
+          <w:p>
+            <w:pPr>
+              <w:jc w:val="center"/>
+            </w:pPr>
+            <w:r>
+              <w:drawing>
+                <wp:inline distT="0" distB="0" distL="0" distR="0">
+                  <wp:extent cx="6276975" cy="5600700"/>
+                  <wp:effectExtent t="0" r="0" b="0" l="0"/>
+                  <wp:docPr id="1" name="" descr="" title=""/>
+                  <wp:cNvGraphicFramePr>
+                    <a:graphicFrameLocks xmlns:a="http://schemas.openxmlformats.org/drawingml/2006/main" noChangeAspect="1"/>
+                  </wp:cNvGraphicFramePr>
+                  <a:graphic xmlns:a="http://schemas.openxmlformats.org/drawingml/2006/main">
+                    <a:graphicData uri="http://schemas.openxmlformats.org/drawingml/2006/picture">
+                      <pic:pic xmlns:pic="http://schemas.openxmlformats.org/drawingml/2006/picture">
+                        <pic:nvPicPr>
+                          <pic:cNvPr id="0" name="" descr=""/>
+                          <pic:cNvPicPr>
+                            <a:picLocks noChangeAspect="1" noChangeArrowheads="1"/>
+                          </pic:cNvPicPr>
+                        </pic:nvPicPr>
+                        <pic:blipFill>
+                          <a:blip r:embed="rId35" cstate="none"/>
+                          <a:srcRect/>
+                          <a:stretch>
+                            <a:fillRect/>
+                          </a:stretch>
+                        </pic:blipFill>
+                        <pic:spPr bwMode="auto">
+                          <a:xfrm>
+                            <a:off x="0" y="0"/>
+                            <a:ext cx="6276975" cy="5600700"/>
+                          </a:xfrm>
+                          <a:prstGeom prst="rect">
+                            <a:avLst/>
+                          </a:prstGeom>
+                        </pic:spPr>
+                      </pic:pic>
+                    </a:graphicData>
+                  </a:graphic>
+                </wp:inline>
+              </w:drawing>
+            </w:r>
+          </w:p>
+        </w:tc>
+      </w:tr>
+    </w:tbl>
+    <w:p>
+      <w:pPr>
+        <w:spacing w:after="260" w:before="100"/>
+        <w:jc w:val="center"/>
+      </w:pPr>
+      <w:r>
+        <w:rPr>
+          <w:i/>
+          <w:iCs/>
+          <w:color w:val="555555"/>
+          <w:sz w:val="18"/>
+          <w:szCs w:val="18"/>
+        </w:rPr>
+        <w:t xml:space="preserve">Figura 27 — Catálogo — Editar producto</w:t>
+      </w:r>
+    </w:p>
+    <w:p>
+      <w:pPr>
+        <w:pStyle w:val="Heading1"/>
+        <w:spacing w:after="200" w:before="400"/>
+      </w:pPr>
+      <w:r>
+        <w:t xml:space="preserve">28. Autogestión — Inicio del beneficiario</w:t>
+      </w:r>
+    </w:p>
+    <w:p>
+      <w:pPr>
+        <w:spacing w:after="120"/>
+      </w:pPr>
+      <w:r>
+        <w:rPr>
+          <w:i/>
+          <w:iCs/>
+          <w:color w:val="555555"/>
+          <w:sz w:val="20"/>
+          <w:szCs w:val="20"/>
+        </w:rPr>
+        <w:t xml:space="preserve">Rol: Beneficiario  ·  Ruta: /solicitante</w:t>
+      </w:r>
+    </w:p>
+    <w:tbl>
+      <w:tblPr>
+        <w:tblW w:type="dxa" w:w="10080"/>
+        <w:tblBorders>
+          <w:top w:val="single" w:color="auto" w:sz="4"/>
+          <w:left w:val="single" w:color="auto" w:sz="4"/>
+          <w:bottom w:val="single" w:color="auto" w:sz="4"/>
+          <w:right w:val="single" w:color="auto" w:sz="4"/>
+          <w:insideH w:val="single" w:color="auto" w:sz="4"/>
+          <w:insideV w:val="single" w:color="auto" w:sz="4"/>
+        </w:tblBorders>
+      </w:tblPr>
+      <w:tblGrid>
+        <w:gridCol w:w="10080"/>
+      </w:tblGrid>
+      <w:tr>
+        <w:tc>
+          <w:tcPr>
+            <w:tcW w:type="dxa" w:w="10080"/>
+            <w:tcBorders>
+              <w:top w:val="single" w:color="999999" w:sz="4"/>
+              <w:left w:val="single" w:color="999999" w:sz="4"/>
+              <w:bottom w:val="single" w:color="999999" w:sz="4"/>
+              <w:right w:val="single" w:color="999999" w:sz="4"/>
+            </w:tcBorders>
+            <w:tcMar>
+              <w:top w:type="dxa" w:w="100"/>
+              <w:left w:type="dxa" w:w="100"/>
+              <w:bottom w:type="dxa" w:w="100"/>
+              <w:right w:type="dxa" w:w="100"/>
+            </w:tcMar>
+          </w:tcPr>
+          <w:p>
+            <w:pPr>
+              <w:jc w:val="center"/>
+            </w:pPr>
+            <w:r>
+              <w:drawing>
+                <wp:inline distT="0" distB="0" distL="0" distR="0">
+                  <wp:extent cx="6276975" cy="4572000"/>
+                  <wp:effectExtent t="0" r="0" b="0" l="0"/>
+                  <wp:docPr id="1" name="" descr="" title=""/>
+                  <wp:cNvGraphicFramePr>
+                    <a:graphicFrameLocks xmlns:a="http://schemas.openxmlformats.org/drawingml/2006/main" noChangeAspect="1"/>
+                  </wp:cNvGraphicFramePr>
+                  <a:graphic xmlns:a="http://schemas.openxmlformats.org/drawingml/2006/main">
+                    <a:graphicData uri="http://schemas.openxmlformats.org/drawingml/2006/picture">
+                      <pic:pic xmlns:pic="http://schemas.openxmlformats.org/drawingml/2006/picture">
+                        <pic:nvPicPr>
+                          <pic:cNvPr id="0" name="" descr=""/>
+                          <pic:cNvPicPr>
+                            <a:picLocks noChangeAspect="1" noChangeArrowheads="1"/>
+                          </pic:cNvPicPr>
+                        </pic:nvPicPr>
+                        <pic:blipFill>
+                          <a:blip r:embed="rId36" cstate="none"/>
+                          <a:srcRect/>
+                          <a:stretch>
+                            <a:fillRect/>
+                          </a:stretch>
+                        </pic:blipFill>
+                        <pic:spPr bwMode="auto">
+                          <a:xfrm>
+                            <a:off x="0" y="0"/>
+                            <a:ext cx="6276975" cy="4572000"/>
+                          </a:xfrm>
+                          <a:prstGeom prst="rect">
+                            <a:avLst/>
+                          </a:prstGeom>
+                        </pic:spPr>
+                      </pic:pic>
+                    </a:graphicData>
+                  </a:graphic>
+                </wp:inline>
+              </w:drawing>
+            </w:r>
+          </w:p>
+        </w:tc>
+      </w:tr>
+    </w:tbl>
+    <w:p>
+      <w:pPr>
+        <w:spacing w:after="260" w:before="100"/>
+        <w:jc w:val="center"/>
+      </w:pPr>
+      <w:r>
+        <w:rPr>
+          <w:i/>
+          <w:iCs/>
+          <w:color w:val="555555"/>
+          <w:sz w:val="18"/>
+          <w:szCs w:val="18"/>
+        </w:rPr>
+        <w:t xml:space="preserve">Figura 28 — Autogestión — Inicio del beneficiario</w:t>
+      </w:r>
+    </w:p>
+    <w:p>
+      <w:pPr>
+        <w:pStyle w:val="Heading1"/>
+        <w:spacing w:after="200" w:before="400"/>
+      </w:pPr>
+      <w:r>
+        <w:t xml:space="preserve">29. Autogestión — Mis turnos</w:t>
+      </w:r>
+    </w:p>
+    <w:p>
+      <w:pPr>
+        <w:spacing w:after="120"/>
+      </w:pPr>
+      <w:r>
+        <w:rPr>
+          <w:i/>
+          <w:iCs/>
+          <w:color w:val="555555"/>
+          <w:sz w:val="20"/>
+          <w:szCs w:val="20"/>
+        </w:rPr>
+        <w:t xml:space="preserve">Rol: Beneficiario  ·  Ruta: /solicitante/mis-turnos</w:t>
+      </w:r>
+    </w:p>
+    <w:tbl>
+      <w:tblPr>
+        <w:tblW w:type="dxa" w:w="10080"/>
+        <w:tblBorders>
+          <w:top w:val="single" w:color="auto" w:sz="4"/>
+          <w:left w:val="single" w:color="auto" w:sz="4"/>
+          <w:bottom w:val="single" w:color="auto" w:sz="4"/>
+          <w:right w:val="single" w:color="auto" w:sz="4"/>
+          <w:insideH w:val="single" w:color="auto" w:sz="4"/>
+          <w:insideV w:val="single" w:color="auto" w:sz="4"/>
+        </w:tblBorders>
+      </w:tblPr>
+      <w:tblGrid>
+        <w:gridCol w:w="10080"/>
+      </w:tblGrid>
+      <w:tr>
+        <w:tc>
+          <w:tcPr>
+            <w:tcW w:type="dxa" w:w="10080"/>
+            <w:tcBorders>
+              <w:top w:val="single" w:color="999999" w:sz="4"/>
+              <w:left w:val="single" w:color="999999" w:sz="4"/>
+              <w:bottom w:val="single" w:color="999999" w:sz="4"/>
+              <w:right w:val="single" w:color="999999" w:sz="4"/>
+            </w:tcBorders>
+            <w:tcMar>
+              <w:top w:type="dxa" w:w="100"/>
+              <w:left w:type="dxa" w:w="100"/>
+              <w:bottom w:type="dxa" w:w="100"/>
+              <w:right w:type="dxa" w:w="100"/>
+            </w:tcMar>
+          </w:tcPr>
+          <w:p>
+            <w:pPr>
+              <w:jc w:val="center"/>
+            </w:pPr>
+            <w:r>
+              <w:drawing>
+                <wp:inline distT="0" distB="0" distL="0" distR="0">
+                  <wp:extent cx="6276975" cy="3924300"/>
+                  <wp:effectExtent t="0" r="0" b="0" l="0"/>
+                  <wp:docPr id="1" name="" descr="" title=""/>
+                  <wp:cNvGraphicFramePr>
+                    <a:graphicFrameLocks xmlns:a="http://schemas.openxmlformats.org/drawingml/2006/main" noChangeAspect="1"/>
+                  </wp:cNvGraphicFramePr>
+                  <a:graphic xmlns:a="http://schemas.openxmlformats.org/drawingml/2006/main">
+                    <a:graphicData uri="http://schemas.openxmlformats.org/drawingml/2006/picture">
+                      <pic:pic xmlns:pic="http://schemas.openxmlformats.org/drawingml/2006/picture">
+                        <pic:nvPicPr>
+                          <pic:cNvPr id="0" name="" descr=""/>
+                          <pic:cNvPicPr>
+                            <a:picLocks noChangeAspect="1" noChangeArrowheads="1"/>
+                          </pic:cNvPicPr>
+                        </pic:nvPicPr>
+                        <pic:blipFill>
+                          <a:blip r:embed="rId37" cstate="none"/>
+                          <a:srcRect/>
+                          <a:stretch>
+                            <a:fillRect/>
+                          </a:stretch>
+                        </pic:blipFill>
+                        <pic:spPr bwMode="auto">
+                          <a:xfrm>
+                            <a:off x="0" y="0"/>
+                            <a:ext cx="6276975" cy="3924300"/>
+                          </a:xfrm>
+                          <a:prstGeom prst="rect">
+                            <a:avLst/>
+                          </a:prstGeom>
+                        </pic:spPr>
+                      </pic:pic>
+                    </a:graphicData>
+                  </a:graphic>
+                </wp:inline>
+              </w:drawing>
+            </w:r>
+          </w:p>
+        </w:tc>
+      </w:tr>
+    </w:tbl>
+    <w:p>
+      <w:pPr>
+        <w:spacing w:after="260" w:before="100"/>
+        <w:jc w:val="center"/>
+      </w:pPr>
+      <w:r>
+        <w:rPr>
+          <w:i/>
+          <w:iCs/>
+          <w:color w:val="555555"/>
+          <w:sz w:val="18"/>
+          <w:szCs w:val="18"/>
+        </w:rPr>
+        <w:t xml:space="preserve">Figura 29 — Autogestión — Mis turnos</w:t>
+      </w:r>
+    </w:p>
+    <w:p>
+      <w:pPr>
+        <w:pStyle w:val="Heading1"/>
+        <w:spacing w:after="200" w:before="400"/>
+      </w:pPr>
+      <w:r>
+        <w:t xml:space="preserve">30. Autogestión — Estado de mi marco</w:t>
+      </w:r>
+    </w:p>
+    <w:p>
+      <w:pPr>
+        <w:spacing w:after="120"/>
+      </w:pPr>
+      <w:r>
+        <w:rPr>
+          <w:i/>
+          <w:iCs/>
+          <w:color w:val="555555"/>
+          <w:sz w:val="20"/>
+          <w:szCs w:val="20"/>
+        </w:rPr>
+        <w:t xml:space="preserve">Rol: Beneficiario  ·  Ruta: /solicitante/mi-marco</w:t>
+      </w:r>
+    </w:p>
+    <w:tbl>
+      <w:tblPr>
+        <w:tblW w:type="dxa" w:w="10080"/>
+        <w:tblBorders>
+          <w:top w:val="single" w:color="auto" w:sz="4"/>
+          <w:left w:val="single" w:color="auto" w:sz="4"/>
+          <w:bottom w:val="single" w:color="auto" w:sz="4"/>
+          <w:right w:val="single" w:color="auto" w:sz="4"/>
+          <w:insideH w:val="single" w:color="auto" w:sz="4"/>
+          <w:insideV w:val="single" w:color="auto" w:sz="4"/>
+        </w:tblBorders>
+      </w:tblPr>
+      <w:tblGrid>
+        <w:gridCol w:w="10080"/>
+      </w:tblGrid>
+      <w:tr>
+        <w:tc>
+          <w:tcPr>
+            <w:tcW w:type="dxa" w:w="10080"/>
+            <w:tcBorders>
+              <w:top w:val="single" w:color="999999" w:sz="4"/>
+              <w:left w:val="single" w:color="999999" w:sz="4"/>
+              <w:bottom w:val="single" w:color="999999" w:sz="4"/>
+              <w:right w:val="single" w:color="999999" w:sz="4"/>
+            </w:tcBorders>
+            <w:tcMar>
+              <w:top w:type="dxa" w:w="100"/>
+              <w:left w:type="dxa" w:w="100"/>
+              <w:bottom w:type="dxa" w:w="100"/>
+              <w:right w:type="dxa" w:w="100"/>
+            </w:tcMar>
+          </w:tcPr>
+          <w:p>
+            <w:pPr>
+              <w:jc w:val="center"/>
+            </w:pPr>
+            <w:r>
+              <w:drawing>
+                <wp:inline distT="0" distB="0" distL="0" distR="0">
+                  <wp:extent cx="6276975" cy="3924300"/>
+                  <wp:effectExtent t="0" r="0" b="0" l="0"/>
+                  <wp:docPr id="1" name="" descr="" title=""/>
+                  <wp:cNvGraphicFramePr>
+                    <a:graphicFrameLocks xmlns:a="http://schemas.openxmlformats.org/drawingml/2006/main" noChangeAspect="1"/>
+                  </wp:cNvGraphicFramePr>
+                  <a:graphic xmlns:a="http://schemas.openxmlformats.org/drawingml/2006/main">
+                    <a:graphicData uri="http://schemas.openxmlformats.org/drawingml/2006/picture">
+                      <pic:pic xmlns:pic="http://schemas.openxmlformats.org/drawingml/2006/picture">
+                        <pic:nvPicPr>
+                          <pic:cNvPr id="0" name="" descr=""/>
+                          <pic:cNvPicPr>
+                            <a:picLocks noChangeAspect="1" noChangeArrowheads="1"/>
+                          </pic:cNvPicPr>
+                        </pic:nvPicPr>
+                        <pic:blipFill>
+                          <a:blip r:embed="rId38" cstate="none"/>
+                          <a:srcRect/>
+                          <a:stretch>
+                            <a:fillRect/>
+                          </a:stretch>
+                        </pic:blipFill>
+                        <pic:spPr bwMode="auto">
+                          <a:xfrm>
+                            <a:off x="0" y="0"/>
+                            <a:ext cx="6276975" cy="3924300"/>
+                          </a:xfrm>
+                          <a:prstGeom prst="rect">
+                            <a:avLst/>
+                          </a:prstGeom>
+                        </pic:spPr>
+                      </pic:pic>
+                    </a:graphicData>
+                  </a:graphic>
+                </wp:inline>
+              </w:drawing>
+            </w:r>
+          </w:p>
+        </w:tc>
+      </w:tr>
+    </w:tbl>
+    <w:p>
+      <w:pPr>
+        <w:spacing w:after="260" w:before="100"/>
+        <w:jc w:val="center"/>
+      </w:pPr>
+      <w:r>
+        <w:rPr>
+          <w:i/>
+          <w:iCs/>
+          <w:color w:val="555555"/>
+          <w:sz w:val="18"/>
+          <w:szCs w:val="18"/>
+        </w:rPr>
+        <w:t xml:space="preserve">Figura 30 — Autogestión — Estado de mi marco</w:t>
+      </w:r>
+    </w:p>
+    <w:p>
+      <w:pPr>
+        <w:pStyle w:val="Heading1"/>
+        <w:spacing w:after="200" w:before="400"/>
+      </w:pPr>
+      <w:r>
+        <w:t xml:space="preserve">31. Autogestión — Catálogo de sol</w:t>
+      </w:r>
+    </w:p>
+    <w:p>
+      <w:pPr>
+        <w:spacing w:after="120"/>
+      </w:pPr>
+      <w:r>
+        <w:rPr>
+          <w:i/>
+          <w:iCs/>
+          <w:color w:val="555555"/>
+          <w:sz w:val="20"/>
+          <w:szCs w:val="20"/>
+        </w:rPr>
+        <w:t xml:space="preserve">Rol: Beneficiario  ·  Ruta: /solicitante/catalogo</w:t>
+      </w:r>
+    </w:p>
+    <w:tbl>
+      <w:tblPr>
+        <w:tblW w:type="dxa" w:w="10080"/>
+        <w:tblBorders>
+          <w:top w:val="single" w:color="auto" w:sz="4"/>
+          <w:left w:val="single" w:color="auto" w:sz="4"/>
+          <w:bottom w:val="single" w:color="auto" w:sz="4"/>
+          <w:right w:val="single" w:color="auto" w:sz="4"/>
+          <w:insideH w:val="single" w:color="auto" w:sz="4"/>
+          <w:insideV w:val="single" w:color="auto" w:sz="4"/>
+        </w:tblBorders>
+      </w:tblPr>
+      <w:tblGrid>
+        <w:gridCol w:w="10080"/>
+      </w:tblGrid>
+      <w:tr>
+        <w:tc>
+          <w:tcPr>
+            <w:tcW w:type="dxa" w:w="10080"/>
+            <w:tcBorders>
+              <w:top w:val="single" w:color="999999" w:sz="4"/>
+              <w:left w:val="single" w:color="999999" w:sz="4"/>
+              <w:bottom w:val="single" w:color="999999" w:sz="4"/>
+              <w:right w:val="single" w:color="999999" w:sz="4"/>
+            </w:tcBorders>
+            <w:tcMar>
+              <w:top w:type="dxa" w:w="100"/>
+              <w:left w:type="dxa" w:w="100"/>
+              <w:bottom w:type="dxa" w:w="100"/>
+              <w:right w:type="dxa" w:w="100"/>
+            </w:tcMar>
+          </w:tcPr>
+          <w:p>
+            <w:pPr>
+              <w:jc w:val="center"/>
+            </w:pPr>
+            <w:r>
+              <w:drawing>
+                <wp:inline distT="0" distB="0" distL="0" distR="0">
+                  <wp:extent cx="6276975" cy="3924300"/>
+                  <wp:effectExtent t="0" r="0" b="0" l="0"/>
+                  <wp:docPr id="1" name="" descr="" title=""/>
+                  <wp:cNvGraphicFramePr>
+                    <a:graphicFrameLocks xmlns:a="http://schemas.openxmlformats.org/drawingml/2006/main" noChangeAspect="1"/>
+                  </wp:cNvGraphicFramePr>
+                  <a:graphic xmlns:a="http://schemas.openxmlformats.org/drawingml/2006/main">
+                    <a:graphicData uri="http://schemas.openxmlformats.org/drawingml/2006/picture">
+                      <pic:pic xmlns:pic="http://schemas.openxmlformats.org/drawingml/2006/picture">
+                        <pic:nvPicPr>
+                          <pic:cNvPr id="0" name="" descr=""/>
+                          <pic:cNvPicPr>
+                            <a:picLocks noChangeAspect="1" noChangeArrowheads="1"/>
+                          </pic:cNvPicPr>
+                        </pic:nvPicPr>
+                        <pic:blipFill>
+                          <a:blip r:embed="rId39" cstate="none"/>
+                          <a:srcRect/>
+                          <a:stretch>
+                            <a:fillRect/>
+                          </a:stretch>
+                        </pic:blipFill>
+                        <pic:spPr bwMode="auto">
+                          <a:xfrm>
+                            <a:off x="0" y="0"/>
+                            <a:ext cx="6276975" cy="3924300"/>
+                          </a:xfrm>
+                          <a:prstGeom prst="rect">
+                            <a:avLst/>
+                          </a:prstGeom>
+                        </pic:spPr>
+                      </pic:pic>
+                    </a:graphicData>
+                  </a:graphic>
+                </wp:inline>
+              </w:drawing>
+            </w:r>
+          </w:p>
+        </w:tc>
+      </w:tr>
+    </w:tbl>
+    <w:p>
+      <w:pPr>
+        <w:spacing w:after="260" w:before="100"/>
+        <w:jc w:val="center"/>
+      </w:pPr>
+      <w:r>
+        <w:rPr>
+          <w:i/>
+          <w:iCs/>
+          <w:color w:val="555555"/>
+          <w:sz w:val="18"/>
+          <w:szCs w:val="18"/>
+        </w:rPr>
+        <w:t xml:space="preserve">Figura 31 — Autogestión — Catálogo de sol</w:t>
       </w:r>
     </w:p>
     <w:sectPr>
